--- a/AWS-NOTES/Networking Fundamentals and CIDR Basics (1).docx
+++ b/AWS-NOTES/Networking Fundamentals and CIDR Basics (1).docx
@@ -4,103 +4,89 @@
   <w:body>
     <w:p>
       <w:pPr>
-        <w:pStyle w:val="Title"/>
-        <w:tabs>
-          <w:tab w:val="left" w:pos="1776"/>
-        </w:tabs>
-        <w:ind w:firstLine="0"/>
+        <w:pStyle w:val="BodyText"/>
         <w:jc w:val="center"/>
         <w:rPr>
-          <w:rFonts w:ascii="Wingdings" w:hAnsi="Wingdings"/>
-          <w:i/>
-          <w:iCs/>
-          <w:sz w:val="32"/>
-          <w:szCs w:val="32"/>
-        </w:rPr>
-      </w:pPr>
-      <w:r>
-        <w:rPr>
-          <w:i/>
-          <w:iCs/>
-          <w:sz w:val="32"/>
-          <w:szCs w:val="32"/>
+          <w:rFonts w:ascii="Algerian" w:hAnsi="Algerian"/>
+          <w:spacing w:val="-2"/>
+          <w:sz w:val="28"/>
+          <w:szCs w:val="28"/>
+        </w:rPr>
+      </w:pPr>
+      <w:r>
+        <w:rPr>
+          <w:rFonts w:ascii="Algerian" w:hAnsi="Algerian"/>
+          <w:sz w:val="28"/>
+          <w:szCs w:val="28"/>
         </w:rPr>
         <w:t>Networking</w:t>
       </w:r>
       <w:r>
         <w:rPr>
-          <w:i/>
-          <w:iCs/>
+          <w:rFonts w:ascii="Algerian" w:hAnsi="Algerian"/>
           <w:spacing w:val="-8"/>
-          <w:sz w:val="32"/>
-          <w:szCs w:val="32"/>
-        </w:rPr>
-        <w:t xml:space="preserve"> </w:t>
-      </w:r>
-      <w:r>
-        <w:rPr>
-          <w:i/>
-          <w:iCs/>
-          <w:sz w:val="32"/>
-          <w:szCs w:val="32"/>
+          <w:sz w:val="28"/>
+          <w:szCs w:val="28"/>
+        </w:rPr>
+        <w:t xml:space="preserve"> </w:t>
+      </w:r>
+      <w:r>
+        <w:rPr>
+          <w:rFonts w:ascii="Algerian" w:hAnsi="Algerian"/>
+          <w:sz w:val="28"/>
+          <w:szCs w:val="28"/>
         </w:rPr>
         <w:t>Fundamentals</w:t>
       </w:r>
       <w:r>
         <w:rPr>
-          <w:i/>
-          <w:iCs/>
+          <w:rFonts w:ascii="Algerian" w:hAnsi="Algerian"/>
           <w:spacing w:val="-7"/>
-          <w:sz w:val="32"/>
-          <w:szCs w:val="32"/>
-        </w:rPr>
-        <w:t xml:space="preserve"> </w:t>
-      </w:r>
-      <w:r>
-        <w:rPr>
-          <w:i/>
-          <w:iCs/>
-          <w:sz w:val="32"/>
-          <w:szCs w:val="32"/>
+          <w:sz w:val="28"/>
+          <w:szCs w:val="28"/>
+        </w:rPr>
+        <w:t xml:space="preserve"> </w:t>
+      </w:r>
+      <w:r>
+        <w:rPr>
+          <w:rFonts w:ascii="Algerian" w:hAnsi="Algerian"/>
+          <w:sz w:val="28"/>
+          <w:szCs w:val="28"/>
         </w:rPr>
         <w:t>and</w:t>
       </w:r>
       <w:r>
         <w:rPr>
-          <w:i/>
-          <w:iCs/>
+          <w:rFonts w:ascii="Algerian" w:hAnsi="Algerian"/>
           <w:spacing w:val="-7"/>
-          <w:sz w:val="32"/>
-          <w:szCs w:val="32"/>
-        </w:rPr>
-        <w:t xml:space="preserve"> </w:t>
-      </w:r>
-      <w:r>
-        <w:rPr>
-          <w:i/>
-          <w:iCs/>
-          <w:sz w:val="32"/>
-          <w:szCs w:val="32"/>
+          <w:sz w:val="28"/>
+          <w:szCs w:val="28"/>
+        </w:rPr>
+        <w:t xml:space="preserve"> </w:t>
+      </w:r>
+      <w:r>
+        <w:rPr>
+          <w:rFonts w:ascii="Algerian" w:hAnsi="Algerian"/>
+          <w:sz w:val="28"/>
+          <w:szCs w:val="28"/>
         </w:rPr>
         <w:t>CIDR</w:t>
       </w:r>
       <w:r>
         <w:rPr>
-          <w:i/>
-          <w:iCs/>
+          <w:rFonts w:ascii="Algerian" w:hAnsi="Algerian"/>
           <w:spacing w:val="-8"/>
-          <w:sz w:val="32"/>
-          <w:szCs w:val="32"/>
-        </w:rPr>
-        <w:t xml:space="preserve"> </w:t>
-      </w:r>
-      <w:r>
-        <w:rPr>
-          <w:i/>
-          <w:iCs/>
+          <w:sz w:val="28"/>
+          <w:szCs w:val="28"/>
+        </w:rPr>
+        <w:t xml:space="preserve"> </w:t>
+      </w:r>
+      <w:r>
+        <w:rPr>
+          <w:rFonts w:ascii="Algerian" w:hAnsi="Algerian"/>
           <w:spacing w:val="-2"/>
-          <w:sz w:val="32"/>
-          <w:szCs w:val="32"/>
+          <w:sz w:val="28"/>
+          <w:szCs w:val="28"/>
         </w:rPr>
         <w:t>Basics</w:t>
       </w:r>
@@ -108,8 +94,7 @@
     <w:p>
       <w:pPr>
         <w:pStyle w:val="BodyText"/>
-        <w:spacing w:before="138"/>
-        <w:ind w:left="0" w:firstLine="0"/>
+        <w:jc w:val="center"/>
         <w:rPr>
           <w:sz w:val="36"/>
         </w:rPr>
@@ -130,90 +115,90 @@
         <w:rPr>
           <w:rFonts w:ascii="Wingdings" w:hAnsi="Wingdings"/>
           <w:b w:val="0"/>
-          <w:sz w:val="20"/>
-          <w:szCs w:val="20"/>
-        </w:rPr>
-      </w:pPr>
-      <w:r>
-        <w:rPr>
-          <w:sz w:val="20"/>
-          <w:szCs w:val="20"/>
+          <w:sz w:val="22"/>
+          <w:szCs w:val="22"/>
+        </w:rPr>
+      </w:pPr>
+      <w:r>
+        <w:rPr>
+          <w:sz w:val="22"/>
+          <w:szCs w:val="22"/>
         </w:rPr>
         <w:t>What</w:t>
       </w:r>
       <w:r>
         <w:rPr>
           <w:spacing w:val="-15"/>
-          <w:sz w:val="20"/>
-          <w:szCs w:val="20"/>
-        </w:rPr>
-        <w:t xml:space="preserve"> </w:t>
-      </w:r>
-      <w:r>
-        <w:rPr>
-          <w:sz w:val="20"/>
-          <w:szCs w:val="20"/>
+          <w:sz w:val="22"/>
+          <w:szCs w:val="22"/>
+        </w:rPr>
+        <w:t xml:space="preserve"> </w:t>
+      </w:r>
+      <w:r>
+        <w:rPr>
+          <w:sz w:val="22"/>
+          <w:szCs w:val="22"/>
         </w:rPr>
         <w:t>is</w:t>
       </w:r>
       <w:r>
         <w:rPr>
           <w:spacing w:val="-14"/>
-          <w:sz w:val="20"/>
-          <w:szCs w:val="20"/>
-        </w:rPr>
-        <w:t xml:space="preserve"> </w:t>
-      </w:r>
-      <w:r>
-        <w:rPr>
-          <w:sz w:val="20"/>
-          <w:szCs w:val="20"/>
+          <w:sz w:val="22"/>
+          <w:szCs w:val="22"/>
+        </w:rPr>
+        <w:t xml:space="preserve"> </w:t>
+      </w:r>
+      <w:r>
+        <w:rPr>
+          <w:sz w:val="22"/>
+          <w:szCs w:val="22"/>
         </w:rPr>
         <w:t>CIDR?</w:t>
       </w:r>
       <w:r>
         <w:rPr>
           <w:spacing w:val="-13"/>
-          <w:sz w:val="20"/>
-          <w:szCs w:val="20"/>
-        </w:rPr>
-        <w:t xml:space="preserve"> </w:t>
-      </w:r>
-      <w:r>
-        <w:rPr>
-          <w:sz w:val="20"/>
-          <w:szCs w:val="20"/>
+          <w:sz w:val="22"/>
+          <w:szCs w:val="22"/>
+        </w:rPr>
+        <w:t xml:space="preserve"> </w:t>
+      </w:r>
+      <w:r>
+        <w:rPr>
+          <w:sz w:val="22"/>
+          <w:szCs w:val="22"/>
         </w:rPr>
         <w:t>(Classless</w:t>
       </w:r>
       <w:r>
         <w:rPr>
           <w:spacing w:val="-15"/>
-          <w:sz w:val="20"/>
-          <w:szCs w:val="20"/>
-        </w:rPr>
-        <w:t xml:space="preserve"> </w:t>
-      </w:r>
-      <w:r>
-        <w:rPr>
-          <w:sz w:val="20"/>
-          <w:szCs w:val="20"/>
+          <w:sz w:val="22"/>
+          <w:szCs w:val="22"/>
+        </w:rPr>
+        <w:t xml:space="preserve"> </w:t>
+      </w:r>
+      <w:r>
+        <w:rPr>
+          <w:sz w:val="22"/>
+          <w:szCs w:val="22"/>
         </w:rPr>
         <w:t>Inter-Domain</w:t>
       </w:r>
       <w:r>
         <w:rPr>
           <w:spacing w:val="-15"/>
-          <w:sz w:val="20"/>
-          <w:szCs w:val="20"/>
+          <w:sz w:val="22"/>
+          <w:szCs w:val="22"/>
         </w:rPr>
         <w:t xml:space="preserve"> </w:t>
       </w:r>
       <w:r>
         <w:rPr>
           <w:spacing w:val="-2"/>
-          <w:sz w:val="20"/>
-          <w:szCs w:val="20"/>
+          <w:sz w:val="22"/>
+          <w:szCs w:val="22"/>
         </w:rPr>
         <w:t>Routing)</w:t>
       </w:r>
@@ -339,6 +324,7 @@
         </w:rPr>
         <w:t xml:space="preserve"> </w:t>
       </w:r>
+      <w:proofErr w:type="gramStart"/>
       <w:r>
         <w:rPr>
           <w:sz w:val="20"/>
@@ -346,6 +332,7 @@
         </w:rPr>
         <w:t>It's</w:t>
       </w:r>
+      <w:proofErr w:type="gramEnd"/>
       <w:r>
         <w:rPr>
           <w:spacing w:val="-5"/>
@@ -503,90 +490,90 @@
         <w:rPr>
           <w:rFonts w:ascii="Wingdings" w:hAnsi="Wingdings"/>
           <w:b w:val="0"/>
-          <w:sz w:val="20"/>
-          <w:szCs w:val="20"/>
-        </w:rPr>
-      </w:pPr>
-      <w:r>
-        <w:rPr>
-          <w:sz w:val="20"/>
-          <w:szCs w:val="20"/>
+          <w:sz w:val="22"/>
+          <w:szCs w:val="22"/>
+        </w:rPr>
+      </w:pPr>
+      <w:r>
+        <w:rPr>
+          <w:sz w:val="22"/>
+          <w:szCs w:val="22"/>
         </w:rPr>
         <w:t>What</w:t>
       </w:r>
       <w:r>
         <w:rPr>
           <w:spacing w:val="-5"/>
-          <w:sz w:val="20"/>
-          <w:szCs w:val="20"/>
-        </w:rPr>
-        <w:t xml:space="preserve"> </w:t>
-      </w:r>
-      <w:r>
-        <w:rPr>
-          <w:sz w:val="20"/>
-          <w:szCs w:val="20"/>
+          <w:sz w:val="22"/>
+          <w:szCs w:val="22"/>
+        </w:rPr>
+        <w:t xml:space="preserve"> </w:t>
+      </w:r>
+      <w:r>
+        <w:rPr>
+          <w:sz w:val="22"/>
+          <w:szCs w:val="22"/>
         </w:rPr>
         <w:t>is</w:t>
       </w:r>
       <w:r>
         <w:rPr>
           <w:spacing w:val="-5"/>
-          <w:sz w:val="20"/>
-          <w:szCs w:val="20"/>
-        </w:rPr>
-        <w:t xml:space="preserve"> </w:t>
-      </w:r>
-      <w:r>
-        <w:rPr>
-          <w:sz w:val="20"/>
-          <w:szCs w:val="20"/>
+          <w:sz w:val="22"/>
+          <w:szCs w:val="22"/>
+        </w:rPr>
+        <w:t xml:space="preserve"> </w:t>
+      </w:r>
+      <w:r>
+        <w:rPr>
+          <w:sz w:val="22"/>
+          <w:szCs w:val="22"/>
         </w:rPr>
         <w:t>IP</w:t>
       </w:r>
       <w:r>
         <w:rPr>
           <w:spacing w:val="-4"/>
-          <w:sz w:val="20"/>
-          <w:szCs w:val="20"/>
-        </w:rPr>
-        <w:t xml:space="preserve"> </w:t>
-      </w:r>
-      <w:r>
-        <w:rPr>
-          <w:sz w:val="20"/>
-          <w:szCs w:val="20"/>
+          <w:sz w:val="22"/>
+          <w:szCs w:val="22"/>
+        </w:rPr>
+        <w:t xml:space="preserve"> </w:t>
+      </w:r>
+      <w:r>
+        <w:rPr>
+          <w:sz w:val="22"/>
+          <w:szCs w:val="22"/>
         </w:rPr>
         <w:t>is</w:t>
       </w:r>
       <w:r>
         <w:rPr>
           <w:spacing w:val="-5"/>
-          <w:sz w:val="20"/>
-          <w:szCs w:val="20"/>
-        </w:rPr>
-        <w:t xml:space="preserve"> </w:t>
-      </w:r>
-      <w:r>
-        <w:rPr>
-          <w:sz w:val="20"/>
-          <w:szCs w:val="20"/>
+          <w:sz w:val="22"/>
+          <w:szCs w:val="22"/>
+        </w:rPr>
+        <w:t xml:space="preserve"> </w:t>
+      </w:r>
+      <w:r>
+        <w:rPr>
+          <w:sz w:val="22"/>
+          <w:szCs w:val="22"/>
         </w:rPr>
         <w:t>an</w:t>
       </w:r>
       <w:r>
         <w:rPr>
           <w:spacing w:val="-5"/>
-          <w:sz w:val="20"/>
-          <w:szCs w:val="20"/>
+          <w:sz w:val="22"/>
+          <w:szCs w:val="22"/>
         </w:rPr>
         <w:t xml:space="preserve"> </w:t>
       </w:r>
       <w:r>
         <w:rPr>
           <w:spacing w:val="-2"/>
-          <w:sz w:val="20"/>
-          <w:szCs w:val="20"/>
+          <w:sz w:val="22"/>
+          <w:szCs w:val="22"/>
         </w:rPr>
         <w:t>address?</w:t>
       </w:r>
@@ -1424,8 +1411,25 @@
     </w:p>
     <w:p>
       <w:pPr>
+        <w:pStyle w:val="ListParagraph"/>
+        <w:tabs>
+          <w:tab w:val="left" w:pos="742"/>
+        </w:tabs>
+        <w:spacing w:before="37"/>
+        <w:ind w:firstLine="0"/>
+        <w:rPr>
+          <w:rFonts w:ascii="Courier New" w:hAnsi="Courier New"/>
+        </w:rPr>
+      </w:pPr>
+    </w:p>
+    <w:p>
+      <w:pPr>
+        <w:pStyle w:val="ListParagraph"/>
+        <w:numPr>
+          <w:ilvl w:val="0"/>
+          <w:numId w:val="17"/>
+        </w:numPr>
         <w:spacing w:before="34" w:after="44"/>
-        <w:ind w:left="743"/>
         <w:rPr>
           <w:b/>
         </w:rPr>
@@ -2325,75 +2329,75 @@
         <w:rPr>
           <w:rFonts w:ascii="Wingdings" w:hAnsi="Wingdings"/>
           <w:b w:val="0"/>
-          <w:sz w:val="20"/>
-          <w:szCs w:val="20"/>
-        </w:rPr>
-      </w:pPr>
-      <w:r>
-        <w:rPr>
-          <w:sz w:val="20"/>
-          <w:szCs w:val="20"/>
+          <w:sz w:val="22"/>
+          <w:szCs w:val="22"/>
+        </w:rPr>
+      </w:pPr>
+      <w:r>
+        <w:rPr>
+          <w:sz w:val="22"/>
+          <w:szCs w:val="22"/>
         </w:rPr>
         <w:t>What</w:t>
       </w:r>
       <w:r>
         <w:rPr>
           <w:spacing w:val="-8"/>
-          <w:sz w:val="20"/>
-          <w:szCs w:val="20"/>
-        </w:rPr>
-        <w:t xml:space="preserve"> </w:t>
-      </w:r>
-      <w:r>
-        <w:rPr>
-          <w:sz w:val="20"/>
-          <w:szCs w:val="20"/>
+          <w:sz w:val="22"/>
+          <w:szCs w:val="22"/>
+        </w:rPr>
+        <w:t xml:space="preserve"> </w:t>
+      </w:r>
+      <w:r>
+        <w:rPr>
+          <w:sz w:val="22"/>
+          <w:szCs w:val="22"/>
         </w:rPr>
         <w:t>is</w:t>
       </w:r>
       <w:r>
         <w:rPr>
           <w:spacing w:val="-7"/>
-          <w:sz w:val="20"/>
-          <w:szCs w:val="20"/>
-        </w:rPr>
-        <w:t xml:space="preserve"> </w:t>
-      </w:r>
-      <w:r>
-        <w:rPr>
-          <w:sz w:val="20"/>
-          <w:szCs w:val="20"/>
+          <w:sz w:val="22"/>
+          <w:szCs w:val="22"/>
+        </w:rPr>
+        <w:t xml:space="preserve"> </w:t>
+      </w:r>
+      <w:r>
+        <w:rPr>
+          <w:sz w:val="22"/>
+          <w:szCs w:val="22"/>
         </w:rPr>
         <w:t>a</w:t>
       </w:r>
       <w:r>
         <w:rPr>
           <w:spacing w:val="-7"/>
-          <w:sz w:val="20"/>
-          <w:szCs w:val="20"/>
-        </w:rPr>
-        <w:t xml:space="preserve"> </w:t>
-      </w:r>
-      <w:r>
-        <w:rPr>
-          <w:sz w:val="20"/>
-          <w:szCs w:val="20"/>
+          <w:sz w:val="22"/>
+          <w:szCs w:val="22"/>
+        </w:rPr>
+        <w:t xml:space="preserve"> </w:t>
+      </w:r>
+      <w:r>
+        <w:rPr>
+          <w:sz w:val="22"/>
+          <w:szCs w:val="22"/>
         </w:rPr>
         <w:t>Subnet</w:t>
       </w:r>
       <w:r>
         <w:rPr>
           <w:spacing w:val="-5"/>
-          <w:sz w:val="20"/>
-          <w:szCs w:val="20"/>
+          <w:sz w:val="22"/>
+          <w:szCs w:val="22"/>
         </w:rPr>
         <w:t xml:space="preserve"> </w:t>
       </w:r>
       <w:r>
         <w:rPr>
           <w:spacing w:val="-2"/>
-          <w:sz w:val="20"/>
-          <w:szCs w:val="20"/>
+          <w:sz w:val="22"/>
+          <w:szCs w:val="22"/>
         </w:rPr>
         <w:t>Mask?</w:t>
       </w:r>
@@ -2403,7 +2407,7 @@
         <w:pStyle w:val="ListParagraph"/>
         <w:numPr>
           <w:ilvl w:val="0"/>
-          <w:numId w:val="12"/>
+          <w:numId w:val="18"/>
         </w:numPr>
         <w:tabs>
           <w:tab w:val="left" w:pos="743"/>
@@ -2492,6 +2496,10 @@
       </w:r>
       <w:r>
         <w:rPr>
+          <w:b/>
+          <w:bCs/>
+          <w:i/>
+          <w:iCs/>
           <w:sz w:val="20"/>
           <w:szCs w:val="20"/>
         </w:rPr>
@@ -2499,6 +2507,10 @@
       </w:r>
       <w:r>
         <w:rPr>
+          <w:b/>
+          <w:bCs/>
+          <w:i/>
+          <w:iCs/>
           <w:spacing w:val="-5"/>
           <w:sz w:val="20"/>
           <w:szCs w:val="20"/>
@@ -2507,6 +2519,10 @@
       </w:r>
       <w:r>
         <w:rPr>
+          <w:b/>
+          <w:bCs/>
+          <w:i/>
+          <w:iCs/>
           <w:sz w:val="20"/>
           <w:szCs w:val="20"/>
         </w:rPr>
@@ -2514,6 +2530,10 @@
       </w:r>
       <w:r>
         <w:rPr>
+          <w:b/>
+          <w:bCs/>
+          <w:i/>
+          <w:iCs/>
           <w:spacing w:val="-4"/>
           <w:sz w:val="20"/>
           <w:szCs w:val="20"/>
@@ -2522,6 +2542,10 @@
       </w:r>
       <w:r>
         <w:rPr>
+          <w:b/>
+          <w:bCs/>
+          <w:i/>
+          <w:iCs/>
           <w:sz w:val="20"/>
           <w:szCs w:val="20"/>
         </w:rPr>
@@ -2529,6 +2553,10 @@
       </w:r>
       <w:r>
         <w:rPr>
+          <w:b/>
+          <w:bCs/>
+          <w:i/>
+          <w:iCs/>
           <w:spacing w:val="-6"/>
           <w:sz w:val="20"/>
           <w:szCs w:val="20"/>
@@ -2537,6 +2565,10 @@
       </w:r>
       <w:r>
         <w:rPr>
+          <w:b/>
+          <w:bCs/>
+          <w:i/>
+          <w:iCs/>
           <w:sz w:val="20"/>
           <w:szCs w:val="20"/>
         </w:rPr>
@@ -2544,6 +2576,10 @@
       </w:r>
       <w:r>
         <w:rPr>
+          <w:b/>
+          <w:bCs/>
+          <w:i/>
+          <w:iCs/>
           <w:spacing w:val="-3"/>
           <w:sz w:val="20"/>
           <w:szCs w:val="20"/>
@@ -2552,6 +2588,10 @@
       </w:r>
       <w:r>
         <w:rPr>
+          <w:b/>
+          <w:bCs/>
+          <w:i/>
+          <w:iCs/>
           <w:sz w:val="20"/>
           <w:szCs w:val="20"/>
         </w:rPr>
@@ -2559,6 +2599,10 @@
       </w:r>
       <w:r>
         <w:rPr>
+          <w:b/>
+          <w:bCs/>
+          <w:i/>
+          <w:iCs/>
           <w:spacing w:val="-3"/>
           <w:sz w:val="20"/>
           <w:szCs w:val="20"/>
@@ -2567,6 +2611,10 @@
       </w:r>
       <w:r>
         <w:rPr>
+          <w:b/>
+          <w:bCs/>
+          <w:i/>
+          <w:iCs/>
           <w:sz w:val="20"/>
           <w:szCs w:val="20"/>
         </w:rPr>
@@ -2574,6 +2622,10 @@
       </w:r>
       <w:r>
         <w:rPr>
+          <w:b/>
+          <w:bCs/>
+          <w:i/>
+          <w:iCs/>
           <w:spacing w:val="-6"/>
           <w:sz w:val="20"/>
           <w:szCs w:val="20"/>
@@ -2582,6 +2634,10 @@
       </w:r>
       <w:r>
         <w:rPr>
+          <w:b/>
+          <w:bCs/>
+          <w:i/>
+          <w:iCs/>
           <w:sz w:val="20"/>
           <w:szCs w:val="20"/>
         </w:rPr>
@@ -2589,6 +2645,10 @@
       </w:r>
       <w:r>
         <w:rPr>
+          <w:b/>
+          <w:bCs/>
+          <w:i/>
+          <w:iCs/>
           <w:spacing w:val="-5"/>
           <w:sz w:val="20"/>
           <w:szCs w:val="20"/>
@@ -2597,6 +2657,10 @@
       </w:r>
       <w:r>
         <w:rPr>
+          <w:b/>
+          <w:bCs/>
+          <w:i/>
+          <w:iCs/>
           <w:sz w:val="20"/>
           <w:szCs w:val="20"/>
         </w:rPr>
@@ -2604,6 +2668,10 @@
       </w:r>
       <w:r>
         <w:rPr>
+          <w:b/>
+          <w:bCs/>
+          <w:i/>
+          <w:iCs/>
           <w:spacing w:val="-4"/>
           <w:sz w:val="20"/>
           <w:szCs w:val="20"/>
@@ -2612,6 +2680,10 @@
       </w:r>
       <w:r>
         <w:rPr>
+          <w:b/>
+          <w:bCs/>
+          <w:i/>
+          <w:iCs/>
           <w:sz w:val="20"/>
           <w:szCs w:val="20"/>
         </w:rPr>
@@ -2653,13 +2725,12 @@
         <w:pStyle w:val="ListParagraph"/>
         <w:numPr>
           <w:ilvl w:val="0"/>
-          <w:numId w:val="12"/>
+          <w:numId w:val="18"/>
         </w:numPr>
         <w:tabs>
           <w:tab w:val="left" w:pos="742"/>
         </w:tabs>
         <w:spacing w:line="267" w:lineRule="exact"/>
-        <w:ind w:left="742" w:hanging="359"/>
         <w:rPr>
           <w:sz w:val="20"/>
           <w:szCs w:val="20"/>
@@ -2727,6 +2798,8 @@
       </w:r>
       <w:r>
         <w:rPr>
+          <w:b/>
+          <w:bCs/>
           <w:sz w:val="20"/>
           <w:szCs w:val="20"/>
         </w:rPr>
@@ -2734,6 +2807,8 @@
       </w:r>
       <w:r>
         <w:rPr>
+          <w:b/>
+          <w:bCs/>
           <w:spacing w:val="-7"/>
           <w:sz w:val="20"/>
           <w:szCs w:val="20"/>
@@ -2742,6 +2817,8 @@
       </w:r>
       <w:r>
         <w:rPr>
+          <w:b/>
+          <w:bCs/>
           <w:sz w:val="20"/>
           <w:szCs w:val="20"/>
         </w:rPr>
@@ -2749,6 +2826,8 @@
       </w:r>
       <w:r>
         <w:rPr>
+          <w:b/>
+          <w:bCs/>
           <w:spacing w:val="-6"/>
           <w:sz w:val="20"/>
           <w:szCs w:val="20"/>
@@ -2757,6 +2836,8 @@
       </w:r>
       <w:r>
         <w:rPr>
+          <w:b/>
+          <w:bCs/>
           <w:sz w:val="20"/>
           <w:szCs w:val="20"/>
         </w:rPr>
@@ -2988,13 +3069,12 @@
         <w:pStyle w:val="ListParagraph"/>
         <w:numPr>
           <w:ilvl w:val="0"/>
-          <w:numId w:val="10"/>
+          <w:numId w:val="19"/>
         </w:numPr>
         <w:tabs>
           <w:tab w:val="left" w:pos="742"/>
         </w:tabs>
         <w:spacing w:before="41"/>
-        <w:ind w:left="742" w:hanging="359"/>
         <w:rPr>
           <w:sz w:val="20"/>
           <w:szCs w:val="20"/>
@@ -3104,13 +3184,12 @@
         <w:pStyle w:val="ListParagraph"/>
         <w:numPr>
           <w:ilvl w:val="0"/>
-          <w:numId w:val="10"/>
+          <w:numId w:val="19"/>
         </w:numPr>
         <w:tabs>
           <w:tab w:val="left" w:pos="742"/>
         </w:tabs>
         <w:spacing w:before="44"/>
-        <w:ind w:left="742" w:hanging="359"/>
         <w:rPr>
           <w:sz w:val="20"/>
           <w:szCs w:val="20"/>
@@ -3231,45 +3310,51 @@
         <w:ind w:left="742" w:hanging="359"/>
         <w:rPr>
           <w:rFonts w:ascii="Wingdings" w:hAnsi="Wingdings"/>
-          <w:sz w:val="20"/>
-          <w:szCs w:val="20"/>
-        </w:rPr>
-      </w:pPr>
-      <w:r>
-        <w:rPr>
-          <w:sz w:val="20"/>
-          <w:szCs w:val="20"/>
+          <w:b/>
+          <w:bCs/>
+          <w:u w:val="single"/>
+        </w:rPr>
+      </w:pPr>
+      <w:r>
+        <w:rPr>
+          <w:b/>
+          <w:bCs/>
+          <w:u w:val="single"/>
         </w:rPr>
         <w:t>Classes</w:t>
       </w:r>
       <w:r>
         <w:rPr>
+          <w:b/>
+          <w:bCs/>
           <w:spacing w:val="-5"/>
-          <w:sz w:val="20"/>
-          <w:szCs w:val="20"/>
-        </w:rPr>
-        <w:t xml:space="preserve"> </w:t>
-      </w:r>
-      <w:r>
-        <w:rPr>
-          <w:sz w:val="20"/>
-          <w:szCs w:val="20"/>
+          <w:u w:val="single"/>
+        </w:rPr>
+        <w:t xml:space="preserve"> </w:t>
+      </w:r>
+      <w:r>
+        <w:rPr>
+          <w:b/>
+          <w:bCs/>
+          <w:u w:val="single"/>
         </w:rPr>
         <w:t>of</w:t>
       </w:r>
       <w:r>
         <w:rPr>
+          <w:b/>
+          <w:bCs/>
           <w:spacing w:val="-2"/>
-          <w:sz w:val="20"/>
-          <w:szCs w:val="20"/>
-        </w:rPr>
-        <w:t xml:space="preserve"> </w:t>
-      </w:r>
-      <w:r>
-        <w:rPr>
+          <w:u w:val="single"/>
+        </w:rPr>
+        <w:t xml:space="preserve"> </w:t>
+      </w:r>
+      <w:r>
+        <w:rPr>
+          <w:b/>
+          <w:bCs/>
           <w:spacing w:val="-5"/>
-          <w:sz w:val="20"/>
-          <w:szCs w:val="20"/>
+          <w:u w:val="single"/>
         </w:rPr>
         <w:t>IP:</w:t>
       </w:r>
@@ -3279,7 +3364,7 @@
         <w:pStyle w:val="ListParagraph"/>
         <w:numPr>
           <w:ilvl w:val="0"/>
-          <w:numId w:val="11"/>
+          <w:numId w:val="20"/>
         </w:numPr>
         <w:tabs>
           <w:tab w:val="left" w:pos="743"/>
@@ -3295,6 +3380,8 @@
       </w:pPr>
       <w:r>
         <w:rPr>
+          <w:b/>
+          <w:bCs/>
           <w:sz w:val="20"/>
           <w:szCs w:val="20"/>
         </w:rPr>
@@ -3305,7 +3392,13 @@
           <w:sz w:val="20"/>
           <w:szCs w:val="20"/>
         </w:rPr>
-        <w:tab/>
+        <w:t xml:space="preserve">        </w:t>
+      </w:r>
+      <w:r>
+        <w:rPr>
+          <w:sz w:val="20"/>
+          <w:szCs w:val="20"/>
+        </w:rPr>
         <w:t>|</w:t>
       </w:r>
       <w:r>
@@ -3473,23 +3566,6 @@
         </w:rPr>
         <w:t>0-255.0-255.0- 255 | 256*256*256 | 1C</w:t>
       </w:r>
-    </w:p>
-    <w:p>
-      <w:pPr>
-        <w:pStyle w:val="ListParagraph"/>
-        <w:spacing w:line="268" w:lineRule="auto"/>
-        <w:rPr>
-          <w:rFonts w:ascii="Courier New" w:hAnsi="Courier New"/>
-          <w:sz w:val="20"/>
-          <w:szCs w:val="20"/>
-        </w:rPr>
-        <w:sectPr>
-          <w:type w:val="continuous"/>
-          <w:pgSz w:w="11910" w:h="16840"/>
-          <w:pgMar w:top="1360" w:right="1417" w:bottom="280" w:left="1417" w:header="720" w:footer="720" w:gutter="0"/>
-          <w:cols w:space="720"/>
-        </w:sectPr>
-      </w:pPr>
     </w:p>
     <w:p>
       <w:pPr>
@@ -3512,6 +3588,8 @@
       </w:pPr>
       <w:r>
         <w:rPr>
+          <w:b/>
+          <w:bCs/>
           <w:sz w:val="20"/>
           <w:szCs w:val="20"/>
         </w:rPr>
@@ -3628,6 +3706,22 @@
         </w:rPr>
         <w:t>| 256*256 | 65536</w:t>
       </w:r>
+    </w:p>
+    <w:p>
+      <w:pPr>
+        <w:pStyle w:val="ListParagraph"/>
+        <w:tabs>
+          <w:tab w:val="left" w:pos="743"/>
+          <w:tab w:val="left" w:pos="6389"/>
+        </w:tabs>
+        <w:spacing w:before="61" w:line="271" w:lineRule="auto"/>
+        <w:ind w:left="743" w:right="371" w:firstLine="0"/>
+        <w:rPr>
+          <w:rFonts w:ascii="Courier New" w:hAnsi="Courier New"/>
+          <w:sz w:val="20"/>
+          <w:szCs w:val="20"/>
+        </w:rPr>
+      </w:pPr>
     </w:p>
     <w:p>
       <w:pPr>
@@ -3650,6 +3744,8 @@
       </w:pPr>
       <w:r>
         <w:rPr>
+          <w:b/>
+          <w:bCs/>
           <w:sz w:val="20"/>
           <w:szCs w:val="20"/>
         </w:rPr>
@@ -3657,6 +3753,8 @@
       </w:r>
       <w:r>
         <w:rPr>
+          <w:b/>
+          <w:bCs/>
           <w:spacing w:val="-2"/>
           <w:sz w:val="20"/>
           <w:szCs w:val="20"/>
@@ -3665,6 +3763,8 @@
       </w:r>
       <w:r>
         <w:rPr>
+          <w:b/>
+          <w:bCs/>
           <w:sz w:val="20"/>
           <w:szCs w:val="20"/>
         </w:rPr>
@@ -3672,6 +3772,8 @@
       </w:r>
       <w:r>
         <w:rPr>
+          <w:b/>
+          <w:bCs/>
           <w:spacing w:val="-3"/>
           <w:sz w:val="20"/>
           <w:szCs w:val="20"/>
@@ -3680,6 +3782,8 @@
       </w:r>
       <w:r>
         <w:rPr>
+          <w:b/>
+          <w:bCs/>
           <w:sz w:val="20"/>
           <w:szCs w:val="20"/>
         </w:rPr>
@@ -3875,6 +3979,8 @@
       </w:pPr>
       <w:r>
         <w:rPr>
+          <w:b/>
+          <w:bCs/>
           <w:sz w:val="20"/>
           <w:szCs w:val="20"/>
         </w:rPr>
@@ -4000,6 +4106,8 @@
       </w:pPr>
       <w:r>
         <w:rPr>
+          <w:b/>
+          <w:bCs/>
           <w:sz w:val="20"/>
           <w:szCs w:val="20"/>
         </w:rPr>
@@ -4007,6 +4115,8 @@
       </w:r>
       <w:r>
         <w:rPr>
+          <w:b/>
+          <w:bCs/>
           <w:spacing w:val="-4"/>
           <w:sz w:val="20"/>
           <w:szCs w:val="20"/>
@@ -4015,6 +4125,8 @@
       </w:r>
       <w:r>
         <w:rPr>
+          <w:b/>
+          <w:bCs/>
           <w:spacing w:val="-10"/>
           <w:sz w:val="20"/>
           <w:szCs w:val="20"/>
@@ -4120,17 +4232,6 @@
         </w:rPr>
         <w:t>Use</w:t>
       </w:r>
-    </w:p>
-    <w:p>
-      <w:pPr>
-        <w:pStyle w:val="BodyText"/>
-        <w:spacing w:before="0"/>
-        <w:ind w:left="0" w:firstLine="0"/>
-        <w:rPr>
-          <w:sz w:val="20"/>
-          <w:szCs w:val="20"/>
-        </w:rPr>
-      </w:pPr>
     </w:p>
     <w:p>
       <w:pPr>
@@ -4257,1124 +4358,1154 @@
     </w:p>
     <w:p>
       <w:pPr>
-        <w:pStyle w:val="BodyText"/>
-        <w:spacing w:before="9"/>
-        <w:ind w:left="0" w:firstLine="0"/>
-        <w:rPr>
-          <w:b/>
-          <w:sz w:val="20"/>
-          <w:szCs w:val="20"/>
+        <w:pStyle w:val="Heading1"/>
+        <w:tabs>
+          <w:tab w:val="left" w:pos="742"/>
+        </w:tabs>
+        <w:ind w:left="360" w:firstLine="0"/>
+        <w:rPr>
+          <w:rFonts w:ascii="Wingdings" w:hAnsi="Wingdings"/>
+          <w:b w:val="0"/>
+          <w:sz w:val="22"/>
+          <w:szCs w:val="22"/>
         </w:rPr>
       </w:pPr>
     </w:p>
-    <w:tbl>
-      <w:tblPr>
-        <w:tblW w:w="0" w:type="auto"/>
-        <w:tblInd w:w="386" w:type="dxa"/>
-        <w:tblLayout w:type="fixed"/>
-        <w:tblCellMar>
-          <w:left w:w="0" w:type="dxa"/>
-          <w:right w:w="0" w:type="dxa"/>
-        </w:tblCellMar>
-        <w:tblLook w:val="01E0" w:firstRow="1" w:lastRow="1" w:firstColumn="1" w:lastColumn="1" w:noHBand="0" w:noVBand="0"/>
-      </w:tblPr>
-      <w:tblGrid>
-        <w:gridCol w:w="1398"/>
-        <w:gridCol w:w="5906"/>
-      </w:tblGrid>
-      <w:tr>
-        <w:trPr>
-          <w:trHeight w:val="250"/>
-        </w:trPr>
-        <w:tc>
-          <w:tcPr>
-            <w:tcW w:w="1398" w:type="dxa"/>
-          </w:tcPr>
-          <w:p>
-            <w:pPr>
-              <w:pStyle w:val="TableParagraph"/>
-              <w:numPr>
-                <w:ilvl w:val="0"/>
-                <w:numId w:val="9"/>
-              </w:numPr>
-              <w:tabs>
-                <w:tab w:val="left" w:pos="409"/>
-              </w:tabs>
-              <w:spacing w:line="230" w:lineRule="exact"/>
-              <w:ind w:hanging="359"/>
-              <w:rPr>
-                <w:b/>
-                <w:sz w:val="20"/>
-                <w:szCs w:val="20"/>
-              </w:rPr>
-            </w:pPr>
-            <w:r>
-              <w:rPr>
-                <w:b/>
-                <w:sz w:val="20"/>
-                <w:szCs w:val="20"/>
-              </w:rPr>
-              <w:t xml:space="preserve">IP </w:t>
-            </w:r>
-            <w:r>
-              <w:rPr>
-                <w:b/>
-                <w:spacing w:val="-2"/>
-                <w:sz w:val="20"/>
-                <w:szCs w:val="20"/>
-              </w:rPr>
-              <w:t>Address</w:t>
-            </w:r>
-          </w:p>
-        </w:tc>
-        <w:tc>
-          <w:tcPr>
-            <w:tcW w:w="5906" w:type="dxa"/>
-          </w:tcPr>
-          <w:p>
-            <w:pPr>
-              <w:pStyle w:val="TableParagraph"/>
-              <w:spacing w:line="230" w:lineRule="exact"/>
-              <w:ind w:left="29"/>
-              <w:rPr>
-                <w:sz w:val="20"/>
-                <w:szCs w:val="20"/>
-              </w:rPr>
-            </w:pPr>
-            <w:r>
-              <w:rPr>
-                <w:sz w:val="20"/>
-                <w:szCs w:val="20"/>
-              </w:rPr>
-              <w:t>:-</w:t>
-            </w:r>
-            <w:r>
-              <w:rPr>
-                <w:spacing w:val="-6"/>
-                <w:sz w:val="20"/>
-                <w:szCs w:val="20"/>
-              </w:rPr>
-              <w:t xml:space="preserve"> </w:t>
-            </w:r>
-            <w:r>
-              <w:rPr>
-                <w:sz w:val="20"/>
-                <w:szCs w:val="20"/>
-              </w:rPr>
-              <w:t>Identifies</w:t>
-            </w:r>
-            <w:r>
-              <w:rPr>
-                <w:spacing w:val="-7"/>
-                <w:sz w:val="20"/>
-                <w:szCs w:val="20"/>
-              </w:rPr>
-              <w:t xml:space="preserve"> </w:t>
-            </w:r>
-            <w:r>
-              <w:rPr>
-                <w:sz w:val="20"/>
-                <w:szCs w:val="20"/>
-              </w:rPr>
-              <w:t>a</w:t>
-            </w:r>
-            <w:r>
-              <w:rPr>
-                <w:spacing w:val="-4"/>
-                <w:sz w:val="20"/>
-                <w:szCs w:val="20"/>
-              </w:rPr>
-              <w:t xml:space="preserve"> </w:t>
-            </w:r>
-            <w:r>
-              <w:rPr>
-                <w:b/>
-                <w:sz w:val="20"/>
-                <w:szCs w:val="20"/>
-              </w:rPr>
-              <w:t>device</w:t>
-            </w:r>
-            <w:r>
-              <w:rPr>
-                <w:b/>
-                <w:spacing w:val="-6"/>
-                <w:sz w:val="20"/>
-                <w:szCs w:val="20"/>
-              </w:rPr>
-              <w:t xml:space="preserve"> </w:t>
-            </w:r>
-            <w:r>
-              <w:rPr>
-                <w:b/>
-                <w:sz w:val="20"/>
-                <w:szCs w:val="20"/>
-              </w:rPr>
-              <w:t>(host)</w:t>
-            </w:r>
-            <w:r>
-              <w:rPr>
-                <w:b/>
-                <w:spacing w:val="-6"/>
-                <w:sz w:val="20"/>
-                <w:szCs w:val="20"/>
-              </w:rPr>
-              <w:t xml:space="preserve"> </w:t>
-            </w:r>
-            <w:r>
-              <w:rPr>
-                <w:sz w:val="20"/>
-                <w:szCs w:val="20"/>
-              </w:rPr>
-              <w:t>on</w:t>
-            </w:r>
-            <w:r>
-              <w:rPr>
-                <w:spacing w:val="-6"/>
-                <w:sz w:val="20"/>
-                <w:szCs w:val="20"/>
-              </w:rPr>
-              <w:t xml:space="preserve"> </w:t>
-            </w:r>
-            <w:r>
-              <w:rPr>
-                <w:sz w:val="20"/>
-                <w:szCs w:val="20"/>
-              </w:rPr>
-              <w:t>a</w:t>
-            </w:r>
-            <w:r>
-              <w:rPr>
-                <w:spacing w:val="-5"/>
-                <w:sz w:val="20"/>
-                <w:szCs w:val="20"/>
-              </w:rPr>
-              <w:t xml:space="preserve"> </w:t>
-            </w:r>
-            <w:r>
-              <w:rPr>
-                <w:sz w:val="20"/>
-                <w:szCs w:val="20"/>
-              </w:rPr>
-              <w:t>network.</w:t>
-            </w:r>
-            <w:r>
-              <w:rPr>
-                <w:spacing w:val="38"/>
-                <w:sz w:val="20"/>
-                <w:szCs w:val="20"/>
-              </w:rPr>
-              <w:t xml:space="preserve"> </w:t>
-            </w:r>
-            <w:r>
-              <w:rPr>
-                <w:b/>
-                <w:sz w:val="20"/>
-                <w:szCs w:val="20"/>
-              </w:rPr>
-              <w:t>Example</w:t>
-            </w:r>
-            <w:r>
-              <w:rPr>
-                <w:sz w:val="20"/>
-                <w:szCs w:val="20"/>
-              </w:rPr>
-              <w:t>:</w:t>
-            </w:r>
-            <w:r>
-              <w:rPr>
-                <w:spacing w:val="-7"/>
-                <w:sz w:val="20"/>
-                <w:szCs w:val="20"/>
-              </w:rPr>
-              <w:t xml:space="preserve"> </w:t>
-            </w:r>
-            <w:r>
-              <w:rPr>
-                <w:spacing w:val="-2"/>
-                <w:sz w:val="20"/>
-                <w:szCs w:val="20"/>
-              </w:rPr>
-              <w:t>192.168.1.10</w:t>
-            </w:r>
-          </w:p>
-        </w:tc>
-      </w:tr>
-    </w:tbl>
     <w:p>
       <w:pPr>
-        <w:pStyle w:val="BodyText"/>
-        <w:spacing w:before="65"/>
-        <w:ind w:left="0" w:firstLine="0"/>
-        <w:rPr>
-          <w:b/>
-          <w:sz w:val="20"/>
-          <w:szCs w:val="20"/>
-        </w:rPr>
-      </w:pPr>
+        <w:pStyle w:val="Heading1"/>
+        <w:numPr>
+          <w:ilvl w:val="0"/>
+          <w:numId w:val="22"/>
+        </w:numPr>
+        <w:tabs>
+          <w:tab w:val="left" w:pos="742"/>
+        </w:tabs>
+        <w:ind w:left="720"/>
+        <w:rPr>
+          <w:rFonts w:ascii="Wingdings" w:hAnsi="Wingdings"/>
+          <w:b w:val="0"/>
+          <w:sz w:val="22"/>
+          <w:szCs w:val="22"/>
+        </w:rPr>
+      </w:pPr>
+      <w:r>
+        <w:rPr>
+          <w:sz w:val="20"/>
+          <w:szCs w:val="20"/>
+        </w:rPr>
+        <w:t xml:space="preserve">IP </w:t>
+      </w:r>
+      <w:proofErr w:type="gramStart"/>
+      <w:r>
+        <w:rPr>
+          <w:spacing w:val="-2"/>
+          <w:sz w:val="20"/>
+          <w:szCs w:val="20"/>
+        </w:rPr>
+        <w:t>Address</w:t>
+      </w:r>
+      <w:r>
+        <w:rPr>
+          <w:spacing w:val="-2"/>
+          <w:sz w:val="20"/>
+          <w:szCs w:val="20"/>
+        </w:rPr>
+        <w:t xml:space="preserve"> </w:t>
+      </w:r>
+      <w:r>
+        <w:rPr>
+          <w:spacing w:val="-2"/>
+          <w:sz w:val="20"/>
+          <w:szCs w:val="20"/>
+        </w:rPr>
+        <w:t>:</w:t>
+      </w:r>
+      <w:proofErr w:type="gramEnd"/>
+      <w:r>
+        <w:rPr>
+          <w:spacing w:val="-2"/>
+          <w:sz w:val="20"/>
+          <w:szCs w:val="20"/>
+        </w:rPr>
+        <w:t>-</w:t>
+      </w:r>
+      <w:r>
+        <w:rPr>
+          <w:b w:val="0"/>
+          <w:bCs w:val="0"/>
+          <w:spacing w:val="-2"/>
+          <w:sz w:val="20"/>
+          <w:szCs w:val="20"/>
+        </w:rPr>
+        <w:t xml:space="preserve"> </w:t>
+      </w:r>
+      <w:r>
+        <w:rPr>
+          <w:b w:val="0"/>
+          <w:bCs w:val="0"/>
+          <w:spacing w:val="-2"/>
+          <w:sz w:val="20"/>
+          <w:szCs w:val="20"/>
+        </w:rPr>
+        <w:t xml:space="preserve"> </w:t>
+      </w:r>
+      <w:r>
+        <w:rPr>
+          <w:b w:val="0"/>
+          <w:bCs w:val="0"/>
+          <w:sz w:val="20"/>
+          <w:szCs w:val="20"/>
+        </w:rPr>
+        <w:t>Identifies</w:t>
+      </w:r>
+      <w:r>
+        <w:rPr>
+          <w:b w:val="0"/>
+          <w:bCs w:val="0"/>
+          <w:spacing w:val="-7"/>
+          <w:sz w:val="20"/>
+          <w:szCs w:val="20"/>
+        </w:rPr>
+        <w:t xml:space="preserve"> </w:t>
+      </w:r>
+      <w:r>
+        <w:rPr>
+          <w:b w:val="0"/>
+          <w:bCs w:val="0"/>
+          <w:sz w:val="20"/>
+          <w:szCs w:val="20"/>
+        </w:rPr>
+        <w:t>a</w:t>
+      </w:r>
+      <w:r>
+        <w:rPr>
+          <w:b w:val="0"/>
+          <w:bCs w:val="0"/>
+          <w:spacing w:val="-4"/>
+          <w:sz w:val="20"/>
+          <w:szCs w:val="20"/>
+        </w:rPr>
+        <w:t xml:space="preserve"> </w:t>
+      </w:r>
+      <w:r>
+        <w:rPr>
+          <w:sz w:val="20"/>
+          <w:szCs w:val="20"/>
+        </w:rPr>
+        <w:t>device</w:t>
+      </w:r>
+      <w:r>
+        <w:rPr>
+          <w:spacing w:val="-6"/>
+          <w:sz w:val="20"/>
+          <w:szCs w:val="20"/>
+        </w:rPr>
+        <w:t xml:space="preserve"> </w:t>
+      </w:r>
+      <w:r>
+        <w:rPr>
+          <w:sz w:val="20"/>
+          <w:szCs w:val="20"/>
+        </w:rPr>
+        <w:t>(host)</w:t>
+      </w:r>
+      <w:r>
+        <w:rPr>
+          <w:b w:val="0"/>
+          <w:bCs w:val="0"/>
+          <w:spacing w:val="-6"/>
+          <w:sz w:val="20"/>
+          <w:szCs w:val="20"/>
+        </w:rPr>
+        <w:t xml:space="preserve"> </w:t>
+      </w:r>
+      <w:r>
+        <w:rPr>
+          <w:b w:val="0"/>
+          <w:bCs w:val="0"/>
+          <w:sz w:val="20"/>
+          <w:szCs w:val="20"/>
+        </w:rPr>
+        <w:t>on</w:t>
+      </w:r>
+      <w:r>
+        <w:rPr>
+          <w:b w:val="0"/>
+          <w:bCs w:val="0"/>
+          <w:spacing w:val="-6"/>
+          <w:sz w:val="20"/>
+          <w:szCs w:val="20"/>
+        </w:rPr>
+        <w:t xml:space="preserve"> </w:t>
+      </w:r>
+      <w:r>
+        <w:rPr>
+          <w:b w:val="0"/>
+          <w:bCs w:val="0"/>
+          <w:sz w:val="20"/>
+          <w:szCs w:val="20"/>
+        </w:rPr>
+        <w:t>a</w:t>
+      </w:r>
+      <w:r>
+        <w:rPr>
+          <w:b w:val="0"/>
+          <w:bCs w:val="0"/>
+          <w:spacing w:val="-5"/>
+          <w:sz w:val="20"/>
+          <w:szCs w:val="20"/>
+        </w:rPr>
+        <w:t xml:space="preserve"> </w:t>
+      </w:r>
+      <w:r>
+        <w:rPr>
+          <w:b w:val="0"/>
+          <w:bCs w:val="0"/>
+          <w:sz w:val="20"/>
+          <w:szCs w:val="20"/>
+        </w:rPr>
+        <w:t>network.</w:t>
+      </w:r>
+      <w:r>
+        <w:rPr>
+          <w:b w:val="0"/>
+          <w:bCs w:val="0"/>
+          <w:spacing w:val="38"/>
+          <w:sz w:val="20"/>
+          <w:szCs w:val="20"/>
+        </w:rPr>
+        <w:t xml:space="preserve"> </w:t>
+      </w:r>
     </w:p>
-    <w:tbl>
-      <w:tblPr>
-        <w:tblW w:w="0" w:type="auto"/>
-        <w:tblInd w:w="386" w:type="dxa"/>
-        <w:tblLayout w:type="fixed"/>
-        <w:tblCellMar>
-          <w:left w:w="0" w:type="dxa"/>
-          <w:right w:w="0" w:type="dxa"/>
-        </w:tblCellMar>
-        <w:tblLook w:val="01E0" w:firstRow="1" w:lastRow="1" w:firstColumn="1" w:lastColumn="1" w:noHBand="0" w:noVBand="0"/>
-      </w:tblPr>
-      <w:tblGrid>
-        <w:gridCol w:w="1627"/>
-        <w:gridCol w:w="6529"/>
-      </w:tblGrid>
-      <w:tr>
-        <w:trPr>
-          <w:trHeight w:val="250"/>
-        </w:trPr>
-        <w:tc>
-          <w:tcPr>
-            <w:tcW w:w="1627" w:type="dxa"/>
-          </w:tcPr>
-          <w:p>
-            <w:pPr>
-              <w:pStyle w:val="TableParagraph"/>
-              <w:numPr>
-                <w:ilvl w:val="0"/>
-                <w:numId w:val="8"/>
-              </w:numPr>
-              <w:tabs>
-                <w:tab w:val="left" w:pos="409"/>
-              </w:tabs>
-              <w:spacing w:line="230" w:lineRule="exact"/>
-              <w:ind w:hanging="359"/>
-              <w:rPr>
-                <w:b/>
-                <w:sz w:val="20"/>
-                <w:szCs w:val="20"/>
-              </w:rPr>
-            </w:pPr>
-            <w:r>
-              <w:rPr>
-                <w:b/>
-                <w:sz w:val="20"/>
-                <w:szCs w:val="20"/>
-              </w:rPr>
-              <w:t>Subnet</w:t>
-            </w:r>
-            <w:r>
-              <w:rPr>
-                <w:b/>
-                <w:spacing w:val="-11"/>
-                <w:sz w:val="20"/>
-                <w:szCs w:val="20"/>
-              </w:rPr>
-              <w:t xml:space="preserve"> </w:t>
-            </w:r>
-            <w:r>
-              <w:rPr>
-                <w:b/>
-                <w:spacing w:val="-4"/>
-                <w:sz w:val="20"/>
-                <w:szCs w:val="20"/>
-              </w:rPr>
-              <w:t>Mask</w:t>
-            </w:r>
-          </w:p>
-        </w:tc>
-        <w:tc>
-          <w:tcPr>
-            <w:tcW w:w="6529" w:type="dxa"/>
-          </w:tcPr>
-          <w:p>
-            <w:pPr>
-              <w:pStyle w:val="TableParagraph"/>
-              <w:spacing w:line="230" w:lineRule="exact"/>
-              <w:ind w:left="30"/>
-              <w:rPr>
-                <w:sz w:val="20"/>
-                <w:szCs w:val="20"/>
-              </w:rPr>
-            </w:pPr>
-            <w:r>
-              <w:rPr>
-                <w:sz w:val="20"/>
-                <w:szCs w:val="20"/>
-              </w:rPr>
-              <w:t>:-</w:t>
-            </w:r>
-            <w:r>
-              <w:rPr>
-                <w:spacing w:val="-9"/>
-                <w:sz w:val="20"/>
-                <w:szCs w:val="20"/>
-              </w:rPr>
-              <w:t xml:space="preserve"> </w:t>
-            </w:r>
-            <w:r>
-              <w:rPr>
-                <w:sz w:val="20"/>
-                <w:szCs w:val="20"/>
-              </w:rPr>
-              <w:t>Separates</w:t>
-            </w:r>
-            <w:r>
-              <w:rPr>
-                <w:spacing w:val="-6"/>
-                <w:sz w:val="20"/>
-                <w:szCs w:val="20"/>
-              </w:rPr>
-              <w:t xml:space="preserve"> </w:t>
-            </w:r>
-            <w:r>
-              <w:rPr>
-                <w:sz w:val="20"/>
-                <w:szCs w:val="20"/>
-              </w:rPr>
-              <w:t>the</w:t>
-            </w:r>
-            <w:r>
-              <w:rPr>
-                <w:spacing w:val="-9"/>
-                <w:sz w:val="20"/>
-                <w:szCs w:val="20"/>
-              </w:rPr>
-              <w:t xml:space="preserve"> </w:t>
-            </w:r>
-            <w:r>
-              <w:rPr>
-                <w:sz w:val="20"/>
-                <w:szCs w:val="20"/>
-              </w:rPr>
-              <w:t>IP</w:t>
-            </w:r>
-            <w:r>
-              <w:rPr>
-                <w:spacing w:val="-5"/>
-                <w:sz w:val="20"/>
-                <w:szCs w:val="20"/>
-              </w:rPr>
-              <w:t xml:space="preserve"> </w:t>
-            </w:r>
-            <w:r>
-              <w:rPr>
-                <w:sz w:val="20"/>
-                <w:szCs w:val="20"/>
-              </w:rPr>
-              <w:t>into</w:t>
-            </w:r>
-            <w:r>
-              <w:rPr>
-                <w:spacing w:val="-4"/>
-                <w:sz w:val="20"/>
-                <w:szCs w:val="20"/>
-              </w:rPr>
-              <w:t xml:space="preserve"> </w:t>
-            </w:r>
-            <w:r>
-              <w:rPr>
-                <w:b/>
-                <w:sz w:val="20"/>
-                <w:szCs w:val="20"/>
-              </w:rPr>
-              <w:t>network</w:t>
-            </w:r>
-            <w:r>
-              <w:rPr>
-                <w:b/>
-                <w:spacing w:val="-7"/>
-                <w:sz w:val="20"/>
-                <w:szCs w:val="20"/>
-              </w:rPr>
-              <w:t xml:space="preserve"> </w:t>
-            </w:r>
-            <w:r>
-              <w:rPr>
-                <w:sz w:val="20"/>
-                <w:szCs w:val="20"/>
-              </w:rPr>
-              <w:t>and</w:t>
-            </w:r>
-            <w:r>
-              <w:rPr>
-                <w:spacing w:val="-7"/>
-                <w:sz w:val="20"/>
-                <w:szCs w:val="20"/>
-              </w:rPr>
-              <w:t xml:space="preserve"> </w:t>
-            </w:r>
-            <w:r>
-              <w:rPr>
-                <w:b/>
-                <w:sz w:val="20"/>
-                <w:szCs w:val="20"/>
-              </w:rPr>
-              <w:t>host</w:t>
-            </w:r>
-            <w:r>
-              <w:rPr>
-                <w:b/>
-                <w:spacing w:val="-7"/>
-                <w:sz w:val="20"/>
-                <w:szCs w:val="20"/>
-              </w:rPr>
-              <w:t xml:space="preserve"> </w:t>
-            </w:r>
-            <w:r>
-              <w:rPr>
-                <w:sz w:val="20"/>
-                <w:szCs w:val="20"/>
-              </w:rPr>
-              <w:t>parts.</w:t>
-            </w:r>
-            <w:r>
-              <w:rPr>
-                <w:spacing w:val="-6"/>
-                <w:sz w:val="20"/>
-                <w:szCs w:val="20"/>
-              </w:rPr>
-              <w:t xml:space="preserve"> </w:t>
-            </w:r>
-            <w:r>
-              <w:rPr>
-                <w:b/>
-                <w:sz w:val="20"/>
-                <w:szCs w:val="20"/>
-              </w:rPr>
-              <w:t>Example</w:t>
-            </w:r>
-            <w:r>
-              <w:rPr>
-                <w:sz w:val="20"/>
-                <w:szCs w:val="20"/>
-              </w:rPr>
-              <w:t>:</w:t>
-            </w:r>
-            <w:r>
-              <w:rPr>
-                <w:spacing w:val="-6"/>
-                <w:sz w:val="20"/>
-                <w:szCs w:val="20"/>
-              </w:rPr>
-              <w:t xml:space="preserve"> </w:t>
-            </w:r>
-            <w:r>
-              <w:rPr>
-                <w:spacing w:val="-2"/>
-                <w:sz w:val="20"/>
-                <w:szCs w:val="20"/>
-              </w:rPr>
-              <w:t>255.255.255.0</w:t>
-            </w:r>
-          </w:p>
-        </w:tc>
-      </w:tr>
-    </w:tbl>
     <w:p>
       <w:pPr>
-        <w:pStyle w:val="BodyText"/>
-        <w:spacing w:before="88"/>
-        <w:ind w:left="0" w:firstLine="0"/>
-        <w:rPr>
-          <w:b/>
-          <w:sz w:val="20"/>
-          <w:szCs w:val="20"/>
-        </w:rPr>
-      </w:pPr>
+        <w:pStyle w:val="Heading1"/>
+        <w:tabs>
+          <w:tab w:val="left" w:pos="742"/>
+        </w:tabs>
+        <w:ind w:left="720" w:firstLine="0"/>
+        <w:rPr>
+          <w:rFonts w:ascii="Wingdings" w:hAnsi="Wingdings"/>
+          <w:b w:val="0"/>
+          <w:sz w:val="22"/>
+          <w:szCs w:val="22"/>
+        </w:rPr>
+      </w:pPr>
+      <w:r>
+        <w:rPr>
+          <w:sz w:val="20"/>
+          <w:szCs w:val="20"/>
+        </w:rPr>
+        <w:t>Example</w:t>
+      </w:r>
+      <w:r>
+        <w:rPr>
+          <w:b w:val="0"/>
+          <w:bCs w:val="0"/>
+          <w:sz w:val="20"/>
+          <w:szCs w:val="20"/>
+        </w:rPr>
+        <w:t>:</w:t>
+      </w:r>
+      <w:r>
+        <w:rPr>
+          <w:b w:val="0"/>
+          <w:bCs w:val="0"/>
+          <w:spacing w:val="-7"/>
+          <w:sz w:val="20"/>
+          <w:szCs w:val="20"/>
+        </w:rPr>
+        <w:t xml:space="preserve"> </w:t>
+      </w:r>
+      <w:r>
+        <w:rPr>
+          <w:b w:val="0"/>
+          <w:bCs w:val="0"/>
+          <w:spacing w:val="-2"/>
+          <w:sz w:val="20"/>
+          <w:szCs w:val="20"/>
+        </w:rPr>
+        <w:t>192.168.1.10</w:t>
+      </w:r>
     </w:p>
-    <w:tbl>
-      <w:tblPr>
-        <w:tblW w:w="0" w:type="auto"/>
-        <w:tblInd w:w="386" w:type="dxa"/>
-        <w:tblLayout w:type="fixed"/>
-        <w:tblCellMar>
-          <w:left w:w="0" w:type="dxa"/>
-          <w:right w:w="0" w:type="dxa"/>
-        </w:tblCellMar>
-        <w:tblLook w:val="01E0" w:firstRow="1" w:lastRow="1" w:firstColumn="1" w:lastColumn="1" w:noHBand="0" w:noVBand="0"/>
-      </w:tblPr>
-      <w:tblGrid>
-        <w:gridCol w:w="1236"/>
-        <w:gridCol w:w="7364"/>
-      </w:tblGrid>
-      <w:tr>
-        <w:trPr>
-          <w:trHeight w:val="530"/>
-        </w:trPr>
-        <w:tc>
-          <w:tcPr>
-            <w:tcW w:w="1236" w:type="dxa"/>
-          </w:tcPr>
-          <w:p>
-            <w:pPr>
-              <w:pStyle w:val="TableParagraph"/>
-              <w:numPr>
-                <w:ilvl w:val="0"/>
-                <w:numId w:val="7"/>
-              </w:numPr>
-              <w:tabs>
-                <w:tab w:val="left" w:pos="409"/>
-              </w:tabs>
-              <w:spacing w:before="109" w:line="240" w:lineRule="auto"/>
-              <w:ind w:hanging="359"/>
-              <w:rPr>
-                <w:b/>
-                <w:sz w:val="20"/>
-                <w:szCs w:val="20"/>
-              </w:rPr>
-            </w:pPr>
-            <w:r>
-              <w:rPr>
-                <w:b/>
-                <w:spacing w:val="-2"/>
-                <w:sz w:val="20"/>
-                <w:szCs w:val="20"/>
-              </w:rPr>
-              <w:t>Network</w:t>
-            </w:r>
-          </w:p>
-        </w:tc>
-        <w:tc>
-          <w:tcPr>
-            <w:tcW w:w="7364" w:type="dxa"/>
-          </w:tcPr>
-          <w:p>
-            <w:pPr>
-              <w:pStyle w:val="TableParagraph"/>
-              <w:spacing w:line="225" w:lineRule="exact"/>
-              <w:ind w:left="28"/>
-              <w:rPr>
-                <w:sz w:val="20"/>
-                <w:szCs w:val="20"/>
-              </w:rPr>
-            </w:pPr>
-            <w:r>
-              <w:rPr>
-                <w:sz w:val="20"/>
-                <w:szCs w:val="20"/>
-              </w:rPr>
-              <w:t>:-A</w:t>
-            </w:r>
-            <w:r>
-              <w:rPr>
-                <w:spacing w:val="-6"/>
-                <w:sz w:val="20"/>
-                <w:szCs w:val="20"/>
-              </w:rPr>
-              <w:t xml:space="preserve"> </w:t>
-            </w:r>
-            <w:r>
-              <w:rPr>
-                <w:sz w:val="20"/>
-                <w:szCs w:val="20"/>
-              </w:rPr>
-              <w:t>group</w:t>
-            </w:r>
-            <w:r>
-              <w:rPr>
-                <w:spacing w:val="-5"/>
-                <w:sz w:val="20"/>
-                <w:szCs w:val="20"/>
-              </w:rPr>
-              <w:t xml:space="preserve"> </w:t>
-            </w:r>
-            <w:r>
-              <w:rPr>
-                <w:sz w:val="20"/>
-                <w:szCs w:val="20"/>
-              </w:rPr>
-              <w:t>of</w:t>
-            </w:r>
-            <w:r>
-              <w:rPr>
-                <w:spacing w:val="-6"/>
-                <w:sz w:val="20"/>
-                <w:szCs w:val="20"/>
-              </w:rPr>
-              <w:t xml:space="preserve"> </w:t>
-            </w:r>
-            <w:r>
-              <w:rPr>
-                <w:sz w:val="20"/>
-                <w:szCs w:val="20"/>
-              </w:rPr>
-              <w:t>devices</w:t>
-            </w:r>
-            <w:r>
-              <w:rPr>
-                <w:spacing w:val="-4"/>
-                <w:sz w:val="20"/>
-                <w:szCs w:val="20"/>
-              </w:rPr>
-              <w:t xml:space="preserve"> </w:t>
-            </w:r>
-            <w:r>
-              <w:rPr>
-                <w:sz w:val="20"/>
-                <w:szCs w:val="20"/>
-              </w:rPr>
-              <w:t>sharing</w:t>
-            </w:r>
-            <w:r>
-              <w:rPr>
-                <w:spacing w:val="-5"/>
-                <w:sz w:val="20"/>
-                <w:szCs w:val="20"/>
-              </w:rPr>
-              <w:t xml:space="preserve"> </w:t>
-            </w:r>
-            <w:r>
-              <w:rPr>
-                <w:sz w:val="20"/>
-                <w:szCs w:val="20"/>
-              </w:rPr>
-              <w:t>the</w:t>
-            </w:r>
-            <w:r>
-              <w:rPr>
-                <w:spacing w:val="-3"/>
-                <w:sz w:val="20"/>
-                <w:szCs w:val="20"/>
-              </w:rPr>
-              <w:t xml:space="preserve"> </w:t>
-            </w:r>
-            <w:r>
-              <w:rPr>
-                <w:sz w:val="20"/>
-                <w:szCs w:val="20"/>
-              </w:rPr>
-              <w:t>same</w:t>
-            </w:r>
-            <w:r>
-              <w:rPr>
-                <w:spacing w:val="-5"/>
-                <w:sz w:val="20"/>
-                <w:szCs w:val="20"/>
-              </w:rPr>
-              <w:t xml:space="preserve"> </w:t>
-            </w:r>
-            <w:r>
-              <w:rPr>
-                <w:sz w:val="20"/>
-                <w:szCs w:val="20"/>
-              </w:rPr>
-              <w:t>network</w:t>
-            </w:r>
-            <w:r>
-              <w:rPr>
-                <w:spacing w:val="-4"/>
-                <w:sz w:val="20"/>
-                <w:szCs w:val="20"/>
-              </w:rPr>
-              <w:t xml:space="preserve"> </w:t>
-            </w:r>
-            <w:r>
-              <w:rPr>
-                <w:sz w:val="20"/>
-                <w:szCs w:val="20"/>
-              </w:rPr>
-              <w:t>portion</w:t>
-            </w:r>
-            <w:r>
-              <w:rPr>
-                <w:spacing w:val="-5"/>
-                <w:sz w:val="20"/>
-                <w:szCs w:val="20"/>
-              </w:rPr>
-              <w:t xml:space="preserve"> </w:t>
-            </w:r>
-            <w:r>
-              <w:rPr>
-                <w:sz w:val="20"/>
-                <w:szCs w:val="20"/>
-              </w:rPr>
-              <w:t>of</w:t>
-            </w:r>
-            <w:r>
-              <w:rPr>
-                <w:spacing w:val="-3"/>
-                <w:sz w:val="20"/>
-                <w:szCs w:val="20"/>
-              </w:rPr>
-              <w:t xml:space="preserve"> </w:t>
-            </w:r>
-            <w:r>
-              <w:rPr>
-                <w:sz w:val="20"/>
-                <w:szCs w:val="20"/>
-              </w:rPr>
-              <w:t>the</w:t>
-            </w:r>
-            <w:r>
-              <w:rPr>
-                <w:spacing w:val="-4"/>
-                <w:sz w:val="20"/>
-                <w:szCs w:val="20"/>
-              </w:rPr>
-              <w:t xml:space="preserve"> </w:t>
-            </w:r>
-            <w:r>
-              <w:rPr>
-                <w:sz w:val="20"/>
-                <w:szCs w:val="20"/>
-              </w:rPr>
-              <w:t>IP</w:t>
-            </w:r>
-            <w:r>
-              <w:rPr>
-                <w:spacing w:val="-6"/>
-                <w:sz w:val="20"/>
-                <w:szCs w:val="20"/>
-              </w:rPr>
-              <w:t xml:space="preserve"> </w:t>
-            </w:r>
-            <w:r>
-              <w:rPr>
-                <w:sz w:val="20"/>
-                <w:szCs w:val="20"/>
-              </w:rPr>
-              <w:t>address</w:t>
-            </w:r>
-            <w:r>
-              <w:rPr>
-                <w:spacing w:val="-3"/>
-                <w:sz w:val="20"/>
-                <w:szCs w:val="20"/>
-              </w:rPr>
-              <w:t xml:space="preserve"> </w:t>
-            </w:r>
-            <w:r>
-              <w:rPr>
-                <w:b/>
-                <w:spacing w:val="-2"/>
-                <w:sz w:val="20"/>
-                <w:szCs w:val="20"/>
-              </w:rPr>
-              <w:t>Example</w:t>
-            </w:r>
-            <w:r>
-              <w:rPr>
-                <w:spacing w:val="-2"/>
-                <w:sz w:val="20"/>
-                <w:szCs w:val="20"/>
-              </w:rPr>
-              <w:t>:</w:t>
-            </w:r>
-          </w:p>
-          <w:p>
-            <w:pPr>
-              <w:pStyle w:val="TableParagraph"/>
-              <w:spacing w:before="41" w:line="245" w:lineRule="exact"/>
-              <w:ind w:left="28"/>
-              <w:rPr>
-                <w:sz w:val="20"/>
-                <w:szCs w:val="20"/>
-              </w:rPr>
-            </w:pPr>
-            <w:r>
-              <w:rPr>
-                <w:spacing w:val="-2"/>
-                <w:sz w:val="20"/>
-                <w:szCs w:val="20"/>
-              </w:rPr>
-              <w:t>192.168.10.0</w:t>
-            </w:r>
-          </w:p>
-        </w:tc>
-      </w:tr>
-    </w:tbl>
+    <w:p>
+      <w:pPr>
+        <w:pStyle w:val="Heading1"/>
+        <w:numPr>
+          <w:ilvl w:val="0"/>
+          <w:numId w:val="22"/>
+        </w:numPr>
+        <w:tabs>
+          <w:tab w:val="left" w:pos="742"/>
+        </w:tabs>
+        <w:rPr>
+          <w:rFonts w:ascii="Wingdings" w:hAnsi="Wingdings"/>
+          <w:b w:val="0"/>
+          <w:bCs w:val="0"/>
+          <w:sz w:val="22"/>
+          <w:szCs w:val="22"/>
+        </w:rPr>
+      </w:pPr>
+      <w:r>
+        <w:rPr>
+          <w:sz w:val="20"/>
+          <w:szCs w:val="20"/>
+        </w:rPr>
+        <w:lastRenderedPageBreak/>
+        <w:t>Subnet</w:t>
+      </w:r>
+      <w:r>
+        <w:rPr>
+          <w:spacing w:val="-11"/>
+          <w:sz w:val="20"/>
+          <w:szCs w:val="20"/>
+        </w:rPr>
+        <w:t xml:space="preserve"> </w:t>
+      </w:r>
+      <w:proofErr w:type="gramStart"/>
+      <w:r>
+        <w:rPr>
+          <w:spacing w:val="-4"/>
+          <w:sz w:val="20"/>
+          <w:szCs w:val="20"/>
+        </w:rPr>
+        <w:t>Mask</w:t>
+      </w:r>
+      <w:r>
+        <w:rPr>
+          <w:spacing w:val="-4"/>
+          <w:sz w:val="20"/>
+          <w:szCs w:val="20"/>
+        </w:rPr>
+        <w:t xml:space="preserve"> :</w:t>
+      </w:r>
+      <w:proofErr w:type="gramEnd"/>
+      <w:r>
+        <w:rPr>
+          <w:spacing w:val="-4"/>
+          <w:sz w:val="20"/>
+          <w:szCs w:val="20"/>
+        </w:rPr>
+        <w:t xml:space="preserve">-  </w:t>
+      </w:r>
+      <w:r>
+        <w:rPr>
+          <w:b w:val="0"/>
+          <w:bCs w:val="0"/>
+          <w:sz w:val="20"/>
+          <w:szCs w:val="20"/>
+        </w:rPr>
+        <w:t>Separates</w:t>
+      </w:r>
+      <w:r>
+        <w:rPr>
+          <w:b w:val="0"/>
+          <w:bCs w:val="0"/>
+          <w:spacing w:val="-6"/>
+          <w:sz w:val="20"/>
+          <w:szCs w:val="20"/>
+        </w:rPr>
+        <w:t xml:space="preserve"> </w:t>
+      </w:r>
+      <w:r>
+        <w:rPr>
+          <w:b w:val="0"/>
+          <w:bCs w:val="0"/>
+          <w:sz w:val="20"/>
+          <w:szCs w:val="20"/>
+        </w:rPr>
+        <w:t>the</w:t>
+      </w:r>
+      <w:r>
+        <w:rPr>
+          <w:b w:val="0"/>
+          <w:bCs w:val="0"/>
+          <w:spacing w:val="-9"/>
+          <w:sz w:val="20"/>
+          <w:szCs w:val="20"/>
+        </w:rPr>
+        <w:t xml:space="preserve"> </w:t>
+      </w:r>
+      <w:r>
+        <w:rPr>
+          <w:b w:val="0"/>
+          <w:bCs w:val="0"/>
+          <w:sz w:val="20"/>
+          <w:szCs w:val="20"/>
+        </w:rPr>
+        <w:t>IP</w:t>
+      </w:r>
+      <w:r>
+        <w:rPr>
+          <w:b w:val="0"/>
+          <w:bCs w:val="0"/>
+          <w:spacing w:val="-5"/>
+          <w:sz w:val="20"/>
+          <w:szCs w:val="20"/>
+        </w:rPr>
+        <w:t xml:space="preserve"> </w:t>
+      </w:r>
+      <w:r>
+        <w:rPr>
+          <w:b w:val="0"/>
+          <w:bCs w:val="0"/>
+          <w:sz w:val="20"/>
+          <w:szCs w:val="20"/>
+        </w:rPr>
+        <w:t>into</w:t>
+      </w:r>
+      <w:r>
+        <w:rPr>
+          <w:b w:val="0"/>
+          <w:bCs w:val="0"/>
+          <w:spacing w:val="-4"/>
+          <w:sz w:val="20"/>
+          <w:szCs w:val="20"/>
+        </w:rPr>
+        <w:t xml:space="preserve"> </w:t>
+      </w:r>
+      <w:r>
+        <w:rPr>
+          <w:sz w:val="20"/>
+          <w:szCs w:val="20"/>
+        </w:rPr>
+        <w:t>network</w:t>
+      </w:r>
+      <w:r>
+        <w:rPr>
+          <w:b w:val="0"/>
+          <w:bCs w:val="0"/>
+          <w:spacing w:val="-7"/>
+          <w:sz w:val="20"/>
+          <w:szCs w:val="20"/>
+        </w:rPr>
+        <w:t xml:space="preserve"> </w:t>
+      </w:r>
+      <w:r>
+        <w:rPr>
+          <w:b w:val="0"/>
+          <w:bCs w:val="0"/>
+          <w:sz w:val="20"/>
+          <w:szCs w:val="20"/>
+        </w:rPr>
+        <w:t>and</w:t>
+      </w:r>
+      <w:r>
+        <w:rPr>
+          <w:b w:val="0"/>
+          <w:bCs w:val="0"/>
+          <w:spacing w:val="-7"/>
+          <w:sz w:val="20"/>
+          <w:szCs w:val="20"/>
+        </w:rPr>
+        <w:t xml:space="preserve"> </w:t>
+      </w:r>
+      <w:r>
+        <w:rPr>
+          <w:b w:val="0"/>
+          <w:bCs w:val="0"/>
+          <w:sz w:val="20"/>
+          <w:szCs w:val="20"/>
+        </w:rPr>
+        <w:t>host</w:t>
+      </w:r>
+      <w:r>
+        <w:rPr>
+          <w:b w:val="0"/>
+          <w:bCs w:val="0"/>
+          <w:spacing w:val="-7"/>
+          <w:sz w:val="20"/>
+          <w:szCs w:val="20"/>
+        </w:rPr>
+        <w:t xml:space="preserve"> </w:t>
+      </w:r>
+      <w:r>
+        <w:rPr>
+          <w:b w:val="0"/>
+          <w:bCs w:val="0"/>
+          <w:sz w:val="20"/>
+          <w:szCs w:val="20"/>
+        </w:rPr>
+        <w:t>parts.</w:t>
+      </w:r>
+      <w:r>
+        <w:rPr>
+          <w:b w:val="0"/>
+          <w:bCs w:val="0"/>
+          <w:spacing w:val="-6"/>
+          <w:sz w:val="20"/>
+          <w:szCs w:val="20"/>
+        </w:rPr>
+        <w:t xml:space="preserve"> </w:t>
+      </w:r>
+      <w:r>
+        <w:rPr>
+          <w:sz w:val="20"/>
+          <w:szCs w:val="20"/>
+        </w:rPr>
+        <w:t>Example</w:t>
+      </w:r>
+      <w:r>
+        <w:rPr>
+          <w:b w:val="0"/>
+          <w:bCs w:val="0"/>
+          <w:sz w:val="20"/>
+          <w:szCs w:val="20"/>
+        </w:rPr>
+        <w:t>:</w:t>
+      </w:r>
+      <w:r>
+        <w:rPr>
+          <w:b w:val="0"/>
+          <w:bCs w:val="0"/>
+          <w:spacing w:val="-6"/>
+          <w:sz w:val="20"/>
+          <w:szCs w:val="20"/>
+        </w:rPr>
+        <w:t xml:space="preserve"> </w:t>
+      </w:r>
+      <w:r>
+        <w:rPr>
+          <w:b w:val="0"/>
+          <w:bCs w:val="0"/>
+          <w:spacing w:val="-2"/>
+          <w:sz w:val="20"/>
+          <w:szCs w:val="20"/>
+        </w:rPr>
+        <w:t>255.255.255.0</w:t>
+      </w:r>
+    </w:p>
+    <w:p>
+      <w:pPr>
+        <w:pStyle w:val="Heading1"/>
+        <w:tabs>
+          <w:tab w:val="left" w:pos="742"/>
+        </w:tabs>
+        <w:ind w:left="720" w:firstLine="0"/>
+        <w:rPr>
+          <w:rFonts w:ascii="Wingdings" w:hAnsi="Wingdings"/>
+          <w:b w:val="0"/>
+          <w:bCs w:val="0"/>
+          <w:sz w:val="22"/>
+          <w:szCs w:val="22"/>
+        </w:rPr>
+      </w:pPr>
+    </w:p>
+    <w:p>
+      <w:pPr>
+        <w:pStyle w:val="TableParagraph"/>
+        <w:numPr>
+          <w:ilvl w:val="0"/>
+          <w:numId w:val="22"/>
+        </w:numPr>
+        <w:tabs>
+          <w:tab w:val="left" w:pos="742"/>
+        </w:tabs>
+        <w:spacing w:line="225" w:lineRule="exact"/>
+        <w:rPr>
+          <w:spacing w:val="-2"/>
+          <w:sz w:val="20"/>
+          <w:szCs w:val="20"/>
+        </w:rPr>
+      </w:pPr>
+      <w:proofErr w:type="gramStart"/>
+      <w:r>
+        <w:rPr>
+          <w:b/>
+          <w:spacing w:val="-2"/>
+          <w:sz w:val="20"/>
+          <w:szCs w:val="20"/>
+        </w:rPr>
+        <w:t>Network</w:t>
+      </w:r>
+      <w:r>
+        <w:rPr>
+          <w:spacing w:val="-2"/>
+          <w:sz w:val="20"/>
+          <w:szCs w:val="20"/>
+        </w:rPr>
+        <w:t>:-</w:t>
+      </w:r>
+      <w:proofErr w:type="gramEnd"/>
+      <w:r>
+        <w:rPr>
+          <w:spacing w:val="-2"/>
+          <w:sz w:val="20"/>
+          <w:szCs w:val="20"/>
+        </w:rPr>
+        <w:t xml:space="preserve"> </w:t>
+      </w:r>
+      <w:r>
+        <w:rPr>
+          <w:sz w:val="20"/>
+          <w:szCs w:val="20"/>
+        </w:rPr>
+        <w:t>A</w:t>
+      </w:r>
+      <w:r>
+        <w:rPr>
+          <w:spacing w:val="-6"/>
+          <w:sz w:val="20"/>
+          <w:szCs w:val="20"/>
+        </w:rPr>
+        <w:t xml:space="preserve"> </w:t>
+      </w:r>
+      <w:r>
+        <w:rPr>
+          <w:sz w:val="20"/>
+          <w:szCs w:val="20"/>
+        </w:rPr>
+        <w:t>group</w:t>
+      </w:r>
+      <w:r>
+        <w:rPr>
+          <w:spacing w:val="-5"/>
+          <w:sz w:val="20"/>
+          <w:szCs w:val="20"/>
+        </w:rPr>
+        <w:t xml:space="preserve"> </w:t>
+      </w:r>
+      <w:r>
+        <w:rPr>
+          <w:sz w:val="20"/>
+          <w:szCs w:val="20"/>
+        </w:rPr>
+        <w:t>of</w:t>
+      </w:r>
+      <w:r>
+        <w:rPr>
+          <w:spacing w:val="-6"/>
+          <w:sz w:val="20"/>
+          <w:szCs w:val="20"/>
+        </w:rPr>
+        <w:t xml:space="preserve"> </w:t>
+      </w:r>
+      <w:r>
+        <w:rPr>
+          <w:sz w:val="20"/>
+          <w:szCs w:val="20"/>
+        </w:rPr>
+        <w:t>devices</w:t>
+      </w:r>
+      <w:r>
+        <w:rPr>
+          <w:spacing w:val="-4"/>
+          <w:sz w:val="20"/>
+          <w:szCs w:val="20"/>
+        </w:rPr>
+        <w:t xml:space="preserve"> </w:t>
+      </w:r>
+      <w:r>
+        <w:rPr>
+          <w:sz w:val="20"/>
+          <w:szCs w:val="20"/>
+        </w:rPr>
+        <w:t>sharing</w:t>
+      </w:r>
+      <w:r>
+        <w:rPr>
+          <w:spacing w:val="-5"/>
+          <w:sz w:val="20"/>
+          <w:szCs w:val="20"/>
+        </w:rPr>
+        <w:t xml:space="preserve"> </w:t>
+      </w:r>
+      <w:r>
+        <w:rPr>
+          <w:b/>
+          <w:bCs/>
+          <w:sz w:val="20"/>
+          <w:szCs w:val="20"/>
+        </w:rPr>
+        <w:t>the</w:t>
+      </w:r>
+      <w:r>
+        <w:rPr>
+          <w:b/>
+          <w:bCs/>
+          <w:spacing w:val="-3"/>
+          <w:sz w:val="20"/>
+          <w:szCs w:val="20"/>
+        </w:rPr>
+        <w:t xml:space="preserve"> </w:t>
+      </w:r>
+      <w:r>
+        <w:rPr>
+          <w:b/>
+          <w:bCs/>
+          <w:sz w:val="20"/>
+          <w:szCs w:val="20"/>
+        </w:rPr>
+        <w:t>same</w:t>
+      </w:r>
+      <w:r>
+        <w:rPr>
+          <w:b/>
+          <w:bCs/>
+          <w:spacing w:val="-5"/>
+          <w:sz w:val="20"/>
+          <w:szCs w:val="20"/>
+        </w:rPr>
+        <w:t xml:space="preserve"> </w:t>
+      </w:r>
+      <w:r>
+        <w:rPr>
+          <w:b/>
+          <w:bCs/>
+          <w:sz w:val="20"/>
+          <w:szCs w:val="20"/>
+        </w:rPr>
+        <w:t>network</w:t>
+      </w:r>
+      <w:r>
+        <w:rPr>
+          <w:b/>
+          <w:bCs/>
+          <w:spacing w:val="-4"/>
+          <w:sz w:val="20"/>
+          <w:szCs w:val="20"/>
+        </w:rPr>
+        <w:t xml:space="preserve"> </w:t>
+      </w:r>
+      <w:r>
+        <w:rPr>
+          <w:b/>
+          <w:bCs/>
+          <w:sz w:val="20"/>
+          <w:szCs w:val="20"/>
+        </w:rPr>
+        <w:t>portion</w:t>
+      </w:r>
+      <w:r>
+        <w:rPr>
+          <w:spacing w:val="-5"/>
+          <w:sz w:val="20"/>
+          <w:szCs w:val="20"/>
+        </w:rPr>
+        <w:t xml:space="preserve"> </w:t>
+      </w:r>
+      <w:r>
+        <w:rPr>
+          <w:sz w:val="20"/>
+          <w:szCs w:val="20"/>
+        </w:rPr>
+        <w:t>of</w:t>
+      </w:r>
+      <w:r>
+        <w:rPr>
+          <w:spacing w:val="-3"/>
+          <w:sz w:val="20"/>
+          <w:szCs w:val="20"/>
+        </w:rPr>
+        <w:t xml:space="preserve"> </w:t>
+      </w:r>
+      <w:r>
+        <w:rPr>
+          <w:sz w:val="20"/>
+          <w:szCs w:val="20"/>
+        </w:rPr>
+        <w:t>the</w:t>
+      </w:r>
+      <w:r>
+        <w:rPr>
+          <w:spacing w:val="-4"/>
+          <w:sz w:val="20"/>
+          <w:szCs w:val="20"/>
+        </w:rPr>
+        <w:t xml:space="preserve"> </w:t>
+      </w:r>
+      <w:r>
+        <w:rPr>
+          <w:sz w:val="20"/>
+          <w:szCs w:val="20"/>
+        </w:rPr>
+        <w:t>IP</w:t>
+      </w:r>
+      <w:r>
+        <w:rPr>
+          <w:spacing w:val="-6"/>
+          <w:sz w:val="20"/>
+          <w:szCs w:val="20"/>
+        </w:rPr>
+        <w:t xml:space="preserve"> </w:t>
+      </w:r>
+      <w:r>
+        <w:rPr>
+          <w:sz w:val="20"/>
+          <w:szCs w:val="20"/>
+        </w:rPr>
+        <w:t>address</w:t>
+      </w:r>
+      <w:r>
+        <w:rPr>
+          <w:spacing w:val="-3"/>
+          <w:sz w:val="20"/>
+          <w:szCs w:val="20"/>
+        </w:rPr>
+        <w:t xml:space="preserve"> </w:t>
+      </w:r>
+      <w:proofErr w:type="gramStart"/>
+      <w:r>
+        <w:rPr>
+          <w:b/>
+          <w:spacing w:val="-2"/>
+          <w:sz w:val="20"/>
+          <w:szCs w:val="20"/>
+        </w:rPr>
+        <w:t>Example</w:t>
+      </w:r>
+      <w:r>
+        <w:rPr>
+          <w:spacing w:val="-2"/>
+          <w:sz w:val="20"/>
+          <w:szCs w:val="20"/>
+        </w:rPr>
+        <w:t>:</w:t>
+      </w:r>
+      <w:r>
+        <w:rPr>
+          <w:spacing w:val="-2"/>
+          <w:sz w:val="20"/>
+          <w:szCs w:val="20"/>
+        </w:rPr>
+        <w:t>-</w:t>
+      </w:r>
+      <w:proofErr w:type="gramEnd"/>
+      <w:r>
+        <w:rPr>
+          <w:spacing w:val="-2"/>
+          <w:sz w:val="20"/>
+          <w:szCs w:val="20"/>
+        </w:rPr>
+        <w:t>192.168.10.0</w:t>
+      </w:r>
+    </w:p>
+    <w:p>
+      <w:pPr>
+        <w:pStyle w:val="ListParagraph"/>
+        <w:rPr>
+          <w:spacing w:val="-2"/>
+          <w:sz w:val="20"/>
+          <w:szCs w:val="20"/>
+        </w:rPr>
+      </w:pPr>
+    </w:p>
+    <w:p>
+      <w:pPr>
+        <w:pStyle w:val="TableParagraph"/>
+        <w:tabs>
+          <w:tab w:val="left" w:pos="742"/>
+        </w:tabs>
+        <w:spacing w:line="225" w:lineRule="exact"/>
+        <w:ind w:left="720"/>
+        <w:rPr>
+          <w:spacing w:val="-2"/>
+          <w:sz w:val="20"/>
+          <w:szCs w:val="20"/>
+        </w:rPr>
+      </w:pPr>
+    </w:p>
+    <w:p>
+      <w:pPr>
+        <w:pStyle w:val="TableParagraph"/>
+        <w:numPr>
+          <w:ilvl w:val="0"/>
+          <w:numId w:val="24"/>
+        </w:numPr>
+        <w:tabs>
+          <w:tab w:val="left" w:pos="742"/>
+        </w:tabs>
+        <w:spacing w:line="225" w:lineRule="exact"/>
+        <w:rPr>
+          <w:rFonts w:ascii="Courier New" w:hAnsi="Courier New"/>
+          <w:sz w:val="20"/>
+          <w:szCs w:val="20"/>
+        </w:rPr>
+      </w:pPr>
+      <w:r>
+        <w:rPr>
+          <w:b/>
+          <w:sz w:val="20"/>
+          <w:szCs w:val="20"/>
+        </w:rPr>
+        <w:t>Broadcast</w:t>
+      </w:r>
+      <w:r>
+        <w:rPr>
+          <w:b/>
+          <w:spacing w:val="-6"/>
+          <w:sz w:val="20"/>
+          <w:szCs w:val="20"/>
+        </w:rPr>
+        <w:t xml:space="preserve"> </w:t>
+      </w:r>
+      <w:proofErr w:type="gramStart"/>
+      <w:r>
+        <w:rPr>
+          <w:b/>
+          <w:sz w:val="20"/>
+          <w:szCs w:val="20"/>
+        </w:rPr>
+        <w:t>Address</w:t>
+      </w:r>
+      <w:r>
+        <w:rPr>
+          <w:b/>
+          <w:spacing w:val="-2"/>
+          <w:sz w:val="20"/>
+          <w:szCs w:val="20"/>
+        </w:rPr>
+        <w:t xml:space="preserve"> </w:t>
+      </w:r>
+      <w:r>
+        <w:rPr>
+          <w:sz w:val="20"/>
+          <w:szCs w:val="20"/>
+        </w:rPr>
+        <w:t>:</w:t>
+      </w:r>
+      <w:proofErr w:type="gramEnd"/>
+      <w:r>
+        <w:rPr>
+          <w:sz w:val="20"/>
+          <w:szCs w:val="20"/>
+        </w:rPr>
+        <w:t>-</w:t>
+      </w:r>
+      <w:r>
+        <w:rPr>
+          <w:spacing w:val="-4"/>
+          <w:sz w:val="20"/>
+          <w:szCs w:val="20"/>
+        </w:rPr>
+        <w:t xml:space="preserve"> </w:t>
+      </w:r>
+      <w:r>
+        <w:rPr>
+          <w:sz w:val="20"/>
+          <w:szCs w:val="20"/>
+        </w:rPr>
+        <w:t>A</w:t>
+      </w:r>
+      <w:r>
+        <w:rPr>
+          <w:spacing w:val="-7"/>
+          <w:sz w:val="20"/>
+          <w:szCs w:val="20"/>
+        </w:rPr>
+        <w:t xml:space="preserve"> </w:t>
+      </w:r>
+      <w:r>
+        <w:rPr>
+          <w:b/>
+          <w:sz w:val="20"/>
+          <w:szCs w:val="20"/>
+        </w:rPr>
+        <w:t>broadcast</w:t>
+      </w:r>
+      <w:r>
+        <w:rPr>
+          <w:b/>
+          <w:spacing w:val="-4"/>
+          <w:sz w:val="20"/>
+          <w:szCs w:val="20"/>
+        </w:rPr>
+        <w:t xml:space="preserve"> </w:t>
+      </w:r>
+      <w:r>
+        <w:rPr>
+          <w:b/>
+          <w:sz w:val="20"/>
+          <w:szCs w:val="20"/>
+        </w:rPr>
+        <w:t>address</w:t>
+      </w:r>
+      <w:r>
+        <w:rPr>
+          <w:b/>
+          <w:spacing w:val="-3"/>
+          <w:sz w:val="20"/>
+          <w:szCs w:val="20"/>
+        </w:rPr>
+        <w:t xml:space="preserve"> </w:t>
+      </w:r>
+      <w:r>
+        <w:rPr>
+          <w:sz w:val="20"/>
+          <w:szCs w:val="20"/>
+        </w:rPr>
+        <w:t>is</w:t>
+      </w:r>
+      <w:r>
+        <w:rPr>
+          <w:spacing w:val="-7"/>
+          <w:sz w:val="20"/>
+          <w:szCs w:val="20"/>
+        </w:rPr>
+        <w:t xml:space="preserve"> </w:t>
+      </w:r>
+      <w:r>
+        <w:rPr>
+          <w:sz w:val="20"/>
+          <w:szCs w:val="20"/>
+        </w:rPr>
+        <w:t>a</w:t>
+      </w:r>
+      <w:r>
+        <w:rPr>
+          <w:spacing w:val="-5"/>
+          <w:sz w:val="20"/>
+          <w:szCs w:val="20"/>
+        </w:rPr>
+        <w:t xml:space="preserve"> </w:t>
+      </w:r>
+      <w:r>
+        <w:rPr>
+          <w:sz w:val="20"/>
+          <w:szCs w:val="20"/>
+        </w:rPr>
+        <w:t>special</w:t>
+      </w:r>
+      <w:r>
+        <w:rPr>
+          <w:spacing w:val="-4"/>
+          <w:sz w:val="20"/>
+          <w:szCs w:val="20"/>
+        </w:rPr>
+        <w:t xml:space="preserve"> </w:t>
+      </w:r>
+      <w:r>
+        <w:rPr>
+          <w:sz w:val="20"/>
+          <w:szCs w:val="20"/>
+        </w:rPr>
+        <w:t>IP</w:t>
+      </w:r>
+      <w:r>
+        <w:rPr>
+          <w:spacing w:val="-4"/>
+          <w:sz w:val="20"/>
+          <w:szCs w:val="20"/>
+        </w:rPr>
+        <w:t xml:space="preserve"> </w:t>
+      </w:r>
+      <w:r>
+        <w:rPr>
+          <w:sz w:val="20"/>
+          <w:szCs w:val="20"/>
+        </w:rPr>
+        <w:t>address</w:t>
+      </w:r>
+      <w:r>
+        <w:rPr>
+          <w:spacing w:val="-5"/>
+          <w:sz w:val="20"/>
+          <w:szCs w:val="20"/>
+        </w:rPr>
+        <w:t xml:space="preserve"> </w:t>
+      </w:r>
+      <w:r>
+        <w:rPr>
+          <w:sz w:val="20"/>
+          <w:szCs w:val="20"/>
+        </w:rPr>
+        <w:t>used</w:t>
+      </w:r>
+      <w:r>
+        <w:rPr>
+          <w:spacing w:val="-6"/>
+          <w:sz w:val="20"/>
+          <w:szCs w:val="20"/>
+        </w:rPr>
+        <w:t xml:space="preserve"> </w:t>
+      </w:r>
+      <w:r>
+        <w:rPr>
+          <w:sz w:val="20"/>
+          <w:szCs w:val="20"/>
+        </w:rPr>
+        <w:t>to</w:t>
+      </w:r>
+      <w:r>
+        <w:rPr>
+          <w:spacing w:val="-1"/>
+          <w:sz w:val="20"/>
+          <w:szCs w:val="20"/>
+        </w:rPr>
+        <w:t xml:space="preserve"> </w:t>
+      </w:r>
+      <w:r>
+        <w:rPr>
+          <w:b/>
+          <w:sz w:val="20"/>
+          <w:szCs w:val="20"/>
+        </w:rPr>
+        <w:t>send</w:t>
+      </w:r>
+      <w:r>
+        <w:rPr>
+          <w:b/>
+          <w:spacing w:val="-4"/>
+          <w:sz w:val="20"/>
+          <w:szCs w:val="20"/>
+        </w:rPr>
+        <w:t xml:space="preserve"> </w:t>
+      </w:r>
+      <w:r>
+        <w:rPr>
+          <w:b/>
+          <w:sz w:val="20"/>
+          <w:szCs w:val="20"/>
+        </w:rPr>
+        <w:t>data</w:t>
+      </w:r>
+      <w:r>
+        <w:rPr>
+          <w:b/>
+          <w:spacing w:val="-8"/>
+          <w:sz w:val="20"/>
+          <w:szCs w:val="20"/>
+        </w:rPr>
+        <w:t xml:space="preserve"> </w:t>
+      </w:r>
+      <w:r>
+        <w:rPr>
+          <w:b/>
+          <w:sz w:val="20"/>
+          <w:szCs w:val="20"/>
+        </w:rPr>
+        <w:t xml:space="preserve">to all devices </w:t>
+      </w:r>
+      <w:r>
+        <w:rPr>
+          <w:sz w:val="20"/>
+          <w:szCs w:val="20"/>
+        </w:rPr>
+        <w:t xml:space="preserve">on a particular network </w:t>
+      </w:r>
+      <w:r>
+        <w:rPr>
+          <w:b/>
+          <w:sz w:val="20"/>
+          <w:szCs w:val="20"/>
+        </w:rPr>
+        <w:t>Example</w:t>
+      </w:r>
+      <w:r>
+        <w:rPr>
+          <w:sz w:val="20"/>
+          <w:szCs w:val="20"/>
+        </w:rPr>
+        <w:t>: 192.168.10.255</w:t>
+      </w:r>
+    </w:p>
     <w:p>
       <w:pPr>
         <w:pStyle w:val="ListParagraph"/>
         <w:numPr>
           <w:ilvl w:val="0"/>
-          <w:numId w:val="11"/>
-        </w:numPr>
-        <w:tabs>
-          <w:tab w:val="left" w:pos="743"/>
-        </w:tabs>
-        <w:spacing w:before="254" w:line="271" w:lineRule="auto"/>
-        <w:ind w:right="30"/>
-        <w:jc w:val="both"/>
-        <w:rPr>
-          <w:rFonts w:ascii="Courier New" w:hAnsi="Courier New"/>
-          <w:sz w:val="20"/>
-          <w:szCs w:val="20"/>
-        </w:rPr>
-      </w:pPr>
-      <w:r>
-        <w:rPr>
-          <w:b/>
-          <w:sz w:val="20"/>
-          <w:szCs w:val="20"/>
-        </w:rPr>
-        <w:t>Broadcast</w:t>
-      </w:r>
-      <w:r>
-        <w:rPr>
-          <w:b/>
-          <w:spacing w:val="-6"/>
-          <w:sz w:val="20"/>
-          <w:szCs w:val="20"/>
-        </w:rPr>
-        <w:t xml:space="preserve"> </w:t>
-      </w:r>
-      <w:r>
-        <w:rPr>
-          <w:b/>
-          <w:sz w:val="20"/>
-          <w:szCs w:val="20"/>
-        </w:rPr>
-        <w:t>Address</w:t>
-      </w:r>
-      <w:r>
-        <w:rPr>
-          <w:b/>
-          <w:spacing w:val="-2"/>
-          <w:sz w:val="20"/>
-          <w:szCs w:val="20"/>
-        </w:rPr>
-        <w:t xml:space="preserve"> </w:t>
-      </w:r>
-      <w:r>
-        <w:rPr>
-          <w:sz w:val="20"/>
-          <w:szCs w:val="20"/>
-        </w:rPr>
-        <w:t>:-</w:t>
-      </w:r>
-      <w:r>
-        <w:rPr>
-          <w:spacing w:val="-4"/>
-          <w:sz w:val="20"/>
-          <w:szCs w:val="20"/>
-        </w:rPr>
-        <w:t xml:space="preserve"> </w:t>
-      </w:r>
-      <w:r>
-        <w:rPr>
-          <w:sz w:val="20"/>
-          <w:szCs w:val="20"/>
-        </w:rPr>
-        <w:t>A</w:t>
-      </w:r>
-      <w:r>
-        <w:rPr>
-          <w:spacing w:val="-7"/>
-          <w:sz w:val="20"/>
-          <w:szCs w:val="20"/>
-        </w:rPr>
-        <w:t xml:space="preserve"> </w:t>
-      </w:r>
-      <w:r>
-        <w:rPr>
-          <w:b/>
-          <w:sz w:val="20"/>
-          <w:szCs w:val="20"/>
-        </w:rPr>
-        <w:t>broadcast</w:t>
-      </w:r>
-      <w:r>
-        <w:rPr>
-          <w:b/>
-          <w:spacing w:val="-4"/>
-          <w:sz w:val="20"/>
-          <w:szCs w:val="20"/>
-        </w:rPr>
-        <w:t xml:space="preserve"> </w:t>
-      </w:r>
-      <w:r>
-        <w:rPr>
-          <w:b/>
-          <w:sz w:val="20"/>
-          <w:szCs w:val="20"/>
-        </w:rPr>
-        <w:t>address</w:t>
-      </w:r>
-      <w:r>
-        <w:rPr>
-          <w:b/>
-          <w:spacing w:val="-3"/>
-          <w:sz w:val="20"/>
-          <w:szCs w:val="20"/>
-        </w:rPr>
-        <w:t xml:space="preserve"> </w:t>
-      </w:r>
-      <w:r>
-        <w:rPr>
-          <w:sz w:val="20"/>
-          <w:szCs w:val="20"/>
-        </w:rPr>
-        <w:t>is</w:t>
-      </w:r>
-      <w:r>
-        <w:rPr>
-          <w:spacing w:val="-7"/>
-          <w:sz w:val="20"/>
-          <w:szCs w:val="20"/>
-        </w:rPr>
-        <w:t xml:space="preserve"> </w:t>
-      </w:r>
-      <w:r>
-        <w:rPr>
-          <w:sz w:val="20"/>
-          <w:szCs w:val="20"/>
-        </w:rPr>
-        <w:t>a</w:t>
-      </w:r>
-      <w:r>
-        <w:rPr>
-          <w:spacing w:val="-5"/>
-          <w:sz w:val="20"/>
-          <w:szCs w:val="20"/>
-        </w:rPr>
-        <w:t xml:space="preserve"> </w:t>
-      </w:r>
-      <w:r>
-        <w:rPr>
-          <w:sz w:val="20"/>
-          <w:szCs w:val="20"/>
-        </w:rPr>
-        <w:t>special</w:t>
-      </w:r>
-      <w:r>
-        <w:rPr>
-          <w:spacing w:val="-4"/>
-          <w:sz w:val="20"/>
-          <w:szCs w:val="20"/>
-        </w:rPr>
-        <w:t xml:space="preserve"> </w:t>
-      </w:r>
-      <w:r>
-        <w:rPr>
-          <w:sz w:val="20"/>
-          <w:szCs w:val="20"/>
-        </w:rPr>
-        <w:t>IP</w:t>
-      </w:r>
-      <w:r>
-        <w:rPr>
-          <w:spacing w:val="-4"/>
-          <w:sz w:val="20"/>
-          <w:szCs w:val="20"/>
-        </w:rPr>
-        <w:t xml:space="preserve"> </w:t>
-      </w:r>
-      <w:r>
-        <w:rPr>
-          <w:sz w:val="20"/>
-          <w:szCs w:val="20"/>
-        </w:rPr>
-        <w:t>address</w:t>
-      </w:r>
-      <w:r>
-        <w:rPr>
-          <w:spacing w:val="-5"/>
-          <w:sz w:val="20"/>
-          <w:szCs w:val="20"/>
-        </w:rPr>
-        <w:t xml:space="preserve"> </w:t>
-      </w:r>
-      <w:r>
-        <w:rPr>
-          <w:sz w:val="20"/>
-          <w:szCs w:val="20"/>
-        </w:rPr>
-        <w:t>used</w:t>
-      </w:r>
-      <w:r>
-        <w:rPr>
-          <w:spacing w:val="-6"/>
-          <w:sz w:val="20"/>
-          <w:szCs w:val="20"/>
-        </w:rPr>
-        <w:t xml:space="preserve"> </w:t>
-      </w:r>
-      <w:r>
-        <w:rPr>
-          <w:sz w:val="20"/>
-          <w:szCs w:val="20"/>
-        </w:rPr>
-        <w:t>to</w:t>
-      </w:r>
-      <w:r>
-        <w:rPr>
-          <w:spacing w:val="-1"/>
-          <w:sz w:val="20"/>
-          <w:szCs w:val="20"/>
-        </w:rPr>
-        <w:t xml:space="preserve"> </w:t>
-      </w:r>
-      <w:r>
-        <w:rPr>
-          <w:b/>
-          <w:sz w:val="20"/>
-          <w:szCs w:val="20"/>
-        </w:rPr>
-        <w:t>send</w:t>
-      </w:r>
-      <w:r>
-        <w:rPr>
-          <w:b/>
-          <w:spacing w:val="-4"/>
-          <w:sz w:val="20"/>
-          <w:szCs w:val="20"/>
-        </w:rPr>
-        <w:t xml:space="preserve"> </w:t>
-      </w:r>
-      <w:r>
-        <w:rPr>
-          <w:b/>
-          <w:sz w:val="20"/>
-          <w:szCs w:val="20"/>
-        </w:rPr>
-        <w:t>data</w:t>
-      </w:r>
-      <w:r>
-        <w:rPr>
-          <w:b/>
-          <w:spacing w:val="-8"/>
-          <w:sz w:val="20"/>
-          <w:szCs w:val="20"/>
-        </w:rPr>
-        <w:t xml:space="preserve"> </w:t>
-      </w:r>
-      <w:r>
-        <w:rPr>
-          <w:b/>
-          <w:sz w:val="20"/>
-          <w:szCs w:val="20"/>
-        </w:rPr>
-        <w:t xml:space="preserve">to all devices </w:t>
-      </w:r>
-      <w:r>
-        <w:rPr>
-          <w:sz w:val="20"/>
-          <w:szCs w:val="20"/>
-        </w:rPr>
-        <w:t xml:space="preserve">on a particular network </w:t>
-      </w:r>
-      <w:r>
-        <w:rPr>
-          <w:b/>
-          <w:sz w:val="20"/>
-          <w:szCs w:val="20"/>
-        </w:rPr>
-        <w:t>Example</w:t>
-      </w:r>
-      <w:r>
-        <w:rPr>
-          <w:sz w:val="20"/>
-          <w:szCs w:val="20"/>
-        </w:rPr>
-        <w:t>: 192.168.10.255</w:t>
-      </w:r>
-    </w:p>
-    <w:p>
-      <w:pPr>
-        <w:pStyle w:val="ListParagraph"/>
-        <w:numPr>
-          <w:ilvl w:val="0"/>
-          <w:numId w:val="11"/>
+          <w:numId w:val="25"/>
         </w:numPr>
         <w:tabs>
           <w:tab w:val="left" w:pos="743"/>
@@ -5422,6 +5553,7 @@
         </w:rPr>
         <w:t xml:space="preserve"> </w:t>
       </w:r>
+      <w:proofErr w:type="gramStart"/>
       <w:r>
         <w:rPr>
           <w:b/>
@@ -5430,6 +5562,7 @@
         </w:rPr>
         <w:t>Range:-</w:t>
       </w:r>
+      <w:proofErr w:type="gramEnd"/>
       <w:r>
         <w:rPr>
           <w:b/>
@@ -5800,6 +5933,22 @@
         </w:rPr>
         <w:t>and reserved addresses. (network + broadcast excluded)</w:t>
       </w:r>
+    </w:p>
+    <w:p>
+      <w:pPr>
+        <w:pStyle w:val="ListParagraph"/>
+        <w:tabs>
+          <w:tab w:val="left" w:pos="743"/>
+        </w:tabs>
+        <w:spacing w:before="9" w:line="273" w:lineRule="auto"/>
+        <w:ind w:left="360" w:right="797" w:firstLine="0"/>
+        <w:jc w:val="both"/>
+        <w:rPr>
+          <w:rFonts w:ascii="Courier New" w:hAnsi="Courier New"/>
+          <w:sz w:val="20"/>
+          <w:szCs w:val="20"/>
+        </w:rPr>
+      </w:pPr>
     </w:p>
     <w:p>
       <w:pPr>
@@ -5834,6 +5983,7 @@
         </w:rPr>
         <w:t xml:space="preserve"> </w:t>
       </w:r>
+      <w:proofErr w:type="gramStart"/>
       <w:r>
         <w:rPr>
           <w:sz w:val="22"/>
@@ -5855,7 +6005,16 @@
           <w:sz w:val="22"/>
           <w:szCs w:val="22"/>
         </w:rPr>
-        <w:t>:-</w:t>
+        <w:t>:</w:t>
+      </w:r>
+      <w:proofErr w:type="gramEnd"/>
+      <w:r>
+        <w:rPr>
+          <w:spacing w:val="-5"/>
+          <w:sz w:val="22"/>
+          <w:szCs w:val="22"/>
+        </w:rPr>
+        <w:t>-</w:t>
       </w:r>
     </w:p>
     <w:p>
@@ -5872,7 +6031,25 @@
           <w:sz w:val="20"/>
           <w:szCs w:val="20"/>
         </w:rPr>
-        <w:t>CIDR stands for Classless Inter-Domain Routing. It is a method of allocating IP addresses</w:t>
+        <w:t xml:space="preserve">CIDR stands for </w:t>
+      </w:r>
+      <w:r>
+        <w:rPr>
+          <w:b/>
+          <w:bCs/>
+          <w:i/>
+          <w:iCs/>
+          <w:sz w:val="20"/>
+          <w:szCs w:val="20"/>
+        </w:rPr>
+        <w:t>Classless Inter-Domain Routing</w:t>
+      </w:r>
+      <w:r>
+        <w:rPr>
+          <w:sz w:val="20"/>
+          <w:szCs w:val="20"/>
+        </w:rPr>
+        <w:t>. It is a method of allocating IP addresses</w:t>
       </w:r>
       <w:r>
         <w:rPr>
@@ -6079,7 +6256,25 @@
           <w:sz w:val="20"/>
           <w:szCs w:val="20"/>
         </w:rPr>
-        <w:t xml:space="preserve">slash ( / ) followed by a </w:t>
+        <w:t xml:space="preserve">slash </w:t>
+      </w:r>
+      <w:proofErr w:type="gramStart"/>
+      <w:r>
+        <w:rPr>
+          <w:b/>
+          <w:sz w:val="20"/>
+          <w:szCs w:val="20"/>
+        </w:rPr>
+        <w:t>( /</w:t>
+      </w:r>
+      <w:proofErr w:type="gramEnd"/>
+      <w:r>
+        <w:rPr>
+          <w:b/>
+          <w:sz w:val="20"/>
+          <w:szCs w:val="20"/>
+        </w:rPr>
+        <w:t xml:space="preserve"> ) followed by a </w:t>
       </w:r>
       <w:r>
         <w:rPr>
@@ -7414,83 +7609,66 @@
     </w:p>
     <w:p>
       <w:pPr>
-        <w:spacing w:before="279"/>
-        <w:ind w:left="744"/>
+        <w:pStyle w:val="ListParagraph"/>
         <w:jc w:val="center"/>
         <w:rPr>
-          <w:b/>
-          <w:sz w:val="20"/>
-          <w:szCs w:val="20"/>
-        </w:rPr>
-      </w:pPr>
-      <w:r>
-        <w:rPr>
-          <w:b/>
-          <w:sz w:val="20"/>
-          <w:szCs w:val="20"/>
+          <w:rFonts w:ascii="Algerian" w:hAnsi="Algerian"/>
+        </w:rPr>
+      </w:pPr>
+      <w:r>
+        <w:rPr>
+          <w:rFonts w:ascii="Algerian" w:hAnsi="Algerian"/>
         </w:rPr>
         <w:t>[</w:t>
       </w:r>
       <w:r>
         <w:rPr>
-          <w:b/>
+          <w:rFonts w:ascii="Algerian" w:hAnsi="Algerian"/>
           <w:spacing w:val="-10"/>
-          <w:sz w:val="20"/>
-          <w:szCs w:val="20"/>
-        </w:rPr>
-        <w:t xml:space="preserve"> </w:t>
-      </w:r>
-      <w:r>
-        <w:rPr>
-          <w:b/>
-          <w:sz w:val="20"/>
-          <w:szCs w:val="20"/>
+        </w:rPr>
+        <w:t xml:space="preserve"> </w:t>
+      </w:r>
+      <w:r>
+        <w:rPr>
+          <w:rFonts w:ascii="Algerian" w:hAnsi="Algerian"/>
         </w:rPr>
         <w:t>General</w:t>
       </w:r>
       <w:r>
         <w:rPr>
-          <w:b/>
+          <w:rFonts w:ascii="Algerian" w:hAnsi="Algerian"/>
           <w:spacing w:val="-8"/>
-          <w:sz w:val="20"/>
-          <w:szCs w:val="20"/>
-        </w:rPr>
-        <w:t xml:space="preserve"> </w:t>
-      </w:r>
-      <w:r>
-        <w:rPr>
-          <w:b/>
-          <w:sz w:val="20"/>
-          <w:szCs w:val="20"/>
+        </w:rPr>
+        <w:t xml:space="preserve"> </w:t>
+      </w:r>
+      <w:r>
+        <w:rPr>
+          <w:rFonts w:ascii="Algerian" w:hAnsi="Algerian"/>
         </w:rPr>
         <w:t>Interview</w:t>
       </w:r>
       <w:r>
         <w:rPr>
-          <w:b/>
+          <w:rFonts w:ascii="Algerian" w:hAnsi="Algerian"/>
           <w:spacing w:val="-12"/>
-          <w:sz w:val="20"/>
-          <w:szCs w:val="20"/>
-        </w:rPr>
-        <w:t xml:space="preserve"> </w:t>
-      </w:r>
-      <w:r>
-        <w:rPr>
-          <w:b/>
-          <w:sz w:val="20"/>
-          <w:szCs w:val="20"/>
+        </w:rPr>
+        <w:t xml:space="preserve"> </w:t>
+      </w:r>
+      <w:proofErr w:type="gramStart"/>
+      <w:r>
+        <w:rPr>
+          <w:rFonts w:ascii="Algerian" w:hAnsi="Algerian"/>
         </w:rPr>
         <w:t xml:space="preserve">Questions </w:t>
       </w:r>
       <w:r>
         <w:rPr>
-          <w:b/>
+          <w:rFonts w:ascii="Algerian" w:hAnsi="Algerian"/>
           <w:spacing w:val="-10"/>
-          <w:sz w:val="20"/>
-          <w:szCs w:val="20"/>
         </w:rPr>
         <w:t>]</w:t>
       </w:r>
+      <w:proofErr w:type="gramEnd"/>
     </w:p>
     <w:p>
       <w:pPr>
@@ -7695,22 +7873,6 @@
     </w:p>
     <w:p>
       <w:pPr>
-        <w:pStyle w:val="Heading3"/>
-        <w:rPr>
-          <w:rFonts w:ascii="Wingdings" w:hAnsi="Wingdings"/>
-          <w:b w:val="0"/>
-          <w:sz w:val="20"/>
-          <w:szCs w:val="20"/>
-        </w:rPr>
-        <w:sectPr>
-          <w:pgSz w:w="11910" w:h="16840"/>
-          <w:pgMar w:top="1360" w:right="1417" w:bottom="280" w:left="1417" w:header="720" w:footer="720" w:gutter="0"/>
-          <w:cols w:space="720"/>
-        </w:sectPr>
-      </w:pPr>
-    </w:p>
-    <w:p>
-      <w:pPr>
         <w:pStyle w:val="ListParagraph"/>
         <w:numPr>
           <w:ilvl w:val="0"/>
@@ -9473,6 +9635,7 @@
         </w:rPr>
         <w:t xml:space="preserve"> </w:t>
       </w:r>
+      <w:proofErr w:type="gramStart"/>
       <w:r>
         <w:rPr>
           <w:b/>
@@ -9488,6 +9651,7 @@
         </w:rPr>
         <w:t>:-</w:t>
       </w:r>
+      <w:proofErr w:type="gramEnd"/>
       <w:r>
         <w:rPr>
           <w:spacing w:val="-6"/>
@@ -9675,60 +9839,61 @@
         <w:spacing w:before="42"/>
         <w:ind w:left="23" w:firstLine="0"/>
         <w:rPr>
-          <w:rFonts w:ascii="Wingdings" w:hAnsi="Wingdings"/>
+          <w:rFonts w:asciiTheme="minorHAnsi" w:hAnsiTheme="minorHAnsi" w:cstheme="minorHAnsi"/>
           <w:b w:val="0"/>
-          <w:sz w:val="20"/>
-          <w:szCs w:val="20"/>
+          <w:sz w:val="22"/>
+          <w:szCs w:val="22"/>
         </w:rPr>
       </w:pPr>
       <w:r>
         <w:rPr>
           <w:rFonts w:ascii="Times New Roman" w:hAnsi="Times New Roman"/>
-          <w:sz w:val="20"/>
-          <w:szCs w:val="20"/>
-        </w:rPr>
-        <w:t xml:space="preserve">Q3. </w:t>
-      </w:r>
-      <w:r>
-        <w:rPr>
-          <w:rFonts w:ascii="Times New Roman" w:hAnsi="Times New Roman"/>
-          <w:sz w:val="20"/>
-          <w:szCs w:val="20"/>
-        </w:rPr>
-        <w:t>What</w:t>
-      </w:r>
-      <w:r>
-        <w:rPr>
-          <w:rFonts w:ascii="Times New Roman" w:hAnsi="Times New Roman"/>
+          <w:sz w:val="22"/>
+          <w:szCs w:val="22"/>
+        </w:rPr>
+        <w:lastRenderedPageBreak/>
+        <w:t>Q3</w:t>
+      </w:r>
+      <w:r>
+        <w:rPr>
+          <w:rFonts w:asciiTheme="minorHAnsi" w:hAnsiTheme="minorHAnsi" w:cstheme="minorHAnsi"/>
+          <w:sz w:val="22"/>
+          <w:szCs w:val="22"/>
+        </w:rPr>
+        <w:t>. What</w:t>
+      </w:r>
+      <w:r>
+        <w:rPr>
+          <w:rFonts w:asciiTheme="minorHAnsi" w:hAnsiTheme="minorHAnsi" w:cstheme="minorHAnsi"/>
           <w:spacing w:val="-3"/>
-          <w:sz w:val="20"/>
-          <w:szCs w:val="20"/>
-        </w:rPr>
-        <w:t xml:space="preserve"> </w:t>
-      </w:r>
-      <w:r>
-        <w:rPr>
-          <w:rFonts w:ascii="Times New Roman" w:hAnsi="Times New Roman"/>
-          <w:sz w:val="20"/>
-          <w:szCs w:val="20"/>
+          <w:sz w:val="22"/>
+          <w:szCs w:val="22"/>
+        </w:rPr>
+        <w:t xml:space="preserve"> </w:t>
+      </w:r>
+      <w:r>
+        <w:rPr>
+          <w:rFonts w:asciiTheme="minorHAnsi" w:hAnsiTheme="minorHAnsi" w:cstheme="minorHAnsi"/>
+          <w:sz w:val="22"/>
+          <w:szCs w:val="22"/>
         </w:rPr>
         <w:t>is</w:t>
       </w:r>
       <w:r>
         <w:rPr>
-          <w:rFonts w:ascii="Times New Roman" w:hAnsi="Times New Roman"/>
+          <w:rFonts w:asciiTheme="minorHAnsi" w:hAnsiTheme="minorHAnsi" w:cstheme="minorHAnsi"/>
           <w:spacing w:val="1"/>
-          <w:sz w:val="20"/>
-          <w:szCs w:val="20"/>
-        </w:rPr>
-        <w:t xml:space="preserve"> </w:t>
-      </w:r>
-      <w:r>
-        <w:rPr>
-          <w:rFonts w:ascii="Times New Roman" w:hAnsi="Times New Roman"/>
+          <w:sz w:val="22"/>
+          <w:szCs w:val="22"/>
+        </w:rPr>
+        <w:t xml:space="preserve"> </w:t>
+      </w:r>
+      <w:r>
+        <w:rPr>
+          <w:rFonts w:asciiTheme="minorHAnsi" w:hAnsiTheme="minorHAnsi" w:cstheme="minorHAnsi"/>
           <w:spacing w:val="-2"/>
-          <w:sz w:val="20"/>
-          <w:szCs w:val="20"/>
+          <w:sz w:val="22"/>
+          <w:szCs w:val="22"/>
         </w:rPr>
         <w:t>Subnetting?</w:t>
       </w:r>
@@ -9746,273 +9911,209 @@
         <w:spacing w:before="46"/>
         <w:ind w:left="383" w:right="127"/>
         <w:rPr>
-          <w:rFonts w:ascii="Wingdings" w:hAnsi="Wingdings"/>
-          <w:sz w:val="20"/>
-          <w:szCs w:val="20"/>
-        </w:rPr>
-      </w:pPr>
-      <w:r>
-        <w:rPr>
-          <w:rFonts w:ascii="Times New Roman" w:hAnsi="Times New Roman"/>
-          <w:b/>
-          <w:sz w:val="20"/>
-          <w:szCs w:val="20"/>
+          <w:rFonts w:asciiTheme="minorHAnsi" w:hAnsiTheme="minorHAnsi" w:cstheme="minorHAnsi"/>
+        </w:rPr>
+      </w:pPr>
+      <w:r>
+        <w:rPr>
+          <w:rFonts w:asciiTheme="minorHAnsi" w:hAnsiTheme="minorHAnsi" w:cstheme="minorHAnsi"/>
+          <w:b/>
         </w:rPr>
         <w:t>Subnetting</w:t>
       </w:r>
       <w:r>
         <w:rPr>
-          <w:rFonts w:ascii="Times New Roman" w:hAnsi="Times New Roman"/>
+          <w:rFonts w:asciiTheme="minorHAnsi" w:hAnsiTheme="minorHAnsi" w:cstheme="minorHAnsi"/>
           <w:b/>
           <w:spacing w:val="-5"/>
-          <w:sz w:val="20"/>
-          <w:szCs w:val="20"/>
-        </w:rPr>
-        <w:t xml:space="preserve"> </w:t>
-      </w:r>
-      <w:r>
-        <w:rPr>
-          <w:rFonts w:ascii="Times New Roman" w:hAnsi="Times New Roman"/>
-          <w:sz w:val="20"/>
-          <w:szCs w:val="20"/>
+        </w:rPr>
+        <w:t xml:space="preserve"> </w:t>
+      </w:r>
+      <w:r>
+        <w:rPr>
+          <w:rFonts w:asciiTheme="minorHAnsi" w:hAnsiTheme="minorHAnsi" w:cstheme="minorHAnsi"/>
         </w:rPr>
         <w:t>is</w:t>
       </w:r>
       <w:r>
         <w:rPr>
-          <w:rFonts w:ascii="Times New Roman" w:hAnsi="Times New Roman"/>
+          <w:rFonts w:asciiTheme="minorHAnsi" w:hAnsiTheme="minorHAnsi" w:cstheme="minorHAnsi"/>
           <w:spacing w:val="-4"/>
-          <w:sz w:val="20"/>
-          <w:szCs w:val="20"/>
-        </w:rPr>
-        <w:t xml:space="preserve"> </w:t>
-      </w:r>
-      <w:r>
-        <w:rPr>
-          <w:rFonts w:ascii="Times New Roman" w:hAnsi="Times New Roman"/>
-          <w:sz w:val="20"/>
-          <w:szCs w:val="20"/>
+        </w:rPr>
+        <w:t xml:space="preserve"> </w:t>
+      </w:r>
+      <w:r>
+        <w:rPr>
+          <w:rFonts w:asciiTheme="minorHAnsi" w:hAnsiTheme="minorHAnsi" w:cstheme="minorHAnsi"/>
         </w:rPr>
         <w:t>the</w:t>
       </w:r>
       <w:r>
         <w:rPr>
-          <w:rFonts w:ascii="Times New Roman" w:hAnsi="Times New Roman"/>
+          <w:rFonts w:asciiTheme="minorHAnsi" w:hAnsiTheme="minorHAnsi" w:cstheme="minorHAnsi"/>
           <w:spacing w:val="-2"/>
-          <w:sz w:val="20"/>
-          <w:szCs w:val="20"/>
-        </w:rPr>
-        <w:t xml:space="preserve"> </w:t>
-      </w:r>
-      <w:r>
-        <w:rPr>
-          <w:rFonts w:ascii="Times New Roman" w:hAnsi="Times New Roman"/>
-          <w:sz w:val="20"/>
-          <w:szCs w:val="20"/>
+        </w:rPr>
+        <w:t xml:space="preserve"> </w:t>
+      </w:r>
+      <w:r>
+        <w:rPr>
+          <w:rFonts w:asciiTheme="minorHAnsi" w:hAnsiTheme="minorHAnsi" w:cstheme="minorHAnsi"/>
         </w:rPr>
         <w:t>process</w:t>
       </w:r>
       <w:r>
         <w:rPr>
-          <w:rFonts w:ascii="Times New Roman" w:hAnsi="Times New Roman"/>
+          <w:rFonts w:asciiTheme="minorHAnsi" w:hAnsiTheme="minorHAnsi" w:cstheme="minorHAnsi"/>
           <w:spacing w:val="-2"/>
-          <w:sz w:val="20"/>
-          <w:szCs w:val="20"/>
-        </w:rPr>
-        <w:t xml:space="preserve"> </w:t>
-      </w:r>
-      <w:r>
-        <w:rPr>
-          <w:rFonts w:ascii="Times New Roman" w:hAnsi="Times New Roman"/>
-          <w:sz w:val="20"/>
-          <w:szCs w:val="20"/>
+        </w:rPr>
+        <w:t xml:space="preserve"> </w:t>
+      </w:r>
+      <w:r>
+        <w:rPr>
+          <w:rFonts w:asciiTheme="minorHAnsi" w:hAnsiTheme="minorHAnsi" w:cstheme="minorHAnsi"/>
         </w:rPr>
         <w:t>of</w:t>
       </w:r>
       <w:r>
         <w:rPr>
-          <w:rFonts w:ascii="Times New Roman" w:hAnsi="Times New Roman"/>
+          <w:rFonts w:asciiTheme="minorHAnsi" w:hAnsiTheme="minorHAnsi" w:cstheme="minorHAnsi"/>
           <w:spacing w:val="-2"/>
-          <w:sz w:val="20"/>
-          <w:szCs w:val="20"/>
-        </w:rPr>
-        <w:t xml:space="preserve"> </w:t>
-      </w:r>
-      <w:r>
-        <w:rPr>
-          <w:rFonts w:ascii="Times New Roman" w:hAnsi="Times New Roman"/>
-          <w:sz w:val="20"/>
-          <w:szCs w:val="20"/>
+        </w:rPr>
+        <w:t xml:space="preserve"> </w:t>
+      </w:r>
+      <w:r>
+        <w:rPr>
+          <w:rFonts w:asciiTheme="minorHAnsi" w:hAnsiTheme="minorHAnsi" w:cstheme="minorHAnsi"/>
         </w:rPr>
         <w:t>dividing</w:t>
       </w:r>
       <w:r>
         <w:rPr>
-          <w:rFonts w:ascii="Times New Roman" w:hAnsi="Times New Roman"/>
+          <w:rFonts w:asciiTheme="minorHAnsi" w:hAnsiTheme="minorHAnsi" w:cstheme="minorHAnsi"/>
           <w:spacing w:val="-5"/>
-          <w:sz w:val="20"/>
-          <w:szCs w:val="20"/>
-        </w:rPr>
-        <w:t xml:space="preserve"> </w:t>
-      </w:r>
-      <w:r>
-        <w:rPr>
-          <w:rFonts w:ascii="Times New Roman" w:hAnsi="Times New Roman"/>
-          <w:sz w:val="20"/>
-          <w:szCs w:val="20"/>
+        </w:rPr>
+        <w:t xml:space="preserve"> </w:t>
+      </w:r>
+      <w:r>
+        <w:rPr>
+          <w:rFonts w:asciiTheme="minorHAnsi" w:hAnsiTheme="minorHAnsi" w:cstheme="minorHAnsi"/>
         </w:rPr>
         <w:t>a</w:t>
       </w:r>
       <w:r>
         <w:rPr>
-          <w:rFonts w:ascii="Times New Roman" w:hAnsi="Times New Roman"/>
+          <w:rFonts w:asciiTheme="minorHAnsi" w:hAnsiTheme="minorHAnsi" w:cstheme="minorHAnsi"/>
           <w:spacing w:val="-2"/>
-          <w:sz w:val="20"/>
-          <w:szCs w:val="20"/>
-        </w:rPr>
-        <w:t xml:space="preserve"> </w:t>
-      </w:r>
-      <w:r>
-        <w:rPr>
-          <w:rFonts w:ascii="Times New Roman" w:hAnsi="Times New Roman"/>
-          <w:sz w:val="20"/>
-          <w:szCs w:val="20"/>
+        </w:rPr>
+        <w:t xml:space="preserve"> </w:t>
+      </w:r>
+      <w:r>
+        <w:rPr>
+          <w:rFonts w:asciiTheme="minorHAnsi" w:hAnsiTheme="minorHAnsi" w:cstheme="minorHAnsi"/>
         </w:rPr>
         <w:t>large</w:t>
       </w:r>
       <w:r>
         <w:rPr>
-          <w:rFonts w:ascii="Times New Roman" w:hAnsi="Times New Roman"/>
+          <w:rFonts w:asciiTheme="minorHAnsi" w:hAnsiTheme="minorHAnsi" w:cstheme="minorHAnsi"/>
           <w:spacing w:val="-2"/>
-          <w:sz w:val="20"/>
-          <w:szCs w:val="20"/>
-        </w:rPr>
-        <w:t xml:space="preserve"> </w:t>
-      </w:r>
-      <w:r>
-        <w:rPr>
-          <w:rFonts w:ascii="Times New Roman" w:hAnsi="Times New Roman"/>
-          <w:sz w:val="20"/>
-          <w:szCs w:val="20"/>
+        </w:rPr>
+        <w:t xml:space="preserve"> </w:t>
+      </w:r>
+      <w:r>
+        <w:rPr>
+          <w:rFonts w:asciiTheme="minorHAnsi" w:hAnsiTheme="minorHAnsi" w:cstheme="minorHAnsi"/>
         </w:rPr>
         <w:t>IP</w:t>
       </w:r>
       <w:r>
         <w:rPr>
-          <w:rFonts w:ascii="Times New Roman" w:hAnsi="Times New Roman"/>
+          <w:rFonts w:asciiTheme="minorHAnsi" w:hAnsiTheme="minorHAnsi" w:cstheme="minorHAnsi"/>
           <w:spacing w:val="-2"/>
-          <w:sz w:val="20"/>
-          <w:szCs w:val="20"/>
-        </w:rPr>
-        <w:t xml:space="preserve"> </w:t>
-      </w:r>
-      <w:r>
-        <w:rPr>
-          <w:rFonts w:ascii="Times New Roman" w:hAnsi="Times New Roman"/>
-          <w:sz w:val="20"/>
-          <w:szCs w:val="20"/>
+        </w:rPr>
+        <w:t xml:space="preserve"> </w:t>
+      </w:r>
+      <w:r>
+        <w:rPr>
+          <w:rFonts w:asciiTheme="minorHAnsi" w:hAnsiTheme="minorHAnsi" w:cstheme="minorHAnsi"/>
         </w:rPr>
         <w:t>network</w:t>
       </w:r>
       <w:r>
         <w:rPr>
-          <w:rFonts w:ascii="Times New Roman" w:hAnsi="Times New Roman"/>
+          <w:rFonts w:asciiTheme="minorHAnsi" w:hAnsiTheme="minorHAnsi" w:cstheme="minorHAnsi"/>
           <w:spacing w:val="-5"/>
-          <w:sz w:val="20"/>
-          <w:szCs w:val="20"/>
-        </w:rPr>
-        <w:t xml:space="preserve"> </w:t>
-      </w:r>
-      <w:r>
-        <w:rPr>
-          <w:rFonts w:ascii="Times New Roman" w:hAnsi="Times New Roman"/>
-          <w:sz w:val="20"/>
-          <w:szCs w:val="20"/>
+        </w:rPr>
+        <w:t xml:space="preserve"> </w:t>
+      </w:r>
+      <w:r>
+        <w:rPr>
+          <w:rFonts w:asciiTheme="minorHAnsi" w:hAnsiTheme="minorHAnsi" w:cstheme="minorHAnsi"/>
         </w:rPr>
         <w:t>into</w:t>
       </w:r>
       <w:r>
         <w:rPr>
-          <w:rFonts w:ascii="Times New Roman" w:hAnsi="Times New Roman"/>
+          <w:rFonts w:asciiTheme="minorHAnsi" w:hAnsiTheme="minorHAnsi" w:cstheme="minorHAnsi"/>
           <w:spacing w:val="-2"/>
-          <w:sz w:val="20"/>
-          <w:szCs w:val="20"/>
-        </w:rPr>
-        <w:t xml:space="preserve"> </w:t>
-      </w:r>
-      <w:r>
-        <w:rPr>
-          <w:rFonts w:ascii="Times New Roman" w:hAnsi="Times New Roman"/>
-          <w:sz w:val="20"/>
-          <w:szCs w:val="20"/>
+        </w:rPr>
+        <w:t xml:space="preserve"> </w:t>
+      </w:r>
+      <w:r>
+        <w:rPr>
+          <w:rFonts w:asciiTheme="minorHAnsi" w:hAnsiTheme="minorHAnsi" w:cstheme="minorHAnsi"/>
         </w:rPr>
         <w:t>smaller,</w:t>
       </w:r>
       <w:r>
         <w:rPr>
-          <w:rFonts w:ascii="Times New Roman" w:hAnsi="Times New Roman"/>
+          <w:rFonts w:asciiTheme="minorHAnsi" w:hAnsiTheme="minorHAnsi" w:cstheme="minorHAnsi"/>
           <w:spacing w:val="-2"/>
-          <w:sz w:val="20"/>
-          <w:szCs w:val="20"/>
-        </w:rPr>
-        <w:t xml:space="preserve"> </w:t>
-      </w:r>
-      <w:r>
-        <w:rPr>
-          <w:rFonts w:ascii="Times New Roman" w:hAnsi="Times New Roman"/>
-          <w:sz w:val="20"/>
-          <w:szCs w:val="20"/>
+        </w:rPr>
+        <w:t xml:space="preserve"> </w:t>
+      </w:r>
+      <w:r>
+        <w:rPr>
+          <w:rFonts w:asciiTheme="minorHAnsi" w:hAnsiTheme="minorHAnsi" w:cstheme="minorHAnsi"/>
         </w:rPr>
         <w:t>more</w:t>
       </w:r>
       <w:r>
         <w:rPr>
-          <w:rFonts w:ascii="Times New Roman" w:hAnsi="Times New Roman"/>
+          <w:rFonts w:asciiTheme="minorHAnsi" w:hAnsiTheme="minorHAnsi" w:cstheme="minorHAnsi"/>
           <w:spacing w:val="-2"/>
-          <w:sz w:val="20"/>
-          <w:szCs w:val="20"/>
-        </w:rPr>
-        <w:t xml:space="preserve"> </w:t>
-      </w:r>
-      <w:r>
-        <w:rPr>
-          <w:rFonts w:ascii="Times New Roman" w:hAnsi="Times New Roman"/>
-          <w:sz w:val="20"/>
-          <w:szCs w:val="20"/>
+        </w:rPr>
+        <w:t xml:space="preserve"> </w:t>
+      </w:r>
+      <w:r>
+        <w:rPr>
+          <w:rFonts w:asciiTheme="minorHAnsi" w:hAnsiTheme="minorHAnsi" w:cstheme="minorHAnsi"/>
         </w:rPr>
         <w:t xml:space="preserve">manageable </w:t>
       </w:r>
       <w:r>
         <w:rPr>
-          <w:rFonts w:ascii="Times New Roman" w:hAnsi="Times New Roman"/>
-          <w:b/>
-          <w:sz w:val="20"/>
-          <w:szCs w:val="20"/>
+          <w:rFonts w:asciiTheme="minorHAnsi" w:hAnsiTheme="minorHAnsi" w:cstheme="minorHAnsi"/>
+          <w:b/>
         </w:rPr>
         <w:t>sub- networks</w:t>
       </w:r>
       <w:r>
         <w:rPr>
-          <w:rFonts w:ascii="Times New Roman" w:hAnsi="Times New Roman"/>
-          <w:sz w:val="20"/>
-          <w:szCs w:val="20"/>
+          <w:rFonts w:asciiTheme="minorHAnsi" w:hAnsiTheme="minorHAnsi" w:cstheme="minorHAnsi"/>
         </w:rPr>
         <w:t xml:space="preserve">, or </w:t>
       </w:r>
       <w:r>
         <w:rPr>
-          <w:rFonts w:ascii="Times New Roman" w:hAnsi="Times New Roman"/>
-          <w:b/>
-          <w:sz w:val="20"/>
-          <w:szCs w:val="20"/>
+          <w:rFonts w:asciiTheme="minorHAnsi" w:hAnsiTheme="minorHAnsi" w:cstheme="minorHAnsi"/>
+          <w:b/>
         </w:rPr>
         <w:t>subnets</w:t>
       </w:r>
       <w:r>
         <w:rPr>
-          <w:rFonts w:ascii="Times New Roman" w:hAnsi="Times New Roman"/>
-          <w:sz w:val="20"/>
-          <w:szCs w:val="20"/>
+          <w:rFonts w:asciiTheme="minorHAnsi" w:hAnsiTheme="minorHAnsi" w:cstheme="minorHAnsi"/>
         </w:rPr>
         <w:t>.</w:t>
       </w:r>
@@ -10433,7 +10534,21 @@
         <w:rPr>
           <w:spacing w:val="-2"/>
         </w:rPr>
-        <w:t>2001:db8::ff00:42:8329).</w:t>
+        <w:t>2001:db</w:t>
+      </w:r>
+      <w:proofErr w:type="gramStart"/>
+      <w:r>
+        <w:rPr>
+          <w:spacing w:val="-2"/>
+        </w:rPr>
+        <w:t>8::</w:t>
+      </w:r>
+      <w:proofErr w:type="gramEnd"/>
+      <w:r>
+        <w:rPr>
+          <w:spacing w:val="-2"/>
+        </w:rPr>
+        <w:t>ff00:42:8329).</w:t>
       </w:r>
     </w:p>
     <w:p>
@@ -10658,16 +10773,10 @@
         </w:tabs>
         <w:spacing w:before="56"/>
         <w:ind w:left="382" w:hanging="359"/>
-        <w:rPr>
-          <w:sz w:val="20"/>
-          <w:szCs w:val="20"/>
-        </w:rPr>
-      </w:pPr>
-      <w:r>
-        <w:rPr>
-          <w:b/>
-          <w:sz w:val="20"/>
-          <w:szCs w:val="20"/>
+      </w:pPr>
+      <w:r>
+        <w:rPr>
+          <w:b/>
         </w:rPr>
         <w:t>Private</w:t>
       </w:r>
@@ -10675,16 +10784,12 @@
         <w:rPr>
           <w:b/>
           <w:spacing w:val="-7"/>
-          <w:sz w:val="20"/>
-          <w:szCs w:val="20"/>
-        </w:rPr>
-        <w:t xml:space="preserve"> </w:t>
-      </w:r>
-      <w:r>
-        <w:rPr>
-          <w:b/>
-          <w:sz w:val="20"/>
-          <w:szCs w:val="20"/>
+        </w:rPr>
+        <w:t xml:space="preserve"> </w:t>
+      </w:r>
+      <w:r>
+        <w:rPr>
+          <w:b/>
         </w:rPr>
         <w:t>IP</w:t>
       </w:r>
@@ -10692,106 +10797,66 @@
         <w:rPr>
           <w:b/>
           <w:spacing w:val="-7"/>
-          <w:sz w:val="20"/>
-          <w:szCs w:val="20"/>
-        </w:rPr>
-        <w:t xml:space="preserve"> </w:t>
-      </w:r>
-      <w:r>
-        <w:rPr>
-          <w:sz w:val="20"/>
-          <w:szCs w:val="20"/>
-        </w:rPr>
+        </w:rPr>
+        <w:t xml:space="preserve"> </w:t>
+      </w:r>
+      <w:r>
         <w:t>is</w:t>
       </w:r>
       <w:r>
         <w:rPr>
           <w:spacing w:val="-8"/>
-          <w:sz w:val="20"/>
-          <w:szCs w:val="20"/>
-        </w:rPr>
-        <w:t xml:space="preserve"> </w:t>
-      </w:r>
-      <w:r>
-        <w:rPr>
-          <w:sz w:val="20"/>
-          <w:szCs w:val="20"/>
-        </w:rPr>
+        </w:rPr>
+        <w:t xml:space="preserve"> </w:t>
+      </w:r>
+      <w:r>
         <w:t>used</w:t>
       </w:r>
       <w:r>
         <w:rPr>
           <w:spacing w:val="-7"/>
-          <w:sz w:val="20"/>
-          <w:szCs w:val="20"/>
-        </w:rPr>
-        <w:t xml:space="preserve"> </w:t>
-      </w:r>
-      <w:r>
-        <w:rPr>
-          <w:sz w:val="20"/>
-          <w:szCs w:val="20"/>
-        </w:rPr>
+        </w:rPr>
+        <w:t xml:space="preserve"> </w:t>
+      </w:r>
+      <w:r>
         <w:t>within</w:t>
       </w:r>
       <w:r>
         <w:rPr>
           <w:spacing w:val="-7"/>
-          <w:sz w:val="20"/>
-          <w:szCs w:val="20"/>
-        </w:rPr>
-        <w:t xml:space="preserve"> </w:t>
-      </w:r>
-      <w:r>
-        <w:rPr>
-          <w:sz w:val="20"/>
-          <w:szCs w:val="20"/>
-        </w:rPr>
+        </w:rPr>
+        <w:t xml:space="preserve"> </w:t>
+      </w:r>
+      <w:r>
         <w:t>local</w:t>
       </w:r>
       <w:r>
         <w:rPr>
           <w:spacing w:val="-4"/>
-          <w:sz w:val="20"/>
-          <w:szCs w:val="20"/>
-        </w:rPr>
-        <w:t xml:space="preserve"> </w:t>
-      </w:r>
-      <w:r>
-        <w:rPr>
-          <w:sz w:val="20"/>
-          <w:szCs w:val="20"/>
-        </w:rPr>
+        </w:rPr>
+        <w:t xml:space="preserve"> </w:t>
+      </w:r>
+      <w:r>
         <w:t>networks</w:t>
       </w:r>
       <w:r>
         <w:rPr>
           <w:spacing w:val="-8"/>
-          <w:sz w:val="20"/>
-          <w:szCs w:val="20"/>
-        </w:rPr>
-        <w:t xml:space="preserve"> </w:t>
-      </w:r>
-      <w:r>
-        <w:rPr>
-          <w:sz w:val="20"/>
-          <w:szCs w:val="20"/>
-        </w:rPr>
+        </w:rPr>
+        <w:t xml:space="preserve"> </w:t>
+      </w:r>
+      <w:r>
         <w:t>(e.g.,</w:t>
       </w:r>
       <w:r>
         <w:rPr>
           <w:spacing w:val="-7"/>
-          <w:sz w:val="20"/>
-          <w:szCs w:val="20"/>
         </w:rPr>
         <w:t xml:space="preserve"> </w:t>
       </w:r>
       <w:r>
         <w:rPr>
           <w:spacing w:val="-2"/>
-          <w:sz w:val="20"/>
-          <w:szCs w:val="20"/>
         </w:rPr>
         <w:t>192.168.x.x).</w:t>
       </w:r>
@@ -10810,15 +10875,11 @@
         <w:ind w:left="382" w:hanging="359"/>
         <w:rPr>
           <w:b/>
-          <w:sz w:val="20"/>
-          <w:szCs w:val="20"/>
-        </w:rPr>
-      </w:pPr>
-      <w:r>
-        <w:rPr>
-          <w:b/>
-          <w:sz w:val="20"/>
-          <w:szCs w:val="20"/>
+        </w:rPr>
+      </w:pPr>
+      <w:r>
+        <w:rPr>
+          <w:b/>
         </w:rPr>
         <w:t>Public</w:t>
       </w:r>
@@ -10826,16 +10887,12 @@
         <w:rPr>
           <w:b/>
           <w:spacing w:val="-5"/>
-          <w:sz w:val="20"/>
-          <w:szCs w:val="20"/>
-        </w:rPr>
-        <w:t xml:space="preserve"> </w:t>
-      </w:r>
-      <w:r>
-        <w:rPr>
-          <w:b/>
-          <w:sz w:val="20"/>
-          <w:szCs w:val="20"/>
+        </w:rPr>
+        <w:t xml:space="preserve"> </w:t>
+      </w:r>
+      <w:r>
+        <w:rPr>
+          <w:b/>
         </w:rPr>
         <w:t>IP</w:t>
       </w:r>
@@ -10843,106 +10900,66 @@
         <w:rPr>
           <w:b/>
           <w:spacing w:val="-4"/>
-          <w:sz w:val="20"/>
-          <w:szCs w:val="20"/>
-        </w:rPr>
-        <w:t xml:space="preserve"> </w:t>
-      </w:r>
-      <w:r>
-        <w:rPr>
-          <w:sz w:val="20"/>
-          <w:szCs w:val="20"/>
-        </w:rPr>
+        </w:rPr>
+        <w:t xml:space="preserve"> </w:t>
+      </w:r>
+      <w:r>
         <w:t>is</w:t>
       </w:r>
       <w:r>
         <w:rPr>
           <w:spacing w:val="-6"/>
-          <w:sz w:val="20"/>
-          <w:szCs w:val="20"/>
-        </w:rPr>
-        <w:t xml:space="preserve"> </w:t>
-      </w:r>
-      <w:r>
-        <w:rPr>
-          <w:sz w:val="20"/>
-          <w:szCs w:val="20"/>
-        </w:rPr>
+        </w:rPr>
+        <w:t xml:space="preserve"> </w:t>
+      </w:r>
+      <w:r>
         <w:t>used</w:t>
       </w:r>
       <w:r>
         <w:rPr>
           <w:spacing w:val="-4"/>
-          <w:sz w:val="20"/>
-          <w:szCs w:val="20"/>
-        </w:rPr>
-        <w:t xml:space="preserve"> </w:t>
-      </w:r>
-      <w:r>
-        <w:rPr>
-          <w:sz w:val="20"/>
-          <w:szCs w:val="20"/>
-        </w:rPr>
+        </w:rPr>
+        <w:t xml:space="preserve"> </w:t>
+      </w:r>
+      <w:r>
         <w:t>to</w:t>
       </w:r>
       <w:r>
         <w:rPr>
           <w:spacing w:val="-4"/>
-          <w:sz w:val="20"/>
-          <w:szCs w:val="20"/>
-        </w:rPr>
-        <w:t xml:space="preserve"> </w:t>
-      </w:r>
-      <w:r>
-        <w:rPr>
-          <w:sz w:val="20"/>
-          <w:szCs w:val="20"/>
-        </w:rPr>
+        </w:rPr>
+        <w:t xml:space="preserve"> </w:t>
+      </w:r>
+      <w:r>
         <w:t>connect</w:t>
       </w:r>
       <w:r>
         <w:rPr>
           <w:spacing w:val="-4"/>
-          <w:sz w:val="20"/>
-          <w:szCs w:val="20"/>
-        </w:rPr>
-        <w:t xml:space="preserve"> </w:t>
-      </w:r>
-      <w:r>
-        <w:rPr>
-          <w:sz w:val="20"/>
-          <w:szCs w:val="20"/>
-        </w:rPr>
+        </w:rPr>
+        <w:t xml:space="preserve"> </w:t>
+      </w:r>
+      <w:r>
         <w:t>to</w:t>
       </w:r>
       <w:r>
         <w:rPr>
           <w:spacing w:val="-4"/>
-          <w:sz w:val="20"/>
-          <w:szCs w:val="20"/>
-        </w:rPr>
-        <w:t xml:space="preserve"> </w:t>
-      </w:r>
-      <w:r>
-        <w:rPr>
-          <w:sz w:val="20"/>
-          <w:szCs w:val="20"/>
-        </w:rPr>
+        </w:rPr>
+        <w:t xml:space="preserve"> </w:t>
+      </w:r>
+      <w:r>
         <w:t>the</w:t>
       </w:r>
       <w:r>
         <w:rPr>
           <w:spacing w:val="-5"/>
-          <w:sz w:val="20"/>
-          <w:szCs w:val="20"/>
         </w:rPr>
         <w:t xml:space="preserve"> </w:t>
       </w:r>
       <w:r>
         <w:rPr>
           <w:spacing w:val="-2"/>
-          <w:sz w:val="20"/>
-          <w:szCs w:val="20"/>
         </w:rPr>
         <w:t>internet</w:t>
       </w:r>
@@ -10950,153 +10967,164 @@
         <w:rPr>
           <w:b/>
           <w:spacing w:val="-2"/>
-          <w:sz w:val="20"/>
-          <w:szCs w:val="20"/>
         </w:rPr>
         <w:t>.</w:t>
       </w:r>
     </w:p>
     <w:p>
       <w:pPr>
-        <w:pStyle w:val="ListParagraph"/>
-        <w:numPr>
-          <w:ilvl w:val="0"/>
-          <w:numId w:val="2"/>
-        </w:numPr>
         <w:tabs>
           <w:tab w:val="left" w:pos="382"/>
         </w:tabs>
         <w:spacing w:before="30"/>
-        <w:ind w:left="382" w:hanging="359"/>
-        <w:rPr>
-          <w:b/>
-          <w:sz w:val="20"/>
-          <w:szCs w:val="20"/>
-        </w:rPr>
-      </w:pPr>
-      <w:r>
-        <w:rPr>
-          <w:b/>
-          <w:sz w:val="20"/>
-          <w:szCs w:val="20"/>
+        <w:ind w:left="23"/>
+        <w:rPr>
+          <w:b/>
+          <w:i/>
+          <w:iCs/>
+        </w:rPr>
+      </w:pPr>
+      <w:proofErr w:type="gramStart"/>
+      <w:r>
+        <w:rPr>
+          <w:bCs/>
+          <w:i/>
+          <w:iCs/>
+        </w:rPr>
+        <w:t>Note:-</w:t>
+      </w:r>
+      <w:proofErr w:type="gramEnd"/>
+      <w:r>
+        <w:rPr>
+          <w:bCs/>
+          <w:i/>
+          <w:iCs/>
+        </w:rPr>
+        <w:t xml:space="preserve">  </w:t>
+      </w:r>
+      <w:r>
+        <w:rPr>
+          <w:bCs/>
+          <w:i/>
+          <w:iCs/>
         </w:rPr>
         <w:t>Private</w:t>
       </w:r>
       <w:r>
         <w:rPr>
-          <w:b/>
+          <w:bCs/>
+          <w:i/>
+          <w:iCs/>
           <w:spacing w:val="-7"/>
-          <w:sz w:val="20"/>
-          <w:szCs w:val="20"/>
-        </w:rPr>
-        <w:t xml:space="preserve"> </w:t>
-      </w:r>
-      <w:r>
-        <w:rPr>
-          <w:b/>
-          <w:sz w:val="20"/>
-          <w:szCs w:val="20"/>
+        </w:rPr>
+        <w:t xml:space="preserve"> </w:t>
+      </w:r>
+      <w:r>
+        <w:rPr>
+          <w:bCs/>
+          <w:i/>
+          <w:iCs/>
         </w:rPr>
         <w:t>IPs</w:t>
       </w:r>
       <w:r>
         <w:rPr>
           <w:b/>
+          <w:i/>
+          <w:iCs/>
           <w:spacing w:val="-6"/>
-          <w:sz w:val="20"/>
-          <w:szCs w:val="20"/>
-        </w:rPr>
-        <w:t xml:space="preserve"> </w:t>
-      </w:r>
-      <w:r>
-        <w:rPr>
-          <w:sz w:val="20"/>
-          <w:szCs w:val="20"/>
+        </w:rPr>
+        <w:t xml:space="preserve"> </w:t>
+      </w:r>
+      <w:r>
+        <w:rPr>
+          <w:i/>
+          <w:iCs/>
         </w:rPr>
         <w:t>are</w:t>
       </w:r>
       <w:r>
         <w:rPr>
+          <w:i/>
+          <w:iCs/>
           <w:spacing w:val="-7"/>
-          <w:sz w:val="20"/>
-          <w:szCs w:val="20"/>
-        </w:rPr>
-        <w:t xml:space="preserve"> </w:t>
-      </w:r>
-      <w:r>
-        <w:rPr>
-          <w:sz w:val="20"/>
-          <w:szCs w:val="20"/>
+        </w:rPr>
+        <w:t xml:space="preserve"> </w:t>
+      </w:r>
+      <w:r>
+        <w:rPr>
+          <w:i/>
+          <w:iCs/>
         </w:rPr>
         <w:t>not</w:t>
       </w:r>
       <w:r>
         <w:rPr>
+          <w:i/>
+          <w:iCs/>
           <w:spacing w:val="-6"/>
-          <w:sz w:val="20"/>
-          <w:szCs w:val="20"/>
-        </w:rPr>
-        <w:t xml:space="preserve"> </w:t>
-      </w:r>
-      <w:r>
-        <w:rPr>
-          <w:sz w:val="20"/>
-          <w:szCs w:val="20"/>
+        </w:rPr>
+        <w:t xml:space="preserve"> </w:t>
+      </w:r>
+      <w:r>
+        <w:rPr>
+          <w:i/>
+          <w:iCs/>
         </w:rPr>
         <w:t>routable</w:t>
       </w:r>
       <w:r>
         <w:rPr>
+          <w:i/>
+          <w:iCs/>
           <w:spacing w:val="-8"/>
-          <w:sz w:val="20"/>
-          <w:szCs w:val="20"/>
-        </w:rPr>
-        <w:t xml:space="preserve"> </w:t>
-      </w:r>
-      <w:r>
-        <w:rPr>
-          <w:sz w:val="20"/>
-          <w:szCs w:val="20"/>
+        </w:rPr>
+        <w:t xml:space="preserve"> </w:t>
+      </w:r>
+      <w:r>
+        <w:rPr>
+          <w:i/>
+          <w:iCs/>
         </w:rPr>
         <w:t>on</w:t>
       </w:r>
       <w:r>
         <w:rPr>
+          <w:i/>
+          <w:iCs/>
           <w:spacing w:val="-6"/>
-          <w:sz w:val="20"/>
-          <w:szCs w:val="20"/>
-        </w:rPr>
-        <w:t xml:space="preserve"> </w:t>
-      </w:r>
-      <w:r>
-        <w:rPr>
-          <w:sz w:val="20"/>
-          <w:szCs w:val="20"/>
+        </w:rPr>
+        <w:t xml:space="preserve"> </w:t>
+      </w:r>
+      <w:r>
+        <w:rPr>
+          <w:i/>
+          <w:iCs/>
         </w:rPr>
         <w:t>the</w:t>
       </w:r>
       <w:r>
         <w:rPr>
+          <w:i/>
+          <w:iCs/>
           <w:spacing w:val="-7"/>
-          <w:sz w:val="20"/>
-          <w:szCs w:val="20"/>
-        </w:rPr>
-        <w:t xml:space="preserve"> </w:t>
-      </w:r>
-      <w:r>
-        <w:rPr>
+        </w:rPr>
+        <w:t xml:space="preserve"> </w:t>
+      </w:r>
+      <w:r>
+        <w:rPr>
+          <w:i/>
+          <w:iCs/>
           <w:spacing w:val="-2"/>
-          <w:sz w:val="20"/>
-          <w:szCs w:val="20"/>
         </w:rPr>
         <w:t>internet</w:t>
       </w:r>
       <w:r>
         <w:rPr>
           <w:b/>
+          <w:i/>
+          <w:iCs/>
           <w:spacing w:val="-2"/>
-          <w:sz w:val="20"/>
-          <w:szCs w:val="20"/>
         </w:rPr>
         <w:t>.</w:t>
       </w:r>
@@ -11127,157 +11155,150 @@
         <w:rPr>
           <w:rFonts w:ascii="Wingdings" w:hAnsi="Wingdings"/>
           <w:b w:val="0"/>
-          <w:sz w:val="20"/>
-          <w:szCs w:val="20"/>
-        </w:rPr>
-      </w:pPr>
-      <w:r>
-        <w:rPr>
-          <w:sz w:val="20"/>
-          <w:szCs w:val="20"/>
-        </w:rPr>
-        <w:t xml:space="preserve">Q6. </w:t>
-      </w:r>
-      <w:r>
-        <w:rPr>
-          <w:sz w:val="20"/>
-          <w:szCs w:val="20"/>
-        </w:rPr>
-        <w:t>How</w:t>
+          <w:sz w:val="22"/>
+          <w:szCs w:val="22"/>
+        </w:rPr>
+      </w:pPr>
+      <w:r>
+        <w:rPr>
+          <w:sz w:val="22"/>
+          <w:szCs w:val="22"/>
+        </w:rPr>
+        <w:t>Q6. How</w:t>
       </w:r>
       <w:r>
         <w:rPr>
           <w:spacing w:val="-5"/>
-          <w:sz w:val="20"/>
-          <w:szCs w:val="20"/>
-        </w:rPr>
-        <w:t xml:space="preserve"> </w:t>
-      </w:r>
-      <w:r>
-        <w:rPr>
-          <w:sz w:val="20"/>
-          <w:szCs w:val="20"/>
+          <w:sz w:val="22"/>
+          <w:szCs w:val="22"/>
+        </w:rPr>
+        <w:t xml:space="preserve"> </w:t>
+      </w:r>
+      <w:r>
+        <w:rPr>
+          <w:sz w:val="22"/>
+          <w:szCs w:val="22"/>
         </w:rPr>
         <w:t>many</w:t>
       </w:r>
       <w:r>
         <w:rPr>
           <w:spacing w:val="-6"/>
-          <w:sz w:val="20"/>
-          <w:szCs w:val="20"/>
-        </w:rPr>
-        <w:t xml:space="preserve"> </w:t>
-      </w:r>
-      <w:r>
-        <w:rPr>
-          <w:sz w:val="20"/>
-          <w:szCs w:val="20"/>
+          <w:sz w:val="22"/>
+          <w:szCs w:val="22"/>
+        </w:rPr>
+        <w:t xml:space="preserve"> </w:t>
+      </w:r>
+      <w:r>
+        <w:rPr>
+          <w:sz w:val="22"/>
+          <w:szCs w:val="22"/>
         </w:rPr>
         <w:t>usable</w:t>
       </w:r>
       <w:r>
         <w:rPr>
           <w:spacing w:val="-4"/>
-          <w:sz w:val="20"/>
-          <w:szCs w:val="20"/>
-        </w:rPr>
-        <w:t xml:space="preserve"> </w:t>
-      </w:r>
-      <w:r>
-        <w:rPr>
-          <w:sz w:val="20"/>
-          <w:szCs w:val="20"/>
+          <w:sz w:val="22"/>
+          <w:szCs w:val="22"/>
+        </w:rPr>
+        <w:t xml:space="preserve"> </w:t>
+      </w:r>
+      <w:r>
+        <w:rPr>
+          <w:sz w:val="22"/>
+          <w:szCs w:val="22"/>
         </w:rPr>
         <w:t>IPs</w:t>
       </w:r>
       <w:r>
         <w:rPr>
           <w:spacing w:val="-4"/>
-          <w:sz w:val="20"/>
-          <w:szCs w:val="20"/>
-        </w:rPr>
-        <w:t xml:space="preserve"> </w:t>
-      </w:r>
-      <w:r>
-        <w:rPr>
-          <w:sz w:val="20"/>
-          <w:szCs w:val="20"/>
+          <w:sz w:val="22"/>
+          <w:szCs w:val="22"/>
+        </w:rPr>
+        <w:t xml:space="preserve"> </w:t>
+      </w:r>
+      <w:r>
+        <w:rPr>
+          <w:sz w:val="22"/>
+          <w:szCs w:val="22"/>
         </w:rPr>
         <w:t>are</w:t>
       </w:r>
       <w:r>
         <w:rPr>
           <w:spacing w:val="-3"/>
-          <w:sz w:val="20"/>
-          <w:szCs w:val="20"/>
-        </w:rPr>
-        <w:t xml:space="preserve"> </w:t>
-      </w:r>
-      <w:r>
-        <w:rPr>
-          <w:sz w:val="20"/>
-          <w:szCs w:val="20"/>
+          <w:sz w:val="22"/>
+          <w:szCs w:val="22"/>
+        </w:rPr>
+        <w:t xml:space="preserve"> </w:t>
+      </w:r>
+      <w:r>
+        <w:rPr>
+          <w:sz w:val="22"/>
+          <w:szCs w:val="22"/>
         </w:rPr>
         <w:t>there</w:t>
       </w:r>
       <w:r>
         <w:rPr>
           <w:spacing w:val="-4"/>
-          <w:sz w:val="20"/>
-          <w:szCs w:val="20"/>
-        </w:rPr>
-        <w:t xml:space="preserve"> </w:t>
-      </w:r>
-      <w:r>
-        <w:rPr>
-          <w:sz w:val="20"/>
-          <w:szCs w:val="20"/>
+          <w:sz w:val="22"/>
+          <w:szCs w:val="22"/>
+        </w:rPr>
+        <w:t xml:space="preserve"> </w:t>
+      </w:r>
+      <w:r>
+        <w:rPr>
+          <w:sz w:val="22"/>
+          <w:szCs w:val="22"/>
         </w:rPr>
         <w:t>in</w:t>
       </w:r>
       <w:r>
         <w:rPr>
           <w:spacing w:val="-4"/>
-          <w:sz w:val="20"/>
-          <w:szCs w:val="20"/>
-        </w:rPr>
-        <w:t xml:space="preserve"> </w:t>
-      </w:r>
-      <w:r>
-        <w:rPr>
-          <w:sz w:val="20"/>
-          <w:szCs w:val="20"/>
+          <w:sz w:val="22"/>
+          <w:szCs w:val="22"/>
+        </w:rPr>
+        <w:t xml:space="preserve"> </w:t>
+      </w:r>
+      <w:r>
+        <w:rPr>
+          <w:sz w:val="22"/>
+          <w:szCs w:val="22"/>
         </w:rPr>
         <w:t>a</w:t>
       </w:r>
       <w:r>
         <w:rPr>
           <w:spacing w:val="-6"/>
-          <w:sz w:val="20"/>
-          <w:szCs w:val="20"/>
-        </w:rPr>
-        <w:t xml:space="preserve"> </w:t>
-      </w:r>
-      <w:r>
-        <w:rPr>
-          <w:sz w:val="20"/>
-          <w:szCs w:val="20"/>
+          <w:sz w:val="22"/>
+          <w:szCs w:val="22"/>
+        </w:rPr>
+        <w:t xml:space="preserve"> </w:t>
+      </w:r>
+      <w:r>
+        <w:rPr>
+          <w:sz w:val="22"/>
+          <w:szCs w:val="22"/>
         </w:rPr>
         <w:t>/30</w:t>
       </w:r>
       <w:r>
         <w:rPr>
           <w:spacing w:val="-5"/>
-          <w:sz w:val="20"/>
-          <w:szCs w:val="20"/>
+          <w:sz w:val="22"/>
+          <w:szCs w:val="22"/>
         </w:rPr>
         <w:t xml:space="preserve"> </w:t>
       </w:r>
       <w:r>
         <w:rPr>
           <w:spacing w:val="-2"/>
-          <w:sz w:val="20"/>
-          <w:szCs w:val="20"/>
+          <w:sz w:val="22"/>
+          <w:szCs w:val="22"/>
         </w:rPr>
         <w:t>subnet?</w:t>
       </w:r>
@@ -11296,75 +11317,47 @@
         <w:ind w:right="2620"/>
         <w:rPr>
           <w:rFonts w:ascii="Wingdings" w:hAnsi="Wingdings"/>
-          <w:sz w:val="20"/>
-          <w:szCs w:val="20"/>
-        </w:rPr>
-      </w:pPr>
-      <w:r>
-        <w:rPr>
-          <w:sz w:val="20"/>
-          <w:szCs w:val="20"/>
-        </w:rPr>
+        </w:rPr>
+      </w:pPr>
+      <w:r>
         <w:t>A</w:t>
       </w:r>
       <w:r>
         <w:rPr>
           <w:spacing w:val="-5"/>
-          <w:sz w:val="20"/>
-          <w:szCs w:val="20"/>
-        </w:rPr>
-        <w:t xml:space="preserve"> </w:t>
-      </w:r>
-      <w:r>
-        <w:rPr>
-          <w:sz w:val="20"/>
-          <w:szCs w:val="20"/>
-        </w:rPr>
+        </w:rPr>
+        <w:t xml:space="preserve"> </w:t>
+      </w:r>
+      <w:r>
         <w:t>/30</w:t>
       </w:r>
       <w:r>
         <w:rPr>
           <w:spacing w:val="-5"/>
-          <w:sz w:val="20"/>
-          <w:szCs w:val="20"/>
-        </w:rPr>
-        <w:t xml:space="preserve"> </w:t>
-      </w:r>
-      <w:r>
-        <w:rPr>
-          <w:sz w:val="20"/>
-          <w:szCs w:val="20"/>
-        </w:rPr>
+        </w:rPr>
+        <w:t xml:space="preserve"> </w:t>
+      </w:r>
+      <w:r>
         <w:t>subnet</w:t>
       </w:r>
       <w:r>
         <w:rPr>
           <w:spacing w:val="-4"/>
-          <w:sz w:val="20"/>
-          <w:szCs w:val="20"/>
-        </w:rPr>
-        <w:t xml:space="preserve"> </w:t>
-      </w:r>
-      <w:r>
-        <w:rPr>
-          <w:sz w:val="20"/>
-          <w:szCs w:val="20"/>
-        </w:rPr>
+        </w:rPr>
+        <w:t xml:space="preserve"> </w:t>
+      </w:r>
+      <w:r>
         <w:t>provides</w:t>
       </w:r>
       <w:r>
         <w:rPr>
           <w:spacing w:val="-4"/>
-          <w:sz w:val="20"/>
-          <w:szCs w:val="20"/>
-        </w:rPr>
-        <w:t xml:space="preserve"> </w:t>
-      </w:r>
-      <w:r>
-        <w:rPr>
-          <w:b/>
-          <w:sz w:val="20"/>
-          <w:szCs w:val="20"/>
+        </w:rPr>
+        <w:t xml:space="preserve"> </w:t>
+      </w:r>
+      <w:r>
+        <w:rPr>
+          <w:b/>
         </w:rPr>
         <w:t>4</w:t>
       </w:r>
@@ -11372,16 +11365,12 @@
         <w:rPr>
           <w:b/>
           <w:spacing w:val="-5"/>
-          <w:sz w:val="20"/>
-          <w:szCs w:val="20"/>
-        </w:rPr>
-        <w:t xml:space="preserve"> </w:t>
-      </w:r>
-      <w:r>
-        <w:rPr>
-          <w:b/>
-          <w:sz w:val="20"/>
-          <w:szCs w:val="20"/>
+        </w:rPr>
+        <w:t xml:space="preserve"> </w:t>
+      </w:r>
+      <w:r>
+        <w:rPr>
+          <w:b/>
         </w:rPr>
         <w:t>IP</w:t>
       </w:r>
@@ -11389,16 +11378,12 @@
         <w:rPr>
           <w:b/>
           <w:spacing w:val="-5"/>
-          <w:sz w:val="20"/>
-          <w:szCs w:val="20"/>
-        </w:rPr>
-        <w:t xml:space="preserve"> </w:t>
-      </w:r>
-      <w:r>
-        <w:rPr>
-          <w:b/>
-          <w:sz w:val="20"/>
-          <w:szCs w:val="20"/>
+        </w:rPr>
+        <w:t xml:space="preserve"> </w:t>
+      </w:r>
+      <w:r>
+        <w:rPr>
+          <w:b/>
         </w:rPr>
         <w:t>addresses</w:t>
       </w:r>
@@ -11406,54 +11391,36 @@
         <w:rPr>
           <w:b/>
           <w:spacing w:val="-5"/>
-          <w:sz w:val="20"/>
-          <w:szCs w:val="20"/>
-        </w:rPr>
-        <w:t xml:space="preserve"> </w:t>
-      </w:r>
-      <w:r>
-        <w:rPr>
-          <w:b/>
-          <w:sz w:val="20"/>
-          <w:szCs w:val="20"/>
+        </w:rPr>
+        <w:t xml:space="preserve"> </w:t>
+      </w:r>
+      <w:r>
+        <w:rPr>
+          <w:b/>
         </w:rPr>
         <w:t>total</w:t>
       </w:r>
       <w:r>
-        <w:rPr>
-          <w:sz w:val="20"/>
-          <w:szCs w:val="20"/>
-        </w:rPr>
         <w:t>,</w:t>
       </w:r>
       <w:r>
         <w:rPr>
           <w:spacing w:val="-4"/>
-          <w:sz w:val="20"/>
-          <w:szCs w:val="20"/>
-        </w:rPr>
-        <w:t xml:space="preserve"> </w:t>
-      </w:r>
-      <w:r>
-        <w:rPr>
-          <w:sz w:val="20"/>
-          <w:szCs w:val="20"/>
-        </w:rPr>
+        </w:rPr>
+        <w:t xml:space="preserve"> </w:t>
+      </w:r>
+      <w:r>
         <w:t>but</w:t>
       </w:r>
       <w:r>
         <w:rPr>
           <w:spacing w:val="-3"/>
-          <w:sz w:val="20"/>
-          <w:szCs w:val="20"/>
-        </w:rPr>
-        <w:t xml:space="preserve"> </w:t>
-      </w:r>
-      <w:r>
-        <w:rPr>
-          <w:b/>
-          <w:sz w:val="20"/>
-          <w:szCs w:val="20"/>
+        </w:rPr>
+        <w:t xml:space="preserve"> </w:t>
+      </w:r>
+      <w:r>
+        <w:rPr>
+          <w:b/>
         </w:rPr>
         <w:t>only</w:t>
       </w:r>
@@ -11461,16 +11428,12 @@
         <w:rPr>
           <w:b/>
           <w:spacing w:val="-5"/>
-          <w:sz w:val="20"/>
-          <w:szCs w:val="20"/>
-        </w:rPr>
-        <w:t xml:space="preserve"> </w:t>
-      </w:r>
-      <w:r>
-        <w:rPr>
-          <w:b/>
-          <w:sz w:val="20"/>
-          <w:szCs w:val="20"/>
+        </w:rPr>
+        <w:t xml:space="preserve"> </w:t>
+      </w:r>
+      <w:r>
+        <w:rPr>
+          <w:b/>
         </w:rPr>
         <w:t>2</w:t>
       </w:r>
@@ -11478,16 +11441,12 @@
         <w:rPr>
           <w:b/>
           <w:spacing w:val="-4"/>
-          <w:sz w:val="20"/>
-          <w:szCs w:val="20"/>
-        </w:rPr>
-        <w:t xml:space="preserve"> </w:t>
-      </w:r>
-      <w:r>
-        <w:rPr>
-          <w:b/>
-          <w:sz w:val="20"/>
-          <w:szCs w:val="20"/>
+        </w:rPr>
+        <w:t xml:space="preserve"> </w:t>
+      </w:r>
+      <w:r>
+        <w:rPr>
+          <w:b/>
         </w:rPr>
         <w:t>are</w:t>
       </w:r>
@@ -11495,16 +11454,12 @@
         <w:rPr>
           <w:b/>
           <w:spacing w:val="-4"/>
-          <w:sz w:val="20"/>
-          <w:szCs w:val="20"/>
-        </w:rPr>
-        <w:t xml:space="preserve"> </w:t>
-      </w:r>
-      <w:r>
-        <w:rPr>
-          <w:b/>
-          <w:sz w:val="20"/>
-          <w:szCs w:val="20"/>
+        </w:rPr>
+        <w:t xml:space="preserve"> </w:t>
+      </w:r>
+      <w:r>
+        <w:rPr>
+          <w:b/>
         </w:rPr>
         <w:t>usable</w:t>
       </w:r>
@@ -11512,31 +11467,19 @@
         <w:rPr>
           <w:b/>
           <w:spacing w:val="-3"/>
-          <w:sz w:val="20"/>
-          <w:szCs w:val="20"/>
-        </w:rPr>
-        <w:t xml:space="preserve"> </w:t>
-      </w:r>
-      <w:r>
-        <w:rPr>
-          <w:sz w:val="20"/>
-          <w:szCs w:val="20"/>
-        </w:rPr>
+        </w:rPr>
+        <w:t xml:space="preserve"> </w:t>
+      </w:r>
+      <w:r>
         <w:t>for</w:t>
       </w:r>
       <w:r>
         <w:rPr>
           <w:spacing w:val="-4"/>
-          <w:sz w:val="20"/>
-          <w:szCs w:val="20"/>
-        </w:rPr>
-        <w:t xml:space="preserve"> </w:t>
-      </w:r>
-      <w:r>
-        <w:rPr>
-          <w:sz w:val="20"/>
-          <w:szCs w:val="20"/>
-        </w:rPr>
+        </w:rPr>
+        <w:t xml:space="preserve"> </w:t>
+      </w:r>
+      <w:r>
         <w:t xml:space="preserve">hosts. </w:t>
       </w:r>
     </w:p>
@@ -11625,12 +11568,21 @@
           <w:szCs w:val="20"/>
         </w:rPr>
       </w:pPr>
-      <w:r>
-        <w:rPr>
-          <w:sz w:val="20"/>
-          <w:szCs w:val="20"/>
-        </w:rPr>
-        <w:t xml:space="preserve">3 ] Usable host 2 </w:t>
+      <w:proofErr w:type="gramStart"/>
+      <w:r>
+        <w:rPr>
+          <w:sz w:val="20"/>
+          <w:szCs w:val="20"/>
+        </w:rPr>
+        <w:t>3 ]</w:t>
+      </w:r>
+      <w:proofErr w:type="gramEnd"/>
+      <w:r>
+        <w:rPr>
+          <w:sz w:val="20"/>
+          <w:szCs w:val="20"/>
+        </w:rPr>
+        <w:t xml:space="preserve"> Usable host 2 </w:t>
       </w:r>
     </w:p>
     <w:p>
@@ -11680,82 +11632,75 @@
         <w:rPr>
           <w:rFonts w:ascii="Wingdings" w:hAnsi="Wingdings"/>
           <w:b w:val="0"/>
-          <w:sz w:val="20"/>
-          <w:szCs w:val="20"/>
-        </w:rPr>
-      </w:pPr>
-      <w:r>
-        <w:rPr>
-          <w:sz w:val="20"/>
-          <w:szCs w:val="20"/>
-        </w:rPr>
-        <w:t xml:space="preserve">Q7. </w:t>
-      </w:r>
-      <w:r>
-        <w:rPr>
-          <w:sz w:val="20"/>
-          <w:szCs w:val="20"/>
-        </w:rPr>
-        <w:t>What</w:t>
+          <w:sz w:val="22"/>
+          <w:szCs w:val="22"/>
+        </w:rPr>
+      </w:pPr>
+      <w:r>
+        <w:rPr>
+          <w:sz w:val="22"/>
+          <w:szCs w:val="22"/>
+        </w:rPr>
+        <w:t>Q7. What</w:t>
       </w:r>
       <w:r>
         <w:rPr>
           <w:spacing w:val="-6"/>
-          <w:sz w:val="20"/>
-          <w:szCs w:val="20"/>
-        </w:rPr>
-        <w:t xml:space="preserve"> </w:t>
-      </w:r>
-      <w:r>
-        <w:rPr>
-          <w:sz w:val="20"/>
-          <w:szCs w:val="20"/>
+          <w:sz w:val="22"/>
+          <w:szCs w:val="22"/>
+        </w:rPr>
+        <w:t xml:space="preserve"> </w:t>
+      </w:r>
+      <w:r>
+        <w:rPr>
+          <w:sz w:val="22"/>
+          <w:szCs w:val="22"/>
         </w:rPr>
         <w:t>Is</w:t>
       </w:r>
       <w:r>
         <w:rPr>
           <w:spacing w:val="-6"/>
-          <w:sz w:val="20"/>
-          <w:szCs w:val="20"/>
-        </w:rPr>
-        <w:t xml:space="preserve"> </w:t>
-      </w:r>
-      <w:r>
-        <w:rPr>
-          <w:sz w:val="20"/>
-          <w:szCs w:val="20"/>
+          <w:sz w:val="22"/>
+          <w:szCs w:val="22"/>
+        </w:rPr>
+        <w:t xml:space="preserve"> </w:t>
+      </w:r>
+      <w:r>
+        <w:rPr>
+          <w:sz w:val="22"/>
+          <w:szCs w:val="22"/>
         </w:rPr>
         <w:t>a</w:t>
       </w:r>
       <w:r>
         <w:rPr>
           <w:spacing w:val="-6"/>
-          <w:sz w:val="20"/>
-          <w:szCs w:val="20"/>
-        </w:rPr>
-        <w:t xml:space="preserve"> </w:t>
-      </w:r>
-      <w:r>
-        <w:rPr>
-          <w:sz w:val="20"/>
-          <w:szCs w:val="20"/>
+          <w:sz w:val="22"/>
+          <w:szCs w:val="22"/>
+        </w:rPr>
+        <w:t xml:space="preserve"> </w:t>
+      </w:r>
+      <w:r>
+        <w:rPr>
+          <w:sz w:val="22"/>
+          <w:szCs w:val="22"/>
         </w:rPr>
         <w:t>Broadcast</w:t>
       </w:r>
       <w:r>
         <w:rPr>
           <w:spacing w:val="-5"/>
-          <w:sz w:val="20"/>
-          <w:szCs w:val="20"/>
+          <w:sz w:val="22"/>
+          <w:szCs w:val="22"/>
         </w:rPr>
         <w:t xml:space="preserve"> </w:t>
       </w:r>
       <w:r>
         <w:rPr>
           <w:spacing w:val="-2"/>
-          <w:sz w:val="20"/>
-          <w:szCs w:val="20"/>
+          <w:sz w:val="22"/>
+          <w:szCs w:val="22"/>
         </w:rPr>
         <w:t>Address?</w:t>
       </w:r>
@@ -11771,31 +11716,19 @@
           <w:tab w:val="left" w:pos="383"/>
         </w:tabs>
         <w:spacing w:before="39"/>
-        <w:rPr>
-          <w:sz w:val="20"/>
-          <w:szCs w:val="20"/>
-        </w:rPr>
-      </w:pPr>
-      <w:r>
-        <w:rPr>
-          <w:sz w:val="20"/>
-          <w:szCs w:val="20"/>
-        </w:rPr>
+      </w:pPr>
+      <w:r>
         <w:t>A</w:t>
       </w:r>
       <w:r>
         <w:rPr>
           <w:spacing w:val="-6"/>
-          <w:sz w:val="20"/>
-          <w:szCs w:val="20"/>
-        </w:rPr>
-        <w:t xml:space="preserve"> </w:t>
-      </w:r>
-      <w:r>
-        <w:rPr>
-          <w:b/>
-          <w:sz w:val="20"/>
-          <w:szCs w:val="20"/>
+        </w:rPr>
+        <w:t xml:space="preserve"> </w:t>
+      </w:r>
+      <w:r>
+        <w:rPr>
+          <w:b/>
         </w:rPr>
         <w:t>broadcast</w:t>
       </w:r>
@@ -11803,16 +11736,12 @@
         <w:rPr>
           <w:b/>
           <w:spacing w:val="-5"/>
-          <w:sz w:val="20"/>
-          <w:szCs w:val="20"/>
-        </w:rPr>
-        <w:t xml:space="preserve"> </w:t>
-      </w:r>
-      <w:r>
-        <w:rPr>
-          <w:b/>
-          <w:sz w:val="20"/>
-          <w:szCs w:val="20"/>
+        </w:rPr>
+        <w:t xml:space="preserve"> </w:t>
+      </w:r>
+      <w:r>
+        <w:rPr>
+          <w:b/>
         </w:rPr>
         <w:t>address</w:t>
       </w:r>
@@ -11820,68 +11749,42 @@
         <w:rPr>
           <w:b/>
           <w:spacing w:val="-4"/>
-          <w:sz w:val="20"/>
-          <w:szCs w:val="20"/>
-        </w:rPr>
-        <w:t xml:space="preserve"> </w:t>
-      </w:r>
-      <w:r>
-        <w:rPr>
-          <w:sz w:val="20"/>
-          <w:szCs w:val="20"/>
-        </w:rPr>
+        </w:rPr>
+        <w:t xml:space="preserve"> </w:t>
+      </w:r>
+      <w:r>
         <w:t>is</w:t>
       </w:r>
       <w:r>
         <w:rPr>
           <w:spacing w:val="-7"/>
-          <w:sz w:val="20"/>
-          <w:szCs w:val="20"/>
-        </w:rPr>
-        <w:t xml:space="preserve"> </w:t>
-      </w:r>
-      <w:r>
-        <w:rPr>
-          <w:sz w:val="20"/>
-          <w:szCs w:val="20"/>
-        </w:rPr>
+        </w:rPr>
+        <w:t xml:space="preserve"> </w:t>
+      </w:r>
+      <w:r>
         <w:t>a</w:t>
       </w:r>
       <w:r>
         <w:rPr>
           <w:spacing w:val="-5"/>
-          <w:sz w:val="20"/>
-          <w:szCs w:val="20"/>
-        </w:rPr>
-        <w:t xml:space="preserve"> </w:t>
-      </w:r>
-      <w:r>
-        <w:rPr>
-          <w:sz w:val="20"/>
-          <w:szCs w:val="20"/>
-        </w:rPr>
+        </w:rPr>
+        <w:t xml:space="preserve"> </w:t>
+      </w:r>
+      <w:r>
         <w:t xml:space="preserve">allow communication </w:t>
       </w:r>
       <w:r>
-        <w:rPr>
-          <w:sz w:val="20"/>
-          <w:szCs w:val="20"/>
-        </w:rPr>
         <w:t>to</w:t>
       </w:r>
       <w:r>
         <w:rPr>
           <w:spacing w:val="-3"/>
-          <w:sz w:val="20"/>
-          <w:szCs w:val="20"/>
-        </w:rPr>
-        <w:t xml:space="preserve"> </w:t>
-      </w:r>
-      <w:r>
-        <w:rPr>
-          <w:b/>
-          <w:sz w:val="20"/>
-          <w:szCs w:val="20"/>
+        </w:rPr>
+        <w:t xml:space="preserve"> </w:t>
+      </w:r>
+      <w:r>
+        <w:rPr>
+          <w:b/>
         </w:rPr>
         <w:t>all</w:t>
       </w:r>
@@ -11889,16 +11792,12 @@
         <w:rPr>
           <w:b/>
           <w:spacing w:val="-7"/>
-          <w:sz w:val="20"/>
-          <w:szCs w:val="20"/>
-        </w:rPr>
-        <w:t xml:space="preserve"> </w:t>
-      </w:r>
-      <w:r>
-        <w:rPr>
-          <w:b/>
-          <w:sz w:val="20"/>
-          <w:szCs w:val="20"/>
+        </w:rPr>
+        <w:t xml:space="preserve"> </w:t>
+      </w:r>
+      <w:r>
+        <w:rPr>
+          <w:b/>
         </w:rPr>
         <w:t>devices</w:t>
       </w:r>
@@ -11906,8 +11805,6 @@
         <w:rPr>
           <w:b/>
           <w:spacing w:val="-5"/>
-          <w:sz w:val="20"/>
-          <w:szCs w:val="20"/>
         </w:rPr>
         <w:t xml:space="preserve"> </w:t>
       </w:r>
@@ -11915,8 +11812,6 @@
         <w:rPr>
           <w:b/>
           <w:spacing w:val="-5"/>
-          <w:sz w:val="20"/>
-          <w:szCs w:val="20"/>
         </w:rPr>
         <w:t xml:space="preserve">in </w:t>
       </w:r>
@@ -11924,16 +11819,12 @@
         <w:rPr>
           <w:bCs/>
           <w:spacing w:val="-5"/>
-          <w:sz w:val="20"/>
-          <w:szCs w:val="20"/>
         </w:rPr>
         <w:t>a subnet</w:t>
       </w:r>
       <w:r>
         <w:rPr>
           <w:spacing w:val="-2"/>
-          <w:sz w:val="20"/>
-          <w:szCs w:val="20"/>
         </w:rPr>
         <w:t>.</w:t>
       </w:r>
@@ -11974,6 +11865,7 @@
         </w:rPr>
         <w:t xml:space="preserve">Q8. </w:t>
       </w:r>
+      <w:proofErr w:type="gramStart"/>
       <w:r>
         <w:rPr>
           <w:sz w:val="20"/>
@@ -11981,6 +11873,7 @@
         </w:rPr>
         <w:t>What’s</w:t>
       </w:r>
+      <w:proofErr w:type="gramEnd"/>
       <w:r>
         <w:rPr>
           <w:spacing w:val="-7"/>
@@ -12416,11 +12309,50 @@
     </w:p>
     <w:sectPr>
       <w:pgSz w:w="11910" w:h="16840"/>
-      <w:pgMar w:top="1360" w:right="1417" w:bottom="280" w:left="1417" w:header="720" w:footer="720" w:gutter="0"/>
+      <w:pgMar w:top="720" w:right="720" w:bottom="720" w:left="720" w:header="720" w:footer="720" w:gutter="0"/>
       <w:cols w:space="720"/>
+      <w:docGrid w:linePitch="299"/>
     </w:sectPr>
   </w:body>
 </w:document>
+</file>
+
+<file path=word/endnotes.xml><?xml version="1.0" encoding="utf-8"?>
+<w:endnotes xmlns:wpc="http://schemas.microsoft.com/office/word/2010/wordprocessingCanvas" xmlns:cx="http://schemas.microsoft.com/office/drawing/2014/chartex" xmlns:cx1="http://schemas.microsoft.com/office/drawing/2015/9/8/chartex" xmlns:cx2="http://schemas.microsoft.com/office/drawing/2015/10/21/chartex" xmlns:cx3="http://schemas.microsoft.com/office/drawing/2016/5/9/chartex" xmlns:cx4="http://schemas.microsoft.com/office/drawing/2016/5/10/chartex" xmlns:cx5="http://schemas.microsoft.com/office/drawing/2016/5/11/chartex" xmlns:cx6="http://schemas.microsoft.com/office/drawing/2016/5/12/chartex" xmlns:cx7="http://schemas.microsoft.com/office/drawing/2016/5/13/chartex" xmlns:cx8="http://schemas.microsoft.com/office/drawing/2016/5/14/chartex" xmlns:mc="http://schemas.openxmlformats.org/markup-compatibility/2006" xmlns:aink="http://schemas.microsoft.com/office/drawing/2016/ink" xmlns:am3d="http://schemas.microsoft.com/office/drawing/2017/model3d" xmlns:o="urn:schemas-microsoft-com:office:office" xmlns:oel="http://schemas.microsoft.com/office/2019/extlst" xmlns:r="http://schemas.openxmlformats.org/officeDocument/2006/relationships" xmlns:m="http://schemas.openxmlformats.org/officeDocument/2006/math" xmlns:v="urn:schemas-microsoft-com:vml" xmlns:wp14="http://schemas.microsoft.com/office/word/2010/wordprocessingDrawing" xmlns:wp="http://schemas.openxmlformats.org/drawingml/2006/wordprocessingDrawing" xmlns:w10="urn:schemas-microsoft-com:office:word" xmlns:w="http://schemas.openxmlformats.org/wordprocessingml/2006/main" xmlns:w14="http://schemas.microsoft.com/office/word/2010/wordml" xmlns:w15="http://schemas.microsoft.com/office/word/2012/wordml" xmlns:w16cex="http://schemas.microsoft.com/office/word/2018/wordml/cex" xmlns:w16cid="http://schemas.microsoft.com/office/word/2016/wordml/cid" xmlns:w16="http://schemas.microsoft.com/office/word/2018/wordml" xmlns:w16du="http://schemas.microsoft.com/office/word/2023/wordml/word16du" xmlns:w16sdtdh="http://schemas.microsoft.com/office/word/2020/wordml/sdtdatahash" xmlns:w16sdtfl="http://schemas.microsoft.com/office/word/2024/wordml/sdtformatlock" xmlns:w16se="http://schemas.microsoft.com/office/word/2015/wordml/symex" xmlns:wpg="http://schemas.microsoft.com/office/word/2010/wordprocessingGroup" xmlns:wpi="http://schemas.microsoft.com/office/word/2010/wordprocessingInk" xmlns:wne="http://schemas.microsoft.com/office/word/2006/wordml" xmlns:wps="http://schemas.microsoft.com/office/word/2010/wordprocessingShape" mc:Ignorable="w14 w15 w16se w16cid w16 w16cex w16sdtdh w16sdtfl w16du wp14">
+  <w:endnote w:type="separator" w:id="-1">
+    <w:p>
+      <w:r>
+        <w:separator/>
+      </w:r>
+    </w:p>
+  </w:endnote>
+  <w:endnote w:type="continuationSeparator" w:id="0">
+    <w:p>
+      <w:r>
+        <w:continuationSeparator/>
+      </w:r>
+    </w:p>
+  </w:endnote>
+</w:endnotes>
+</file>
+
+<file path=word/footnotes.xml><?xml version="1.0" encoding="utf-8"?>
+<w:footnotes xmlns:wpc="http://schemas.microsoft.com/office/word/2010/wordprocessingCanvas" xmlns:cx="http://schemas.microsoft.com/office/drawing/2014/chartex" xmlns:cx1="http://schemas.microsoft.com/office/drawing/2015/9/8/chartex" xmlns:cx2="http://schemas.microsoft.com/office/drawing/2015/10/21/chartex" xmlns:cx3="http://schemas.microsoft.com/office/drawing/2016/5/9/chartex" xmlns:cx4="http://schemas.microsoft.com/office/drawing/2016/5/10/chartex" xmlns:cx5="http://schemas.microsoft.com/office/drawing/2016/5/11/chartex" xmlns:cx6="http://schemas.microsoft.com/office/drawing/2016/5/12/chartex" xmlns:cx7="http://schemas.microsoft.com/office/drawing/2016/5/13/chartex" xmlns:cx8="http://schemas.microsoft.com/office/drawing/2016/5/14/chartex" xmlns:mc="http://schemas.openxmlformats.org/markup-compatibility/2006" xmlns:aink="http://schemas.microsoft.com/office/drawing/2016/ink" xmlns:am3d="http://schemas.microsoft.com/office/drawing/2017/model3d" xmlns:o="urn:schemas-microsoft-com:office:office" xmlns:oel="http://schemas.microsoft.com/office/2019/extlst" xmlns:r="http://schemas.openxmlformats.org/officeDocument/2006/relationships" xmlns:m="http://schemas.openxmlformats.org/officeDocument/2006/math" xmlns:v="urn:schemas-microsoft-com:vml" xmlns:wp14="http://schemas.microsoft.com/office/word/2010/wordprocessingDrawing" xmlns:wp="http://schemas.openxmlformats.org/drawingml/2006/wordprocessingDrawing" xmlns:w10="urn:schemas-microsoft-com:office:word" xmlns:w="http://schemas.openxmlformats.org/wordprocessingml/2006/main" xmlns:w14="http://schemas.microsoft.com/office/word/2010/wordml" xmlns:w15="http://schemas.microsoft.com/office/word/2012/wordml" xmlns:w16cex="http://schemas.microsoft.com/office/word/2018/wordml/cex" xmlns:w16cid="http://schemas.microsoft.com/office/word/2016/wordml/cid" xmlns:w16="http://schemas.microsoft.com/office/word/2018/wordml" xmlns:w16du="http://schemas.microsoft.com/office/word/2023/wordml/word16du" xmlns:w16sdtdh="http://schemas.microsoft.com/office/word/2020/wordml/sdtdatahash" xmlns:w16sdtfl="http://schemas.microsoft.com/office/word/2024/wordml/sdtformatlock" xmlns:w16se="http://schemas.microsoft.com/office/word/2015/wordml/symex" xmlns:wpg="http://schemas.microsoft.com/office/word/2010/wordprocessingGroup" xmlns:wpi="http://schemas.microsoft.com/office/word/2010/wordprocessingInk" xmlns:wne="http://schemas.microsoft.com/office/word/2006/wordml" xmlns:wps="http://schemas.microsoft.com/office/word/2010/wordprocessingShape" mc:Ignorable="w14 w15 w16se w16cid w16 w16cex w16sdtdh w16sdtfl w16du wp14">
+  <w:footnote w:type="separator" w:id="-1">
+    <w:p>
+      <w:r>
+        <w:separator/>
+      </w:r>
+    </w:p>
+  </w:footnote>
+  <w:footnote w:type="continuationSeparator" w:id="0">
+    <w:p>
+      <w:r>
+        <w:continuationSeparator/>
+      </w:r>
+    </w:p>
+  </w:footnote>
+</w:footnotes>
 </file>
 
 <file path=word/numbering.xml><?xml version="1.0" encoding="utf-8"?>
@@ -12665,6 +12597,122 @@
     </w:lvl>
   </w:abstractNum>
   <w:abstractNum w:abstractNumId="2" w15:restartNumberingAfterBreak="0">
+    <w:nsid w:val="056B02D2"/>
+    <w:multiLevelType w:val="hybridMultilevel"/>
+    <w:tmpl w:val="BE988422"/>
+    <w:lvl w:ilvl="0" w:tplc="40090005">
+      <w:start w:val="1"/>
+      <w:numFmt w:val="bullet"/>
+      <w:lvlText w:val=""/>
+      <w:lvlJc w:val="left"/>
+      <w:pPr>
+        <w:ind w:left="360" w:hanging="360"/>
+      </w:pPr>
+      <w:rPr>
+        <w:rFonts w:ascii="Wingdings" w:hAnsi="Wingdings" w:hint="default"/>
+        <w:spacing w:val="0"/>
+        <w:w w:val="100"/>
+        <w:lang w:val="en-US" w:eastAsia="en-US" w:bidi="ar-SA"/>
+      </w:rPr>
+    </w:lvl>
+    <w:lvl w:ilvl="1" w:tplc="FFFFFFFF">
+      <w:numFmt w:val="bullet"/>
+      <w:lvlText w:val="•"/>
+      <w:lvlJc w:val="left"/>
+      <w:pPr>
+        <w:ind w:left="1190" w:hanging="360"/>
+      </w:pPr>
+      <w:rPr>
+        <w:rFonts w:hint="default"/>
+        <w:lang w:val="en-US" w:eastAsia="en-US" w:bidi="ar-SA"/>
+      </w:rPr>
+    </w:lvl>
+    <w:lvl w:ilvl="2" w:tplc="FFFFFFFF">
+      <w:numFmt w:val="bullet"/>
+      <w:lvlText w:val="•"/>
+      <w:lvlJc w:val="left"/>
+      <w:pPr>
+        <w:ind w:left="2023" w:hanging="360"/>
+      </w:pPr>
+      <w:rPr>
+        <w:rFonts w:hint="default"/>
+        <w:lang w:val="en-US" w:eastAsia="en-US" w:bidi="ar-SA"/>
+      </w:rPr>
+    </w:lvl>
+    <w:lvl w:ilvl="3" w:tplc="FFFFFFFF">
+      <w:numFmt w:val="bullet"/>
+      <w:lvlText w:val="•"/>
+      <w:lvlJc w:val="left"/>
+      <w:pPr>
+        <w:ind w:left="2856" w:hanging="360"/>
+      </w:pPr>
+      <w:rPr>
+        <w:rFonts w:hint="default"/>
+        <w:lang w:val="en-US" w:eastAsia="en-US" w:bidi="ar-SA"/>
+      </w:rPr>
+    </w:lvl>
+    <w:lvl w:ilvl="4" w:tplc="FFFFFFFF">
+      <w:numFmt w:val="bullet"/>
+      <w:lvlText w:val="•"/>
+      <w:lvlJc w:val="left"/>
+      <w:pPr>
+        <w:ind w:left="3689" w:hanging="360"/>
+      </w:pPr>
+      <w:rPr>
+        <w:rFonts w:hint="default"/>
+        <w:lang w:val="en-US" w:eastAsia="en-US" w:bidi="ar-SA"/>
+      </w:rPr>
+    </w:lvl>
+    <w:lvl w:ilvl="5" w:tplc="FFFFFFFF">
+      <w:numFmt w:val="bullet"/>
+      <w:lvlText w:val="•"/>
+      <w:lvlJc w:val="left"/>
+      <w:pPr>
+        <w:ind w:left="4523" w:hanging="360"/>
+      </w:pPr>
+      <w:rPr>
+        <w:rFonts w:hint="default"/>
+        <w:lang w:val="en-US" w:eastAsia="en-US" w:bidi="ar-SA"/>
+      </w:rPr>
+    </w:lvl>
+    <w:lvl w:ilvl="6" w:tplc="FFFFFFFF">
+      <w:numFmt w:val="bullet"/>
+      <w:lvlText w:val="•"/>
+      <w:lvlJc w:val="left"/>
+      <w:pPr>
+        <w:ind w:left="5356" w:hanging="360"/>
+      </w:pPr>
+      <w:rPr>
+        <w:rFonts w:hint="default"/>
+        <w:lang w:val="en-US" w:eastAsia="en-US" w:bidi="ar-SA"/>
+      </w:rPr>
+    </w:lvl>
+    <w:lvl w:ilvl="7" w:tplc="FFFFFFFF">
+      <w:numFmt w:val="bullet"/>
+      <w:lvlText w:val="•"/>
+      <w:lvlJc w:val="left"/>
+      <w:pPr>
+        <w:ind w:left="6189" w:hanging="360"/>
+      </w:pPr>
+      <w:rPr>
+        <w:rFonts w:hint="default"/>
+        <w:lang w:val="en-US" w:eastAsia="en-US" w:bidi="ar-SA"/>
+      </w:rPr>
+    </w:lvl>
+    <w:lvl w:ilvl="8" w:tplc="FFFFFFFF">
+      <w:numFmt w:val="bullet"/>
+      <w:lvlText w:val="•"/>
+      <w:lvlJc w:val="left"/>
+      <w:pPr>
+        <w:ind w:left="7022" w:hanging="360"/>
+      </w:pPr>
+      <w:rPr>
+        <w:rFonts w:hint="default"/>
+        <w:lang w:val="en-US" w:eastAsia="en-US" w:bidi="ar-SA"/>
+      </w:rPr>
+    </w:lvl>
+  </w:abstractNum>
+  <w:abstractNum w:abstractNumId="3" w15:restartNumberingAfterBreak="0">
     <w:nsid w:val="061B71B8"/>
     <w:multiLevelType w:val="hybridMultilevel"/>
     <w:tmpl w:val="CEE6C350"/>
@@ -12785,7 +12833,7 @@
       </w:rPr>
     </w:lvl>
   </w:abstractNum>
-  <w:abstractNum w:abstractNumId="3" w15:restartNumberingAfterBreak="0">
+  <w:abstractNum w:abstractNumId="4" w15:restartNumberingAfterBreak="0">
     <w:nsid w:val="070E5ADD"/>
     <w:multiLevelType w:val="hybridMultilevel"/>
     <w:tmpl w:val="1CCABE2C"/>
@@ -12900,7 +12948,7 @@
       </w:rPr>
     </w:lvl>
   </w:abstractNum>
-  <w:abstractNum w:abstractNumId="4" w15:restartNumberingAfterBreak="0">
+  <w:abstractNum w:abstractNumId="5" w15:restartNumberingAfterBreak="0">
     <w:nsid w:val="098137D2"/>
     <w:multiLevelType w:val="hybridMultilevel"/>
     <w:tmpl w:val="5F92EDF4"/>
@@ -13017,7 +13065,120 @@
       </w:rPr>
     </w:lvl>
   </w:abstractNum>
-  <w:abstractNum w:abstractNumId="5" w15:restartNumberingAfterBreak="0">
+  <w:abstractNum w:abstractNumId="6" w15:restartNumberingAfterBreak="0">
+    <w:nsid w:val="14B475DB"/>
+    <w:multiLevelType w:val="hybridMultilevel"/>
+    <w:tmpl w:val="2B8601B0"/>
+    <w:lvl w:ilvl="0" w:tplc="40090005">
+      <w:start w:val="1"/>
+      <w:numFmt w:val="bullet"/>
+      <w:lvlText w:val=""/>
+      <w:lvlJc w:val="left"/>
+      <w:pPr>
+        <w:ind w:left="720" w:hanging="360"/>
+      </w:pPr>
+      <w:rPr>
+        <w:rFonts w:ascii="Wingdings" w:hAnsi="Wingdings" w:hint="default"/>
+      </w:rPr>
+    </w:lvl>
+    <w:lvl w:ilvl="1" w:tplc="40090003" w:tentative="1">
+      <w:start w:val="1"/>
+      <w:numFmt w:val="bullet"/>
+      <w:lvlText w:val="o"/>
+      <w:lvlJc w:val="left"/>
+      <w:pPr>
+        <w:ind w:left="1440" w:hanging="360"/>
+      </w:pPr>
+      <w:rPr>
+        <w:rFonts w:ascii="Courier New" w:hAnsi="Courier New" w:cs="Courier New" w:hint="default"/>
+      </w:rPr>
+    </w:lvl>
+    <w:lvl w:ilvl="2" w:tplc="40090005" w:tentative="1">
+      <w:start w:val="1"/>
+      <w:numFmt w:val="bullet"/>
+      <w:lvlText w:val=""/>
+      <w:lvlJc w:val="left"/>
+      <w:pPr>
+        <w:ind w:left="2160" w:hanging="360"/>
+      </w:pPr>
+      <w:rPr>
+        <w:rFonts w:ascii="Wingdings" w:hAnsi="Wingdings" w:hint="default"/>
+      </w:rPr>
+    </w:lvl>
+    <w:lvl w:ilvl="3" w:tplc="40090001" w:tentative="1">
+      <w:start w:val="1"/>
+      <w:numFmt w:val="bullet"/>
+      <w:lvlText w:val=""/>
+      <w:lvlJc w:val="left"/>
+      <w:pPr>
+        <w:ind w:left="2880" w:hanging="360"/>
+      </w:pPr>
+      <w:rPr>
+        <w:rFonts w:ascii="Symbol" w:hAnsi="Symbol" w:hint="default"/>
+      </w:rPr>
+    </w:lvl>
+    <w:lvl w:ilvl="4" w:tplc="40090003" w:tentative="1">
+      <w:start w:val="1"/>
+      <w:numFmt w:val="bullet"/>
+      <w:lvlText w:val="o"/>
+      <w:lvlJc w:val="left"/>
+      <w:pPr>
+        <w:ind w:left="3600" w:hanging="360"/>
+      </w:pPr>
+      <w:rPr>
+        <w:rFonts w:ascii="Courier New" w:hAnsi="Courier New" w:cs="Courier New" w:hint="default"/>
+      </w:rPr>
+    </w:lvl>
+    <w:lvl w:ilvl="5" w:tplc="40090005" w:tentative="1">
+      <w:start w:val="1"/>
+      <w:numFmt w:val="bullet"/>
+      <w:lvlText w:val=""/>
+      <w:lvlJc w:val="left"/>
+      <w:pPr>
+        <w:ind w:left="4320" w:hanging="360"/>
+      </w:pPr>
+      <w:rPr>
+        <w:rFonts w:ascii="Wingdings" w:hAnsi="Wingdings" w:hint="default"/>
+      </w:rPr>
+    </w:lvl>
+    <w:lvl w:ilvl="6" w:tplc="40090001" w:tentative="1">
+      <w:start w:val="1"/>
+      <w:numFmt w:val="bullet"/>
+      <w:lvlText w:val=""/>
+      <w:lvlJc w:val="left"/>
+      <w:pPr>
+        <w:ind w:left="5040" w:hanging="360"/>
+      </w:pPr>
+      <w:rPr>
+        <w:rFonts w:ascii="Symbol" w:hAnsi="Symbol" w:hint="default"/>
+      </w:rPr>
+    </w:lvl>
+    <w:lvl w:ilvl="7" w:tplc="40090003" w:tentative="1">
+      <w:start w:val="1"/>
+      <w:numFmt w:val="bullet"/>
+      <w:lvlText w:val="o"/>
+      <w:lvlJc w:val="left"/>
+      <w:pPr>
+        <w:ind w:left="5760" w:hanging="360"/>
+      </w:pPr>
+      <w:rPr>
+        <w:rFonts w:ascii="Courier New" w:hAnsi="Courier New" w:cs="Courier New" w:hint="default"/>
+      </w:rPr>
+    </w:lvl>
+    <w:lvl w:ilvl="8" w:tplc="40090005" w:tentative="1">
+      <w:start w:val="1"/>
+      <w:numFmt w:val="bullet"/>
+      <w:lvlText w:val=""/>
+      <w:lvlJc w:val="left"/>
+      <w:pPr>
+        <w:ind w:left="6480" w:hanging="360"/>
+      </w:pPr>
+      <w:rPr>
+        <w:rFonts w:ascii="Wingdings" w:hAnsi="Wingdings" w:hint="default"/>
+      </w:rPr>
+    </w:lvl>
+  </w:abstractNum>
+  <w:abstractNum w:abstractNumId="7" w15:restartNumberingAfterBreak="0">
     <w:nsid w:val="17710651"/>
     <w:multiLevelType w:val="hybridMultilevel"/>
     <w:tmpl w:val="F314F9F0"/>
@@ -13138,7 +13299,7 @@
       </w:rPr>
     </w:lvl>
   </w:abstractNum>
-  <w:abstractNum w:abstractNumId="6" w15:restartNumberingAfterBreak="0">
+  <w:abstractNum w:abstractNumId="8" w15:restartNumberingAfterBreak="0">
     <w:nsid w:val="191E4065"/>
     <w:multiLevelType w:val="hybridMultilevel"/>
     <w:tmpl w:val="3C70EFBA"/>
@@ -13259,7 +13420,7 @@
       </w:rPr>
     </w:lvl>
   </w:abstractNum>
-  <w:abstractNum w:abstractNumId="7" w15:restartNumberingAfterBreak="0">
+  <w:abstractNum w:abstractNumId="9" w15:restartNumberingAfterBreak="0">
     <w:nsid w:val="1D131C3F"/>
     <w:multiLevelType w:val="hybridMultilevel"/>
     <w:tmpl w:val="C02849A8"/>
@@ -13374,7 +13535,7 @@
       </w:rPr>
     </w:lvl>
   </w:abstractNum>
-  <w:abstractNum w:abstractNumId="8" w15:restartNumberingAfterBreak="0">
+  <w:abstractNum w:abstractNumId="10" w15:restartNumberingAfterBreak="0">
     <w:nsid w:val="23466EFC"/>
     <w:multiLevelType w:val="hybridMultilevel"/>
     <w:tmpl w:val="0CCEB1BE"/>
@@ -13495,7 +13656,122 @@
       </w:rPr>
     </w:lvl>
   </w:abstractNum>
-  <w:abstractNum w:abstractNumId="9" w15:restartNumberingAfterBreak="0">
+  <w:abstractNum w:abstractNumId="11" w15:restartNumberingAfterBreak="0">
+    <w:nsid w:val="27FD5BD6"/>
+    <w:multiLevelType w:val="hybridMultilevel"/>
+    <w:tmpl w:val="B216AC02"/>
+    <w:lvl w:ilvl="0" w:tplc="76EA5D96">
+      <w:numFmt w:val="bullet"/>
+      <w:lvlText w:val="o"/>
+      <w:lvlJc w:val="left"/>
+      <w:pPr>
+        <w:ind w:left="851" w:hanging="360"/>
+      </w:pPr>
+      <w:rPr>
+        <w:rFonts w:ascii="Courier New" w:eastAsia="Courier New" w:hAnsi="Courier New" w:cs="Courier New" w:hint="default"/>
+        <w:spacing w:val="0"/>
+        <w:w w:val="100"/>
+        <w:lang w:val="en-US" w:eastAsia="en-US" w:bidi="ar-SA"/>
+      </w:rPr>
+    </w:lvl>
+    <w:lvl w:ilvl="1" w:tplc="40090003" w:tentative="1">
+      <w:start w:val="1"/>
+      <w:numFmt w:val="bullet"/>
+      <w:lvlText w:val="o"/>
+      <w:lvlJc w:val="left"/>
+      <w:pPr>
+        <w:ind w:left="1548" w:hanging="360"/>
+      </w:pPr>
+      <w:rPr>
+        <w:rFonts w:ascii="Courier New" w:hAnsi="Courier New" w:cs="Courier New" w:hint="default"/>
+      </w:rPr>
+    </w:lvl>
+    <w:lvl w:ilvl="2" w:tplc="40090005" w:tentative="1">
+      <w:start w:val="1"/>
+      <w:numFmt w:val="bullet"/>
+      <w:lvlText w:val=""/>
+      <w:lvlJc w:val="left"/>
+      <w:pPr>
+        <w:ind w:left="2268" w:hanging="360"/>
+      </w:pPr>
+      <w:rPr>
+        <w:rFonts w:ascii="Wingdings" w:hAnsi="Wingdings" w:hint="default"/>
+      </w:rPr>
+    </w:lvl>
+    <w:lvl w:ilvl="3" w:tplc="40090001" w:tentative="1">
+      <w:start w:val="1"/>
+      <w:numFmt w:val="bullet"/>
+      <w:lvlText w:val=""/>
+      <w:lvlJc w:val="left"/>
+      <w:pPr>
+        <w:ind w:left="2988" w:hanging="360"/>
+      </w:pPr>
+      <w:rPr>
+        <w:rFonts w:ascii="Symbol" w:hAnsi="Symbol" w:hint="default"/>
+      </w:rPr>
+    </w:lvl>
+    <w:lvl w:ilvl="4" w:tplc="40090003" w:tentative="1">
+      <w:start w:val="1"/>
+      <w:numFmt w:val="bullet"/>
+      <w:lvlText w:val="o"/>
+      <w:lvlJc w:val="left"/>
+      <w:pPr>
+        <w:ind w:left="3708" w:hanging="360"/>
+      </w:pPr>
+      <w:rPr>
+        <w:rFonts w:ascii="Courier New" w:hAnsi="Courier New" w:cs="Courier New" w:hint="default"/>
+      </w:rPr>
+    </w:lvl>
+    <w:lvl w:ilvl="5" w:tplc="40090005" w:tentative="1">
+      <w:start w:val="1"/>
+      <w:numFmt w:val="bullet"/>
+      <w:lvlText w:val=""/>
+      <w:lvlJc w:val="left"/>
+      <w:pPr>
+        <w:ind w:left="4428" w:hanging="360"/>
+      </w:pPr>
+      <w:rPr>
+        <w:rFonts w:ascii="Wingdings" w:hAnsi="Wingdings" w:hint="default"/>
+      </w:rPr>
+    </w:lvl>
+    <w:lvl w:ilvl="6" w:tplc="40090001" w:tentative="1">
+      <w:start w:val="1"/>
+      <w:numFmt w:val="bullet"/>
+      <w:lvlText w:val=""/>
+      <w:lvlJc w:val="left"/>
+      <w:pPr>
+        <w:ind w:left="5148" w:hanging="360"/>
+      </w:pPr>
+      <w:rPr>
+        <w:rFonts w:ascii="Symbol" w:hAnsi="Symbol" w:hint="default"/>
+      </w:rPr>
+    </w:lvl>
+    <w:lvl w:ilvl="7" w:tplc="40090003" w:tentative="1">
+      <w:start w:val="1"/>
+      <w:numFmt w:val="bullet"/>
+      <w:lvlText w:val="o"/>
+      <w:lvlJc w:val="left"/>
+      <w:pPr>
+        <w:ind w:left="5868" w:hanging="360"/>
+      </w:pPr>
+      <w:rPr>
+        <w:rFonts w:ascii="Courier New" w:hAnsi="Courier New" w:cs="Courier New" w:hint="default"/>
+      </w:rPr>
+    </w:lvl>
+    <w:lvl w:ilvl="8" w:tplc="40090005" w:tentative="1">
+      <w:start w:val="1"/>
+      <w:numFmt w:val="bullet"/>
+      <w:lvlText w:val=""/>
+      <w:lvlJc w:val="left"/>
+      <w:pPr>
+        <w:ind w:left="6588" w:hanging="360"/>
+      </w:pPr>
+      <w:rPr>
+        <w:rFonts w:ascii="Wingdings" w:hAnsi="Wingdings" w:hint="default"/>
+      </w:rPr>
+    </w:lvl>
+  </w:abstractNum>
+  <w:abstractNum w:abstractNumId="12" w15:restartNumberingAfterBreak="0">
     <w:nsid w:val="2AAE1725"/>
     <w:multiLevelType w:val="hybridMultilevel"/>
     <w:tmpl w:val="1F6E14F2"/>
@@ -13616,7 +13892,125 @@
       </w:rPr>
     </w:lvl>
   </w:abstractNum>
-  <w:abstractNum w:abstractNumId="10" w15:restartNumberingAfterBreak="0">
+  <w:abstractNum w:abstractNumId="13" w15:restartNumberingAfterBreak="0">
+    <w:nsid w:val="2B953F00"/>
+    <w:multiLevelType w:val="hybridMultilevel"/>
+    <w:tmpl w:val="3550C5F2"/>
+    <w:lvl w:ilvl="0" w:tplc="40090005">
+      <w:start w:val="1"/>
+      <w:numFmt w:val="bullet"/>
+      <w:lvlText w:val=""/>
+      <w:lvlJc w:val="left"/>
+      <w:pPr>
+        <w:ind w:left="360" w:hanging="360"/>
+      </w:pPr>
+      <w:rPr>
+        <w:rFonts w:ascii="Wingdings" w:hAnsi="Wingdings" w:hint="default"/>
+        <w:spacing w:val="39"/>
+        <w:w w:val="93"/>
+        <w:sz w:val="20"/>
+        <w:szCs w:val="20"/>
+        <w:lang w:val="en-US" w:eastAsia="en-US" w:bidi="ar-SA"/>
+      </w:rPr>
+    </w:lvl>
+    <w:lvl w:ilvl="1" w:tplc="FFFFFFFF">
+      <w:numFmt w:val="bullet"/>
+      <w:lvlText w:val="•"/>
+      <w:lvlJc w:val="left"/>
+      <w:pPr>
+        <w:ind w:left="2509" w:hanging="360"/>
+      </w:pPr>
+      <w:rPr>
+        <w:rFonts w:hint="default"/>
+        <w:lang w:val="en-US" w:eastAsia="en-US" w:bidi="ar-SA"/>
+      </w:rPr>
+    </w:lvl>
+    <w:lvl w:ilvl="2" w:tplc="FFFFFFFF">
+      <w:numFmt w:val="bullet"/>
+      <w:lvlText w:val="•"/>
+      <w:lvlJc w:val="left"/>
+      <w:pPr>
+        <w:ind w:left="3238" w:hanging="360"/>
+      </w:pPr>
+      <w:rPr>
+        <w:rFonts w:hint="default"/>
+        <w:lang w:val="en-US" w:eastAsia="en-US" w:bidi="ar-SA"/>
+      </w:rPr>
+    </w:lvl>
+    <w:lvl w:ilvl="3" w:tplc="FFFFFFFF">
+      <w:numFmt w:val="bullet"/>
+      <w:lvlText w:val="•"/>
+      <w:lvlJc w:val="left"/>
+      <w:pPr>
+        <w:ind w:left="3967" w:hanging="360"/>
+      </w:pPr>
+      <w:rPr>
+        <w:rFonts w:hint="default"/>
+        <w:lang w:val="en-US" w:eastAsia="en-US" w:bidi="ar-SA"/>
+      </w:rPr>
+    </w:lvl>
+    <w:lvl w:ilvl="4" w:tplc="FFFFFFFF">
+      <w:numFmt w:val="bullet"/>
+      <w:lvlText w:val="•"/>
+      <w:lvlJc w:val="left"/>
+      <w:pPr>
+        <w:ind w:left="4696" w:hanging="360"/>
+      </w:pPr>
+      <w:rPr>
+        <w:rFonts w:hint="default"/>
+        <w:lang w:val="en-US" w:eastAsia="en-US" w:bidi="ar-SA"/>
+      </w:rPr>
+    </w:lvl>
+    <w:lvl w:ilvl="5" w:tplc="FFFFFFFF">
+      <w:numFmt w:val="bullet"/>
+      <w:lvlText w:val="•"/>
+      <w:lvlJc w:val="left"/>
+      <w:pPr>
+        <w:ind w:left="5426" w:hanging="360"/>
+      </w:pPr>
+      <w:rPr>
+        <w:rFonts w:hint="default"/>
+        <w:lang w:val="en-US" w:eastAsia="en-US" w:bidi="ar-SA"/>
+      </w:rPr>
+    </w:lvl>
+    <w:lvl w:ilvl="6" w:tplc="FFFFFFFF">
+      <w:numFmt w:val="bullet"/>
+      <w:lvlText w:val="•"/>
+      <w:lvlJc w:val="left"/>
+      <w:pPr>
+        <w:ind w:left="6155" w:hanging="360"/>
+      </w:pPr>
+      <w:rPr>
+        <w:rFonts w:hint="default"/>
+        <w:lang w:val="en-US" w:eastAsia="en-US" w:bidi="ar-SA"/>
+      </w:rPr>
+    </w:lvl>
+    <w:lvl w:ilvl="7" w:tplc="FFFFFFFF">
+      <w:numFmt w:val="bullet"/>
+      <w:lvlText w:val="•"/>
+      <w:lvlJc w:val="left"/>
+      <w:pPr>
+        <w:ind w:left="6884" w:hanging="360"/>
+      </w:pPr>
+      <w:rPr>
+        <w:rFonts w:hint="default"/>
+        <w:lang w:val="en-US" w:eastAsia="en-US" w:bidi="ar-SA"/>
+      </w:rPr>
+    </w:lvl>
+    <w:lvl w:ilvl="8" w:tplc="FFFFFFFF">
+      <w:numFmt w:val="bullet"/>
+      <w:lvlText w:val="•"/>
+      <w:lvlJc w:val="left"/>
+      <w:pPr>
+        <w:ind w:left="7613" w:hanging="360"/>
+      </w:pPr>
+      <w:rPr>
+        <w:rFonts w:hint="default"/>
+        <w:lang w:val="en-US" w:eastAsia="en-US" w:bidi="ar-SA"/>
+      </w:rPr>
+    </w:lvl>
+  </w:abstractNum>
+  <w:abstractNum w:abstractNumId="14" w15:restartNumberingAfterBreak="0">
     <w:nsid w:val="356C33D0"/>
     <w:multiLevelType w:val="hybridMultilevel"/>
     <w:tmpl w:val="BAF87468"/>
@@ -13729,7 +14123,7 @@
       </w:rPr>
     </w:lvl>
   </w:abstractNum>
-  <w:abstractNum w:abstractNumId="11" w15:restartNumberingAfterBreak="0">
+  <w:abstractNum w:abstractNumId="15" w15:restartNumberingAfterBreak="0">
     <w:nsid w:val="3E00462A"/>
     <w:multiLevelType w:val="hybridMultilevel"/>
     <w:tmpl w:val="E60CD760"/>
@@ -13850,11 +14244,11 @@
       </w:rPr>
     </w:lvl>
   </w:abstractNum>
-  <w:abstractNum w:abstractNumId="12" w15:restartNumberingAfterBreak="0">
+  <w:abstractNum w:abstractNumId="16" w15:restartNumberingAfterBreak="0">
     <w:nsid w:val="45F51D1E"/>
     <w:multiLevelType w:val="hybridMultilevel"/>
-    <w:tmpl w:val="58D418E8"/>
-    <w:lvl w:ilvl="0" w:tplc="EFD45B5E">
+    <w:tmpl w:val="F4E486C2"/>
+    <w:lvl w:ilvl="0" w:tplc="387A292E">
       <w:numFmt w:val="bullet"/>
       <w:lvlText w:val=""/>
       <w:lvlJc w:val="left"/>
@@ -13865,6 +14259,8 @@
         <w:rFonts w:ascii="Wingdings" w:eastAsia="Wingdings" w:hAnsi="Wingdings" w:cs="Wingdings" w:hint="default"/>
         <w:spacing w:val="39"/>
         <w:w w:val="93"/>
+        <w:sz w:val="20"/>
+        <w:szCs w:val="20"/>
         <w:lang w:val="en-US" w:eastAsia="en-US" w:bidi="ar-SA"/>
       </w:rPr>
     </w:lvl>
@@ -13965,7 +14361,7 @@
       </w:rPr>
     </w:lvl>
   </w:abstractNum>
-  <w:abstractNum w:abstractNumId="13" w15:restartNumberingAfterBreak="0">
+  <w:abstractNum w:abstractNumId="17" w15:restartNumberingAfterBreak="0">
     <w:nsid w:val="48D253D4"/>
     <w:multiLevelType w:val="hybridMultilevel"/>
     <w:tmpl w:val="6CB25612"/>
@@ -14080,7 +14476,355 @@
       </w:rPr>
     </w:lvl>
   </w:abstractNum>
-  <w:abstractNum w:abstractNumId="14" w15:restartNumberingAfterBreak="0">
+  <w:abstractNum w:abstractNumId="18" w15:restartNumberingAfterBreak="0">
+    <w:nsid w:val="4DCE285D"/>
+    <w:multiLevelType w:val="hybridMultilevel"/>
+    <w:tmpl w:val="6194E516"/>
+    <w:lvl w:ilvl="0" w:tplc="40090001">
+      <w:start w:val="1"/>
+      <w:numFmt w:val="bullet"/>
+      <w:lvlText w:val=""/>
+      <w:lvlJc w:val="left"/>
+      <w:pPr>
+        <w:ind w:left="360" w:hanging="360"/>
+      </w:pPr>
+      <w:rPr>
+        <w:rFonts w:ascii="Symbol" w:hAnsi="Symbol" w:hint="default"/>
+      </w:rPr>
+    </w:lvl>
+    <w:lvl w:ilvl="1" w:tplc="40090003" w:tentative="1">
+      <w:start w:val="1"/>
+      <w:numFmt w:val="bullet"/>
+      <w:lvlText w:val="o"/>
+      <w:lvlJc w:val="left"/>
+      <w:pPr>
+        <w:ind w:left="1080" w:hanging="360"/>
+      </w:pPr>
+      <w:rPr>
+        <w:rFonts w:ascii="Courier New" w:hAnsi="Courier New" w:cs="Courier New" w:hint="default"/>
+      </w:rPr>
+    </w:lvl>
+    <w:lvl w:ilvl="2" w:tplc="40090005" w:tentative="1">
+      <w:start w:val="1"/>
+      <w:numFmt w:val="bullet"/>
+      <w:lvlText w:val=""/>
+      <w:lvlJc w:val="left"/>
+      <w:pPr>
+        <w:ind w:left="1800" w:hanging="360"/>
+      </w:pPr>
+      <w:rPr>
+        <w:rFonts w:ascii="Wingdings" w:hAnsi="Wingdings" w:hint="default"/>
+      </w:rPr>
+    </w:lvl>
+    <w:lvl w:ilvl="3" w:tplc="40090001" w:tentative="1">
+      <w:start w:val="1"/>
+      <w:numFmt w:val="bullet"/>
+      <w:lvlText w:val=""/>
+      <w:lvlJc w:val="left"/>
+      <w:pPr>
+        <w:ind w:left="2520" w:hanging="360"/>
+      </w:pPr>
+      <w:rPr>
+        <w:rFonts w:ascii="Symbol" w:hAnsi="Symbol" w:hint="default"/>
+      </w:rPr>
+    </w:lvl>
+    <w:lvl w:ilvl="4" w:tplc="40090003" w:tentative="1">
+      <w:start w:val="1"/>
+      <w:numFmt w:val="bullet"/>
+      <w:lvlText w:val="o"/>
+      <w:lvlJc w:val="left"/>
+      <w:pPr>
+        <w:ind w:left="3240" w:hanging="360"/>
+      </w:pPr>
+      <w:rPr>
+        <w:rFonts w:ascii="Courier New" w:hAnsi="Courier New" w:cs="Courier New" w:hint="default"/>
+      </w:rPr>
+    </w:lvl>
+    <w:lvl w:ilvl="5" w:tplc="40090005" w:tentative="1">
+      <w:start w:val="1"/>
+      <w:numFmt w:val="bullet"/>
+      <w:lvlText w:val=""/>
+      <w:lvlJc w:val="left"/>
+      <w:pPr>
+        <w:ind w:left="3960" w:hanging="360"/>
+      </w:pPr>
+      <w:rPr>
+        <w:rFonts w:ascii="Wingdings" w:hAnsi="Wingdings" w:hint="default"/>
+      </w:rPr>
+    </w:lvl>
+    <w:lvl w:ilvl="6" w:tplc="40090001" w:tentative="1">
+      <w:start w:val="1"/>
+      <w:numFmt w:val="bullet"/>
+      <w:lvlText w:val=""/>
+      <w:lvlJc w:val="left"/>
+      <w:pPr>
+        <w:ind w:left="4680" w:hanging="360"/>
+      </w:pPr>
+      <w:rPr>
+        <w:rFonts w:ascii="Symbol" w:hAnsi="Symbol" w:hint="default"/>
+      </w:rPr>
+    </w:lvl>
+    <w:lvl w:ilvl="7" w:tplc="40090003" w:tentative="1">
+      <w:start w:val="1"/>
+      <w:numFmt w:val="bullet"/>
+      <w:lvlText w:val="o"/>
+      <w:lvlJc w:val="left"/>
+      <w:pPr>
+        <w:ind w:left="5400" w:hanging="360"/>
+      </w:pPr>
+      <w:rPr>
+        <w:rFonts w:ascii="Courier New" w:hAnsi="Courier New" w:cs="Courier New" w:hint="default"/>
+      </w:rPr>
+    </w:lvl>
+    <w:lvl w:ilvl="8" w:tplc="40090005" w:tentative="1">
+      <w:start w:val="1"/>
+      <w:numFmt w:val="bullet"/>
+      <w:lvlText w:val=""/>
+      <w:lvlJc w:val="left"/>
+      <w:pPr>
+        <w:ind w:left="6120" w:hanging="360"/>
+      </w:pPr>
+      <w:rPr>
+        <w:rFonts w:ascii="Wingdings" w:hAnsi="Wingdings" w:hint="default"/>
+      </w:rPr>
+    </w:lvl>
+  </w:abstractNum>
+  <w:abstractNum w:abstractNumId="19" w15:restartNumberingAfterBreak="0">
+    <w:nsid w:val="52071510"/>
+    <w:multiLevelType w:val="hybridMultilevel"/>
+    <w:tmpl w:val="6F8CB130"/>
+    <w:lvl w:ilvl="0" w:tplc="40090005">
+      <w:start w:val="1"/>
+      <w:numFmt w:val="bullet"/>
+      <w:lvlText w:val=""/>
+      <w:lvlJc w:val="left"/>
+      <w:pPr>
+        <w:ind w:left="720" w:hanging="360"/>
+      </w:pPr>
+      <w:rPr>
+        <w:rFonts w:ascii="Wingdings" w:hAnsi="Wingdings" w:hint="default"/>
+      </w:rPr>
+    </w:lvl>
+    <w:lvl w:ilvl="1" w:tplc="40090003" w:tentative="1">
+      <w:start w:val="1"/>
+      <w:numFmt w:val="bullet"/>
+      <w:lvlText w:val="o"/>
+      <w:lvlJc w:val="left"/>
+      <w:pPr>
+        <w:ind w:left="1440" w:hanging="360"/>
+      </w:pPr>
+      <w:rPr>
+        <w:rFonts w:ascii="Courier New" w:hAnsi="Courier New" w:cs="Courier New" w:hint="default"/>
+      </w:rPr>
+    </w:lvl>
+    <w:lvl w:ilvl="2" w:tplc="40090005" w:tentative="1">
+      <w:start w:val="1"/>
+      <w:numFmt w:val="bullet"/>
+      <w:lvlText w:val=""/>
+      <w:lvlJc w:val="left"/>
+      <w:pPr>
+        <w:ind w:left="2160" w:hanging="360"/>
+      </w:pPr>
+      <w:rPr>
+        <w:rFonts w:ascii="Wingdings" w:hAnsi="Wingdings" w:hint="default"/>
+      </w:rPr>
+    </w:lvl>
+    <w:lvl w:ilvl="3" w:tplc="40090001" w:tentative="1">
+      <w:start w:val="1"/>
+      <w:numFmt w:val="bullet"/>
+      <w:lvlText w:val=""/>
+      <w:lvlJc w:val="left"/>
+      <w:pPr>
+        <w:ind w:left="2880" w:hanging="360"/>
+      </w:pPr>
+      <w:rPr>
+        <w:rFonts w:ascii="Symbol" w:hAnsi="Symbol" w:hint="default"/>
+      </w:rPr>
+    </w:lvl>
+    <w:lvl w:ilvl="4" w:tplc="40090003" w:tentative="1">
+      <w:start w:val="1"/>
+      <w:numFmt w:val="bullet"/>
+      <w:lvlText w:val="o"/>
+      <w:lvlJc w:val="left"/>
+      <w:pPr>
+        <w:ind w:left="3600" w:hanging="360"/>
+      </w:pPr>
+      <w:rPr>
+        <w:rFonts w:ascii="Courier New" w:hAnsi="Courier New" w:cs="Courier New" w:hint="default"/>
+      </w:rPr>
+    </w:lvl>
+    <w:lvl w:ilvl="5" w:tplc="40090005" w:tentative="1">
+      <w:start w:val="1"/>
+      <w:numFmt w:val="bullet"/>
+      <w:lvlText w:val=""/>
+      <w:lvlJc w:val="left"/>
+      <w:pPr>
+        <w:ind w:left="4320" w:hanging="360"/>
+      </w:pPr>
+      <w:rPr>
+        <w:rFonts w:ascii="Wingdings" w:hAnsi="Wingdings" w:hint="default"/>
+      </w:rPr>
+    </w:lvl>
+    <w:lvl w:ilvl="6" w:tplc="40090001" w:tentative="1">
+      <w:start w:val="1"/>
+      <w:numFmt w:val="bullet"/>
+      <w:lvlText w:val=""/>
+      <w:lvlJc w:val="left"/>
+      <w:pPr>
+        <w:ind w:left="5040" w:hanging="360"/>
+      </w:pPr>
+      <w:rPr>
+        <w:rFonts w:ascii="Symbol" w:hAnsi="Symbol" w:hint="default"/>
+      </w:rPr>
+    </w:lvl>
+    <w:lvl w:ilvl="7" w:tplc="40090003" w:tentative="1">
+      <w:start w:val="1"/>
+      <w:numFmt w:val="bullet"/>
+      <w:lvlText w:val="o"/>
+      <w:lvlJc w:val="left"/>
+      <w:pPr>
+        <w:ind w:left="5760" w:hanging="360"/>
+      </w:pPr>
+      <w:rPr>
+        <w:rFonts w:ascii="Courier New" w:hAnsi="Courier New" w:cs="Courier New" w:hint="default"/>
+      </w:rPr>
+    </w:lvl>
+    <w:lvl w:ilvl="8" w:tplc="40090005" w:tentative="1">
+      <w:start w:val="1"/>
+      <w:numFmt w:val="bullet"/>
+      <w:lvlText w:val=""/>
+      <w:lvlJc w:val="left"/>
+      <w:pPr>
+        <w:ind w:left="6480" w:hanging="360"/>
+      </w:pPr>
+      <w:rPr>
+        <w:rFonts w:ascii="Wingdings" w:hAnsi="Wingdings" w:hint="default"/>
+      </w:rPr>
+    </w:lvl>
+  </w:abstractNum>
+  <w:abstractNum w:abstractNumId="20" w15:restartNumberingAfterBreak="0">
+    <w:nsid w:val="58F61B37"/>
+    <w:multiLevelType w:val="hybridMultilevel"/>
+    <w:tmpl w:val="6E785772"/>
+    <w:lvl w:ilvl="0" w:tplc="40090005">
+      <w:start w:val="1"/>
+      <w:numFmt w:val="bullet"/>
+      <w:lvlText w:val=""/>
+      <w:lvlJc w:val="left"/>
+      <w:pPr>
+        <w:ind w:left="743" w:hanging="360"/>
+      </w:pPr>
+      <w:rPr>
+        <w:rFonts w:ascii="Wingdings" w:hAnsi="Wingdings" w:hint="default"/>
+        <w:b w:val="0"/>
+        <w:bCs w:val="0"/>
+        <w:i w:val="0"/>
+        <w:iCs w:val="0"/>
+        <w:spacing w:val="0"/>
+        <w:w w:val="100"/>
+        <w:sz w:val="22"/>
+        <w:szCs w:val="22"/>
+        <w:lang w:val="en-US" w:eastAsia="en-US" w:bidi="ar-SA"/>
+      </w:rPr>
+    </w:lvl>
+    <w:lvl w:ilvl="1" w:tplc="FFFFFFFF">
+      <w:numFmt w:val="bullet"/>
+      <w:lvlText w:val="•"/>
+      <w:lvlJc w:val="left"/>
+      <w:pPr>
+        <w:ind w:left="1573" w:hanging="360"/>
+      </w:pPr>
+      <w:rPr>
+        <w:rFonts w:hint="default"/>
+        <w:lang w:val="en-US" w:eastAsia="en-US" w:bidi="ar-SA"/>
+      </w:rPr>
+    </w:lvl>
+    <w:lvl w:ilvl="2" w:tplc="FFFFFFFF">
+      <w:numFmt w:val="bullet"/>
+      <w:lvlText w:val="•"/>
+      <w:lvlJc w:val="left"/>
+      <w:pPr>
+        <w:ind w:left="2406" w:hanging="360"/>
+      </w:pPr>
+      <w:rPr>
+        <w:rFonts w:hint="default"/>
+        <w:lang w:val="en-US" w:eastAsia="en-US" w:bidi="ar-SA"/>
+      </w:rPr>
+    </w:lvl>
+    <w:lvl w:ilvl="3" w:tplc="FFFFFFFF">
+      <w:numFmt w:val="bullet"/>
+      <w:lvlText w:val="•"/>
+      <w:lvlJc w:val="left"/>
+      <w:pPr>
+        <w:ind w:left="3239" w:hanging="360"/>
+      </w:pPr>
+      <w:rPr>
+        <w:rFonts w:hint="default"/>
+        <w:lang w:val="en-US" w:eastAsia="en-US" w:bidi="ar-SA"/>
+      </w:rPr>
+    </w:lvl>
+    <w:lvl w:ilvl="4" w:tplc="FFFFFFFF">
+      <w:numFmt w:val="bullet"/>
+      <w:lvlText w:val="•"/>
+      <w:lvlJc w:val="left"/>
+      <w:pPr>
+        <w:ind w:left="4072" w:hanging="360"/>
+      </w:pPr>
+      <w:rPr>
+        <w:rFonts w:hint="default"/>
+        <w:lang w:val="en-US" w:eastAsia="en-US" w:bidi="ar-SA"/>
+      </w:rPr>
+    </w:lvl>
+    <w:lvl w:ilvl="5" w:tplc="FFFFFFFF">
+      <w:numFmt w:val="bullet"/>
+      <w:lvlText w:val="•"/>
+      <w:lvlJc w:val="left"/>
+      <w:pPr>
+        <w:ind w:left="4906" w:hanging="360"/>
+      </w:pPr>
+      <w:rPr>
+        <w:rFonts w:hint="default"/>
+        <w:lang w:val="en-US" w:eastAsia="en-US" w:bidi="ar-SA"/>
+      </w:rPr>
+    </w:lvl>
+    <w:lvl w:ilvl="6" w:tplc="FFFFFFFF">
+      <w:numFmt w:val="bullet"/>
+      <w:lvlText w:val="•"/>
+      <w:lvlJc w:val="left"/>
+      <w:pPr>
+        <w:ind w:left="5739" w:hanging="360"/>
+      </w:pPr>
+      <w:rPr>
+        <w:rFonts w:hint="default"/>
+        <w:lang w:val="en-US" w:eastAsia="en-US" w:bidi="ar-SA"/>
+      </w:rPr>
+    </w:lvl>
+    <w:lvl w:ilvl="7" w:tplc="FFFFFFFF">
+      <w:numFmt w:val="bullet"/>
+      <w:lvlText w:val="•"/>
+      <w:lvlJc w:val="left"/>
+      <w:pPr>
+        <w:ind w:left="6572" w:hanging="360"/>
+      </w:pPr>
+      <w:rPr>
+        <w:rFonts w:hint="default"/>
+        <w:lang w:val="en-US" w:eastAsia="en-US" w:bidi="ar-SA"/>
+      </w:rPr>
+    </w:lvl>
+    <w:lvl w:ilvl="8" w:tplc="FFFFFFFF">
+      <w:numFmt w:val="bullet"/>
+      <w:lvlText w:val="•"/>
+      <w:lvlJc w:val="left"/>
+      <w:pPr>
+        <w:ind w:left="7405" w:hanging="360"/>
+      </w:pPr>
+      <w:rPr>
+        <w:rFonts w:hint="default"/>
+        <w:lang w:val="en-US" w:eastAsia="en-US" w:bidi="ar-SA"/>
+      </w:rPr>
+    </w:lvl>
+  </w:abstractNum>
+  <w:abstractNum w:abstractNumId="21" w15:restartNumberingAfterBreak="0">
     <w:nsid w:val="5FEE7103"/>
     <w:multiLevelType w:val="hybridMultilevel"/>
     <w:tmpl w:val="27BCDE1E"/>
@@ -14193,7 +14937,123 @@
       </w:rPr>
     </w:lvl>
   </w:abstractNum>
-  <w:abstractNum w:abstractNumId="15" w15:restartNumberingAfterBreak="0">
+  <w:abstractNum w:abstractNumId="22" w15:restartNumberingAfterBreak="0">
+    <w:nsid w:val="63ED5726"/>
+    <w:multiLevelType w:val="hybridMultilevel"/>
+    <w:tmpl w:val="15662AD0"/>
+    <w:lvl w:ilvl="0" w:tplc="40090005">
+      <w:start w:val="1"/>
+      <w:numFmt w:val="bullet"/>
+      <w:lvlText w:val=""/>
+      <w:lvlJc w:val="left"/>
+      <w:pPr>
+        <w:ind w:left="360" w:hanging="360"/>
+      </w:pPr>
+      <w:rPr>
+        <w:rFonts w:ascii="Wingdings" w:hAnsi="Wingdings" w:hint="default"/>
+        <w:spacing w:val="0"/>
+        <w:w w:val="100"/>
+        <w:lang w:val="en-US" w:eastAsia="en-US" w:bidi="ar-SA"/>
+      </w:rPr>
+    </w:lvl>
+    <w:lvl w:ilvl="1" w:tplc="FFFFFFFF" w:tentative="1">
+      <w:start w:val="1"/>
+      <w:numFmt w:val="bullet"/>
+      <w:lvlText w:val="o"/>
+      <w:lvlJc w:val="left"/>
+      <w:pPr>
+        <w:ind w:left="1057" w:hanging="360"/>
+      </w:pPr>
+      <w:rPr>
+        <w:rFonts w:ascii="Courier New" w:hAnsi="Courier New" w:cs="Courier New" w:hint="default"/>
+      </w:rPr>
+    </w:lvl>
+    <w:lvl w:ilvl="2" w:tplc="FFFFFFFF" w:tentative="1">
+      <w:start w:val="1"/>
+      <w:numFmt w:val="bullet"/>
+      <w:lvlText w:val=""/>
+      <w:lvlJc w:val="left"/>
+      <w:pPr>
+        <w:ind w:left="1777" w:hanging="360"/>
+      </w:pPr>
+      <w:rPr>
+        <w:rFonts w:ascii="Wingdings" w:hAnsi="Wingdings" w:hint="default"/>
+      </w:rPr>
+    </w:lvl>
+    <w:lvl w:ilvl="3" w:tplc="FFFFFFFF" w:tentative="1">
+      <w:start w:val="1"/>
+      <w:numFmt w:val="bullet"/>
+      <w:lvlText w:val=""/>
+      <w:lvlJc w:val="left"/>
+      <w:pPr>
+        <w:ind w:left="2497" w:hanging="360"/>
+      </w:pPr>
+      <w:rPr>
+        <w:rFonts w:ascii="Symbol" w:hAnsi="Symbol" w:hint="default"/>
+      </w:rPr>
+    </w:lvl>
+    <w:lvl w:ilvl="4" w:tplc="FFFFFFFF" w:tentative="1">
+      <w:start w:val="1"/>
+      <w:numFmt w:val="bullet"/>
+      <w:lvlText w:val="o"/>
+      <w:lvlJc w:val="left"/>
+      <w:pPr>
+        <w:ind w:left="3217" w:hanging="360"/>
+      </w:pPr>
+      <w:rPr>
+        <w:rFonts w:ascii="Courier New" w:hAnsi="Courier New" w:cs="Courier New" w:hint="default"/>
+      </w:rPr>
+    </w:lvl>
+    <w:lvl w:ilvl="5" w:tplc="FFFFFFFF" w:tentative="1">
+      <w:start w:val="1"/>
+      <w:numFmt w:val="bullet"/>
+      <w:lvlText w:val=""/>
+      <w:lvlJc w:val="left"/>
+      <w:pPr>
+        <w:ind w:left="3937" w:hanging="360"/>
+      </w:pPr>
+      <w:rPr>
+        <w:rFonts w:ascii="Wingdings" w:hAnsi="Wingdings" w:hint="default"/>
+      </w:rPr>
+    </w:lvl>
+    <w:lvl w:ilvl="6" w:tplc="FFFFFFFF" w:tentative="1">
+      <w:start w:val="1"/>
+      <w:numFmt w:val="bullet"/>
+      <w:lvlText w:val=""/>
+      <w:lvlJc w:val="left"/>
+      <w:pPr>
+        <w:ind w:left="4657" w:hanging="360"/>
+      </w:pPr>
+      <w:rPr>
+        <w:rFonts w:ascii="Symbol" w:hAnsi="Symbol" w:hint="default"/>
+      </w:rPr>
+    </w:lvl>
+    <w:lvl w:ilvl="7" w:tplc="FFFFFFFF" w:tentative="1">
+      <w:start w:val="1"/>
+      <w:numFmt w:val="bullet"/>
+      <w:lvlText w:val="o"/>
+      <w:lvlJc w:val="left"/>
+      <w:pPr>
+        <w:ind w:left="5377" w:hanging="360"/>
+      </w:pPr>
+      <w:rPr>
+        <w:rFonts w:ascii="Courier New" w:hAnsi="Courier New" w:cs="Courier New" w:hint="default"/>
+      </w:rPr>
+    </w:lvl>
+    <w:lvl w:ilvl="8" w:tplc="FFFFFFFF" w:tentative="1">
+      <w:start w:val="1"/>
+      <w:numFmt w:val="bullet"/>
+      <w:lvlText w:val=""/>
+      <w:lvlJc w:val="left"/>
+      <w:pPr>
+        <w:ind w:left="6097" w:hanging="360"/>
+      </w:pPr>
+      <w:rPr>
+        <w:rFonts w:ascii="Wingdings" w:hAnsi="Wingdings" w:hint="default"/>
+      </w:rPr>
+    </w:lvl>
+  </w:abstractNum>
+  <w:abstractNum w:abstractNumId="23" w15:restartNumberingAfterBreak="0">
     <w:nsid w:val="69C73E56"/>
     <w:multiLevelType w:val="hybridMultilevel"/>
     <w:tmpl w:val="3612A7A8"/>
@@ -14314,53 +15174,193 @@
       </w:rPr>
     </w:lvl>
   </w:abstractNum>
+  <w:abstractNum w:abstractNumId="24" w15:restartNumberingAfterBreak="0">
+    <w:nsid w:val="7A3B7BB5"/>
+    <w:multiLevelType w:val="hybridMultilevel"/>
+    <w:tmpl w:val="24DEB63A"/>
+    <w:lvl w:ilvl="0" w:tplc="40090005">
+      <w:start w:val="1"/>
+      <w:numFmt w:val="bullet"/>
+      <w:lvlText w:val=""/>
+      <w:lvlJc w:val="left"/>
+      <w:pPr>
+        <w:ind w:left="720" w:hanging="360"/>
+      </w:pPr>
+      <w:rPr>
+        <w:rFonts w:ascii="Wingdings" w:hAnsi="Wingdings" w:hint="default"/>
+      </w:rPr>
+    </w:lvl>
+    <w:lvl w:ilvl="1" w:tplc="40090003" w:tentative="1">
+      <w:start w:val="1"/>
+      <w:numFmt w:val="bullet"/>
+      <w:lvlText w:val="o"/>
+      <w:lvlJc w:val="left"/>
+      <w:pPr>
+        <w:ind w:left="1440" w:hanging="360"/>
+      </w:pPr>
+      <w:rPr>
+        <w:rFonts w:ascii="Courier New" w:hAnsi="Courier New" w:cs="Courier New" w:hint="default"/>
+      </w:rPr>
+    </w:lvl>
+    <w:lvl w:ilvl="2" w:tplc="40090005" w:tentative="1">
+      <w:start w:val="1"/>
+      <w:numFmt w:val="bullet"/>
+      <w:lvlText w:val=""/>
+      <w:lvlJc w:val="left"/>
+      <w:pPr>
+        <w:ind w:left="2160" w:hanging="360"/>
+      </w:pPr>
+      <w:rPr>
+        <w:rFonts w:ascii="Wingdings" w:hAnsi="Wingdings" w:hint="default"/>
+      </w:rPr>
+    </w:lvl>
+    <w:lvl w:ilvl="3" w:tplc="40090001" w:tentative="1">
+      <w:start w:val="1"/>
+      <w:numFmt w:val="bullet"/>
+      <w:lvlText w:val=""/>
+      <w:lvlJc w:val="left"/>
+      <w:pPr>
+        <w:ind w:left="2880" w:hanging="360"/>
+      </w:pPr>
+      <w:rPr>
+        <w:rFonts w:ascii="Symbol" w:hAnsi="Symbol" w:hint="default"/>
+      </w:rPr>
+    </w:lvl>
+    <w:lvl w:ilvl="4" w:tplc="40090003" w:tentative="1">
+      <w:start w:val="1"/>
+      <w:numFmt w:val="bullet"/>
+      <w:lvlText w:val="o"/>
+      <w:lvlJc w:val="left"/>
+      <w:pPr>
+        <w:ind w:left="3600" w:hanging="360"/>
+      </w:pPr>
+      <w:rPr>
+        <w:rFonts w:ascii="Courier New" w:hAnsi="Courier New" w:cs="Courier New" w:hint="default"/>
+      </w:rPr>
+    </w:lvl>
+    <w:lvl w:ilvl="5" w:tplc="40090005" w:tentative="1">
+      <w:start w:val="1"/>
+      <w:numFmt w:val="bullet"/>
+      <w:lvlText w:val=""/>
+      <w:lvlJc w:val="left"/>
+      <w:pPr>
+        <w:ind w:left="4320" w:hanging="360"/>
+      </w:pPr>
+      <w:rPr>
+        <w:rFonts w:ascii="Wingdings" w:hAnsi="Wingdings" w:hint="default"/>
+      </w:rPr>
+    </w:lvl>
+    <w:lvl w:ilvl="6" w:tplc="40090001" w:tentative="1">
+      <w:start w:val="1"/>
+      <w:numFmt w:val="bullet"/>
+      <w:lvlText w:val=""/>
+      <w:lvlJc w:val="left"/>
+      <w:pPr>
+        <w:ind w:left="5040" w:hanging="360"/>
+      </w:pPr>
+      <w:rPr>
+        <w:rFonts w:ascii="Symbol" w:hAnsi="Symbol" w:hint="default"/>
+      </w:rPr>
+    </w:lvl>
+    <w:lvl w:ilvl="7" w:tplc="40090003" w:tentative="1">
+      <w:start w:val="1"/>
+      <w:numFmt w:val="bullet"/>
+      <w:lvlText w:val="o"/>
+      <w:lvlJc w:val="left"/>
+      <w:pPr>
+        <w:ind w:left="5760" w:hanging="360"/>
+      </w:pPr>
+      <w:rPr>
+        <w:rFonts w:ascii="Courier New" w:hAnsi="Courier New" w:cs="Courier New" w:hint="default"/>
+      </w:rPr>
+    </w:lvl>
+    <w:lvl w:ilvl="8" w:tplc="40090005" w:tentative="1">
+      <w:start w:val="1"/>
+      <w:numFmt w:val="bullet"/>
+      <w:lvlText w:val=""/>
+      <w:lvlJc w:val="left"/>
+      <w:pPr>
+        <w:ind w:left="6480" w:hanging="360"/>
+      </w:pPr>
+      <w:rPr>
+        <w:rFonts w:ascii="Wingdings" w:hAnsi="Wingdings" w:hint="default"/>
+      </w:rPr>
+    </w:lvl>
+  </w:abstractNum>
   <w:num w:numId="1" w16cid:durableId="1795325754">
-    <w:abstractNumId w:val="5"/>
+    <w:abstractNumId w:val="7"/>
   </w:num>
   <w:num w:numId="2" w16cid:durableId="1110928014">
     <w:abstractNumId w:val="1"/>
   </w:num>
   <w:num w:numId="3" w16cid:durableId="1784571632">
+    <w:abstractNumId w:val="4"/>
+  </w:num>
+  <w:num w:numId="4" w16cid:durableId="1004674500">
+    <w:abstractNumId w:val="9"/>
+  </w:num>
+  <w:num w:numId="5" w16cid:durableId="2020503827">
+    <w:abstractNumId w:val="23"/>
+  </w:num>
+  <w:num w:numId="6" w16cid:durableId="262884723">
+    <w:abstractNumId w:val="5"/>
+  </w:num>
+  <w:num w:numId="7" w16cid:durableId="1738934844">
+    <w:abstractNumId w:val="12"/>
+  </w:num>
+  <w:num w:numId="8" w16cid:durableId="1960187249">
+    <w:abstractNumId w:val="15"/>
+  </w:num>
+  <w:num w:numId="9" w16cid:durableId="1513185368">
+    <w:abstractNumId w:val="10"/>
+  </w:num>
+  <w:num w:numId="10" w16cid:durableId="1615400022">
+    <w:abstractNumId w:val="8"/>
+  </w:num>
+  <w:num w:numId="11" w16cid:durableId="927037685">
+    <w:abstractNumId w:val="17"/>
+  </w:num>
+  <w:num w:numId="12" w16cid:durableId="837160870">
     <w:abstractNumId w:val="3"/>
   </w:num>
-  <w:num w:numId="4" w16cid:durableId="1004674500">
-    <w:abstractNumId w:val="7"/>
-  </w:num>
-  <w:num w:numId="5" w16cid:durableId="2020503827">
-    <w:abstractNumId w:val="15"/>
-  </w:num>
-  <w:num w:numId="6" w16cid:durableId="262884723">
-    <w:abstractNumId w:val="4"/>
-  </w:num>
-  <w:num w:numId="7" w16cid:durableId="1738934844">
-    <w:abstractNumId w:val="9"/>
-  </w:num>
-  <w:num w:numId="8" w16cid:durableId="1960187249">
-    <w:abstractNumId w:val="11"/>
-  </w:num>
-  <w:num w:numId="9" w16cid:durableId="1513185368">
-    <w:abstractNumId w:val="8"/>
-  </w:num>
-  <w:num w:numId="10" w16cid:durableId="1615400022">
-    <w:abstractNumId w:val="6"/>
-  </w:num>
-  <w:num w:numId="11" w16cid:durableId="927037685">
-    <w:abstractNumId w:val="13"/>
-  </w:num>
-  <w:num w:numId="12" w16cid:durableId="837160870">
-    <w:abstractNumId w:val="2"/>
-  </w:num>
   <w:num w:numId="13" w16cid:durableId="1426417885">
-    <w:abstractNumId w:val="12"/>
+    <w:abstractNumId w:val="16"/>
   </w:num>
   <w:num w:numId="14" w16cid:durableId="1011375554">
-    <w:abstractNumId w:val="10"/>
+    <w:abstractNumId w:val="14"/>
   </w:num>
   <w:num w:numId="15" w16cid:durableId="1257254027">
-    <w:abstractNumId w:val="14"/>
+    <w:abstractNumId w:val="21"/>
   </w:num>
   <w:num w:numId="16" w16cid:durableId="1490558515">
     <w:abstractNumId w:val="0"/>
+  </w:num>
+  <w:num w:numId="17" w16cid:durableId="907152379">
+    <w:abstractNumId w:val="18"/>
+  </w:num>
+  <w:num w:numId="18" w16cid:durableId="412436103">
+    <w:abstractNumId w:val="24"/>
+  </w:num>
+  <w:num w:numId="19" w16cid:durableId="1038745640">
+    <w:abstractNumId w:val="20"/>
+  </w:num>
+  <w:num w:numId="20" w16cid:durableId="499807346">
+    <w:abstractNumId w:val="6"/>
+  </w:num>
+  <w:num w:numId="21" w16cid:durableId="328756493">
+    <w:abstractNumId w:val="19"/>
+  </w:num>
+  <w:num w:numId="22" w16cid:durableId="532310049">
+    <w:abstractNumId w:val="13"/>
+  </w:num>
+  <w:num w:numId="23" w16cid:durableId="1630163697">
+    <w:abstractNumId w:val="11"/>
+  </w:num>
+  <w:num w:numId="24" w16cid:durableId="201096267">
+    <w:abstractNumId w:val="22"/>
+  </w:num>
+  <w:num w:numId="25" w16cid:durableId="1929774255">
+    <w:abstractNumId w:val="2"/>
   </w:num>
 </w:numbering>
 </file>
@@ -14772,6 +15772,7 @@
   <w:style w:type="paragraph" w:styleId="Heading1">
     <w:name w:val="heading 1"/>
     <w:basedOn w:val="Normal"/>
+    <w:link w:val="Heading1Char"/>
     <w:uiPriority w:val="9"/>
     <w:qFormat/>
     <w:pPr>
@@ -14906,6 +15907,68 @@
       <w:spacing w:line="272" w:lineRule="exact"/>
       <w:ind w:left="108"/>
     </w:pPr>
+  </w:style>
+  <w:style w:type="character" w:customStyle="1" w:styleId="Heading1Char">
+    <w:name w:val="Heading 1 Char"/>
+    <w:basedOn w:val="DefaultParagraphFont"/>
+    <w:link w:val="Heading1"/>
+    <w:uiPriority w:val="9"/>
+    <w:rsid w:val="00105A88"/>
+    <w:rPr>
+      <w:rFonts w:ascii="Calibri" w:eastAsia="Calibri" w:hAnsi="Calibri" w:cs="Calibri"/>
+      <w:b/>
+      <w:bCs/>
+      <w:sz w:val="32"/>
+      <w:szCs w:val="32"/>
+    </w:rPr>
+  </w:style>
+  <w:style w:type="paragraph" w:styleId="Header">
+    <w:name w:val="header"/>
+    <w:basedOn w:val="Normal"/>
+    <w:link w:val="HeaderChar"/>
+    <w:uiPriority w:val="99"/>
+    <w:unhideWhenUsed/>
+    <w:rsid w:val="001C014A"/>
+    <w:pPr>
+      <w:tabs>
+        <w:tab w:val="center" w:pos="4513"/>
+        <w:tab w:val="right" w:pos="9026"/>
+      </w:tabs>
+    </w:pPr>
+  </w:style>
+  <w:style w:type="character" w:customStyle="1" w:styleId="HeaderChar">
+    <w:name w:val="Header Char"/>
+    <w:basedOn w:val="DefaultParagraphFont"/>
+    <w:link w:val="Header"/>
+    <w:uiPriority w:val="99"/>
+    <w:rsid w:val="001C014A"/>
+    <w:rPr>
+      <w:rFonts w:ascii="Calibri" w:eastAsia="Calibri" w:hAnsi="Calibri" w:cs="Calibri"/>
+    </w:rPr>
+  </w:style>
+  <w:style w:type="paragraph" w:styleId="Footer">
+    <w:name w:val="footer"/>
+    <w:basedOn w:val="Normal"/>
+    <w:link w:val="FooterChar"/>
+    <w:uiPriority w:val="99"/>
+    <w:unhideWhenUsed/>
+    <w:rsid w:val="001C014A"/>
+    <w:pPr>
+      <w:tabs>
+        <w:tab w:val="center" w:pos="4513"/>
+        <w:tab w:val="right" w:pos="9026"/>
+      </w:tabs>
+    </w:pPr>
+  </w:style>
+  <w:style w:type="character" w:customStyle="1" w:styleId="FooterChar">
+    <w:name w:val="Footer Char"/>
+    <w:basedOn w:val="DefaultParagraphFont"/>
+    <w:link w:val="Footer"/>
+    <w:uiPriority w:val="99"/>
+    <w:rsid w:val="001C014A"/>
+    <w:rPr>
+      <w:rFonts w:ascii="Calibri" w:eastAsia="Calibri" w:hAnsi="Calibri" w:cs="Calibri"/>
+    </w:rPr>
   </w:style>
 </w:styles>
 </file>
